--- a/lab5/ІН-204_Каленик_В._ЛБ5_ООП.docx
+++ b/lab5/ІН-204_Каленик_В._ЛБ5_ООП.docx
@@ -855,12 +855,9 @@
           <w:numId w:val="2"/>
         </w:numPr>
         <w:spacing w:after="0" w:before="0" w:line="360" w:lineRule="auto"/>
-        <w:ind w:left="720" w:hanging="11.338582677165334"/>
-        <w:jc w:val="both"/>
-        <w:rPr>
-          <w:sz w:val="24"/>
-          <w:szCs w:val="24"/>
-        </w:rPr>
+        <w:ind w:left="0" w:firstLine="708.6614173228347"/>
+        <w:jc w:val="both"/>
+        <w:rPr/>
       </w:pPr>
       <w:r>
         <w:rPr>
@@ -869,25 +866,12 @@
           <w:szCs w:val="28"/>
           <w:rtl w:val="0"/>
         </w:rPr>
-        <w:t xml:space="preserve">Entity (Сутність): звичайний Java-клас, який помічений анотацією </w:t>
-      </w:r>
-      <w:r>
-        <w:rPr>
-          <w:rFonts w:ascii="Times New Roman" w:cs="Times New Roman" w:eastAsia="Times New Roman" w:hAnsi="Times New Roman"/>
-          <w:sz w:val="28"/>
-          <w:szCs w:val="28"/>
-          <w:rtl w:val="0"/>
-        </w:rPr>
-        <w:t xml:space="preserve">@Entity</w:t>
-      </w:r>
-      <w:r>
-        <w:rPr>
-          <w:rFonts w:ascii="Times New Roman" w:cs="Times New Roman" w:eastAsia="Times New Roman" w:hAnsi="Times New Roman"/>
-          <w:sz w:val="28"/>
-          <w:szCs w:val="28"/>
-          <w:rtl w:val="0"/>
-        </w:rPr>
-        <w:t xml:space="preserve">. Кожен екземпляр такого класу відповідає конкретному рядку в таблиці БД.</w:t>
+        <w:t xml:space="preserve">Entity (Сутність): звичайний Java-клас, який помічений анотацією @Entity. Кожен екземпляр такого класу відповідає конкретному рядку в таблиці БД.</w:t>
+      </w:r>
+      <w:r>
+        <w:rPr>
+          <w:rtl w:val="0"/>
+        </w:rPr>
       </w:r>
     </w:p>
     <w:p>
@@ -897,12 +881,9 @@
           <w:numId w:val="2"/>
         </w:numPr>
         <w:spacing w:after="0" w:before="0" w:line="360" w:lineRule="auto"/>
-        <w:ind w:left="720" w:hanging="11.338582677165334"/>
-        <w:jc w:val="both"/>
-        <w:rPr>
-          <w:sz w:val="24"/>
-          <w:szCs w:val="24"/>
-        </w:rPr>
+        <w:ind w:left="0" w:firstLine="708.6614173228347"/>
+        <w:jc w:val="both"/>
+        <w:rPr/>
       </w:pPr>
       <w:r>
         <w:rPr>
@@ -912,6 +893,11 @@
           <w:rtl w:val="0"/>
         </w:rPr>
         <w:t xml:space="preserve">DAO (Data Access Object): Шаблон проектування, який ізолює логіку доступу до даних (CRUD-операції: Create, Read, Update, Delete) від загальної бізнес-логіки додатка.</w:t>
+      </w:r>
+      <w:r>
+        <w:rPr>
+          <w:rtl w:val="0"/>
+        </w:rPr>
       </w:r>
     </w:p>
     <w:p>
@@ -921,12 +907,9 @@
           <w:numId w:val="2"/>
         </w:numPr>
         <w:spacing w:after="0" w:before="0" w:line="360" w:lineRule="auto"/>
-        <w:ind w:left="720" w:hanging="11.338582677165334"/>
-        <w:jc w:val="both"/>
-        <w:rPr>
-          <w:sz w:val="24"/>
-          <w:szCs w:val="24"/>
-        </w:rPr>
+        <w:ind w:left="0" w:firstLine="708.6614173228347"/>
+        <w:jc w:val="both"/>
+        <w:rPr/>
       </w:pPr>
       <w:r>
         <w:rPr>
@@ -935,16 +918,12 @@
           <w:szCs w:val="28"/>
           <w:rtl w:val="0"/>
         </w:rPr>
-        <w:t xml:space="preserve">SessionFactory</w:t>
-      </w:r>
-      <w:r>
-        <w:rPr>
-          <w:rFonts w:ascii="Times New Roman" w:cs="Times New Roman" w:eastAsia="Times New Roman" w:hAnsi="Times New Roman"/>
-          <w:sz w:val="28"/>
-          <w:szCs w:val="28"/>
-          <w:rtl w:val="0"/>
-        </w:rPr>
-        <w:t xml:space="preserve"> – це важкий потокобезпечний об'єкт, який створюється один раз на весь час роботи додатка та конфігурує Hibernate. </w:t>
+        <w:t xml:space="preserve">SessionFactory – це важкий потокобезпечний об'єкт, який створюється один раз на весь час роботи додатка та конфігурує Hibernate. </w:t>
+      </w:r>
+      <w:r>
+        <w:rPr>
+          <w:rtl w:val="0"/>
+        </w:rPr>
       </w:r>
     </w:p>
     <w:p>
@@ -954,12 +933,9 @@
           <w:numId w:val="2"/>
         </w:numPr>
         <w:spacing w:after="0" w:before="0" w:line="360" w:lineRule="auto"/>
-        <w:ind w:left="720" w:hanging="11.338582677165334"/>
-        <w:jc w:val="both"/>
-        <w:rPr>
-          <w:sz w:val="24"/>
-          <w:szCs w:val="24"/>
-        </w:rPr>
+        <w:ind w:left="0" w:firstLine="708.6614173228347"/>
+        <w:jc w:val="both"/>
+        <w:rPr/>
       </w:pPr>
       <w:r>
         <w:rPr>
@@ -968,16 +944,34 @@
           <w:szCs w:val="28"/>
           <w:rtl w:val="0"/>
         </w:rPr>
-        <w:t xml:space="preserve">Session</w:t>
-      </w:r>
-      <w:r>
+        <w:t xml:space="preserve">Session – це короткочасне підключення, через яке виконуються безпосередні транзакції та запити.</w:t>
+      </w:r>
+      <w:r>
+        <w:rPr>
+          <w:rtl w:val="0"/>
+        </w:rPr>
+      </w:r>
+    </w:p>
+    <w:p>
+      <w:pPr>
+        <w:keepNext w:val="0"/>
+        <w:keepLines w:val="0"/>
+        <w:spacing w:after="0" w:before="0" w:line="360" w:lineRule="auto"/>
+        <w:ind w:left="0" w:firstLine="708.6614173228347"/>
+        <w:jc w:val="both"/>
         <w:rPr>
           <w:rFonts w:ascii="Times New Roman" w:cs="Times New Roman" w:eastAsia="Times New Roman" w:hAnsi="Times New Roman"/>
           <w:sz w:val="28"/>
           <w:szCs w:val="28"/>
-          <w:rtl w:val="0"/>
-        </w:rPr>
-        <w:t xml:space="preserve"> – це короткочасне підключення, через яке виконуються безпосередні транзакції та запити.</w:t>
+        </w:rPr>
+      </w:pPr>
+      <w:r>
+        <w:br w:type="page"/>
+      </w:r>
+      <w:r>
+        <w:rPr>
+          <w:rtl w:val="0"/>
+        </w:rPr>
       </w:r>
     </w:p>
     <w:p>
@@ -985,29 +979,7 @@
         <w:keepNext w:val="0"/>
         <w:keepLines w:val="0"/>
         <w:spacing w:after="0" w:before="0" w:line="360" w:lineRule="auto"/>
-        <w:ind w:firstLine="708.6614173228347"/>
-        <w:jc w:val="both"/>
-        <w:rPr>
-          <w:rFonts w:ascii="Times New Roman" w:cs="Times New Roman" w:eastAsia="Times New Roman" w:hAnsi="Times New Roman"/>
-          <w:sz w:val="28"/>
-          <w:szCs w:val="28"/>
-        </w:rPr>
-      </w:pPr>
-      <w:r>
-        <w:br w:type="page"/>
-      </w:r>
-      <w:r>
-        <w:rPr>
-          <w:rtl w:val="0"/>
-        </w:rPr>
-      </w:r>
-    </w:p>
-    <w:p>
-      <w:pPr>
-        <w:keepNext w:val="0"/>
-        <w:keepLines w:val="0"/>
-        <w:spacing w:after="0" w:before="0" w:line="360" w:lineRule="auto"/>
-        <w:ind w:firstLine="708.6614173228347"/>
+        <w:ind w:left="0" w:firstLine="708.6614173228347"/>
         <w:jc w:val="both"/>
         <w:rPr>
           <w:rFonts w:ascii="Times New Roman" w:cs="Times New Roman" w:eastAsia="Times New Roman" w:hAnsi="Times New Roman"/>
@@ -1032,12 +1004,9 @@
           <w:numId w:val="1"/>
         </w:numPr>
         <w:spacing w:after="0" w:before="0" w:line="360" w:lineRule="auto"/>
-        <w:ind w:left="720" w:hanging="11.338582677165334"/>
-        <w:jc w:val="both"/>
-        <w:rPr>
-          <w:sz w:val="28"/>
-          <w:szCs w:val="28"/>
-        </w:rPr>
+        <w:ind w:left="0" w:firstLine="708.6614173228347"/>
+        <w:jc w:val="both"/>
+        <w:rPr/>
       </w:pPr>
       <w:r>
         <w:rPr>
@@ -1046,16 +1015,12 @@
           <w:szCs w:val="28"/>
           <w:rtl w:val="0"/>
         </w:rPr>
-        <w:t xml:space="preserve">@OneToOne</w:t>
-      </w:r>
-      <w:r>
-        <w:rPr>
-          <w:rFonts w:ascii="Times New Roman" w:cs="Times New Roman" w:eastAsia="Times New Roman" w:hAnsi="Times New Roman"/>
-          <w:sz w:val="28"/>
-          <w:szCs w:val="28"/>
-          <w:rtl w:val="0"/>
-        </w:rPr>
-        <w:t xml:space="preserve"> (1:1): Один рядок у таблиці А відповідає рівно одному рядку в таблиці Б. (Приклад: Вантажівка – Техпаспорт).</w:t>
+        <w:t xml:space="preserve">@OneToOne (1:1): Один рядок у таблиці А відповідає рівно одному рядку в таблиці Б. (Приклад: Вантажівка – Техпаспорт).</w:t>
+      </w:r>
+      <w:r>
+        <w:rPr>
+          <w:rtl w:val="0"/>
+        </w:rPr>
       </w:r>
     </w:p>
     <w:p>
@@ -1065,12 +1030,9 @@
           <w:numId w:val="1"/>
         </w:numPr>
         <w:spacing w:after="0" w:before="0" w:line="360" w:lineRule="auto"/>
-        <w:ind w:left="720" w:hanging="11.338582677165334"/>
-        <w:jc w:val="both"/>
-        <w:rPr>
-          <w:sz w:val="28"/>
-          <w:szCs w:val="28"/>
-        </w:rPr>
+        <w:ind w:left="0" w:firstLine="708.6614173228347"/>
+        <w:jc w:val="both"/>
+        <w:rPr/>
       </w:pPr>
       <w:r>
         <w:rPr>
@@ -1079,16 +1041,12 @@
           <w:szCs w:val="28"/>
           <w:rtl w:val="0"/>
         </w:rPr>
-        <w:t xml:space="preserve">@OneToMany</w:t>
-      </w:r>
-      <w:r>
-        <w:rPr>
-          <w:rFonts w:ascii="Times New Roman" w:cs="Times New Roman" w:eastAsia="Times New Roman" w:hAnsi="Times New Roman"/>
-          <w:sz w:val="28"/>
-          <w:szCs w:val="28"/>
-          <w:rtl w:val="0"/>
-        </w:rPr>
-        <w:t xml:space="preserve"> (1:Б): Один рядок у таблиці А може бути зв'язаний з кількома рядками в таблиці Б. (Приклад: Диспетчер – Заявки на рейси).</w:t>
+        <w:t xml:space="preserve">@OneToMany (1:Б): Один рядок у таблиці А може бути зв'язаний з кількома рядками в таблиці Б. (Приклад: Диспетчер – Заявки на рейси).</w:t>
+      </w:r>
+      <w:r>
+        <w:rPr>
+          <w:rtl w:val="0"/>
+        </w:rPr>
       </w:r>
     </w:p>
     <w:p>
@@ -1098,12 +1056,9 @@
           <w:numId w:val="1"/>
         </w:numPr>
         <w:spacing w:after="0" w:before="0" w:line="360" w:lineRule="auto"/>
-        <w:ind w:left="720" w:hanging="11.338582677165334"/>
-        <w:jc w:val="both"/>
-        <w:rPr>
-          <w:sz w:val="28"/>
-          <w:szCs w:val="28"/>
-        </w:rPr>
+        <w:ind w:left="0" w:firstLine="708.6614173228347"/>
+        <w:jc w:val="both"/>
+        <w:rPr/>
       </w:pPr>
       <w:r>
         <w:rPr>
@@ -1112,16 +1067,12 @@
           <w:szCs w:val="28"/>
           <w:rtl w:val="0"/>
         </w:rPr>
-        <w:t xml:space="preserve">@ManyToMany</w:t>
-      </w:r>
-      <w:r>
-        <w:rPr>
-          <w:rFonts w:ascii="Times New Roman" w:cs="Times New Roman" w:eastAsia="Times New Roman" w:hAnsi="Times New Roman"/>
-          <w:sz w:val="28"/>
-          <w:szCs w:val="28"/>
-          <w:rtl w:val="0"/>
-        </w:rPr>
-        <w:t xml:space="preserve"> (Б:Б): Багато рядків у таблиці А можуть відповідати багатьом рядкам у таблиці Б. Для реалізації в БД завжди створюється проміжна таблиця лінкування. (Приклад: Водії – Вантажівки, оскільки один водій може керувати різними машинами, а на одну машину можуть призначатися різні водії по змінах).</w:t>
+        <w:t xml:space="preserve">@ManyToMany (Б:Б): Багато рядків у таблиці А можуть відповідати багатьом рядкам у таблиці Б. Для реалізації в БД завжди створюється проміжна таблиця лінкування. (Приклад: Водії – Вантажівки, оскільки один водій може керувати різними машинами, а на одну машину можуть призначатися різні водії по змінах).</w:t>
+      </w:r>
+      <w:r>
+        <w:rPr>
+          <w:rtl w:val="0"/>
+        </w:rPr>
       </w:r>
     </w:p>
     <w:p>
@@ -1208,12 +1159,12 @@
           <wp:inline distB="114300" distT="114300" distL="114300" distR="114300">
             <wp:extent cx="2327432" cy="3702732"/>
             <wp:effectExtent b="0" l="0" r="0" t="0"/>
-            <wp:docPr id="3" name="image3.png"/>
+            <wp:docPr id="1" name="image1.png"/>
             <a:graphic>
               <a:graphicData uri="http://schemas.openxmlformats.org/drawingml/2006/picture">
                 <pic:pic>
                   <pic:nvPicPr>
-                    <pic:cNvPr id="0" name="image3.png"/>
+                    <pic:cNvPr id="0" name="image1.png"/>
                     <pic:cNvPicPr preferRelativeResize="0"/>
                   </pic:nvPicPr>
                   <pic:blipFill>
@@ -1311,29 +1262,7 @@
           <w:szCs w:val="28"/>
           <w:rtl w:val="0"/>
         </w:rPr>
-        <w:t xml:space="preserve">3. Підключення необхідних бібліотек (</w:t>
-      </w:r>
-      <w:r>
-        <w:rPr>
-          <w:rFonts w:ascii="Times New Roman" w:cs="Times New Roman" w:eastAsia="Times New Roman" w:hAnsi="Times New Roman"/>
-          <w:b w:val="1"/>
-          <w:bCs w:val="1"/>
-          <w:sz w:val="28"/>
-          <w:szCs w:val="28"/>
-          <w:rtl w:val="0"/>
-        </w:rPr>
-        <w:t xml:space="preserve">pom.xml</w:t>
-      </w:r>
-      <w:r>
-        <w:rPr>
-          <w:rFonts w:ascii="Times New Roman" w:cs="Times New Roman" w:eastAsia="Times New Roman" w:hAnsi="Times New Roman"/>
-          <w:b w:val="1"/>
-          <w:bCs w:val="1"/>
-          <w:sz w:val="28"/>
-          <w:szCs w:val="28"/>
-          <w:rtl w:val="0"/>
-        </w:rPr>
-        <w:t xml:space="preserve">)</w:t>
+        <w:t xml:space="preserve">3. Підключення необхідних бібліотек (pom.xml)</w:t>
       </w:r>
     </w:p>
     <w:p>
@@ -3117,7 +3046,7 @@
           <wp:inline distB="114300" distT="114300" distL="114300" distR="114300">
             <wp:extent cx="4457700" cy="1809750"/>
             <wp:effectExtent b="0" l="0" r="0" t="0"/>
-            <wp:docPr id="5" name="image2.png"/>
+            <wp:docPr id="3" name="image2.png"/>
             <a:graphic>
               <a:graphicData uri="http://schemas.openxmlformats.org/drawingml/2006/picture">
                 <pic:pic>
@@ -3325,7 +3254,7 @@
           <w:szCs w:val="20"/>
           <w:rtl w:val="0"/>
         </w:rPr>
-        <w:t xml:space="preserve"># Адреса вашого сервера MySQL (localhost — ваш ПК, 3306 — стандартний порт, autobase_db — назва схеми)</w:t>
+        <w:t xml:space="preserve"># Адреса сервера </w:t>
       </w:r>
     </w:p>
     <w:p>
@@ -3412,7 +3341,7 @@
           <w:szCs w:val="20"/>
           <w:rtl w:val="0"/>
         </w:rPr>
-        <w:t xml:space="preserve"># Логін та пароль до вашого локального сервера MySQL</w:t>
+        <w:t xml:space="preserve"># логін та пароль </w:t>
       </w:r>
     </w:p>
     <w:p>
@@ -3630,7 +3559,7 @@
           <w:szCs w:val="20"/>
           <w:rtl w:val="0"/>
         </w:rPr>
-        <w:t xml:space="preserve"># Відображення запитів у консолі (залишаємо як було)</w:t>
+        <w:t xml:space="preserve"># Відображення запитів у консолі</w:t>
       </w:r>
     </w:p>
     <w:p>
@@ -5207,8 +5136,8 @@
           <w:b w:val="1"/>
           <w:bCs w:val="1"/>
           <w:color w:val="bcbec4"/>
-          <w:sz w:val="20"/>
-          <w:szCs w:val="20"/>
+          <w:sz w:val="16"/>
+          <w:szCs w:val="16"/>
         </w:rPr>
       </w:pPr>
       <w:r>
@@ -5217,8 +5146,8 @@
           <w:b w:val="1"/>
           <w:bCs w:val="1"/>
           <w:color w:val="cf8e6d"/>
-          <w:sz w:val="20"/>
-          <w:szCs w:val="20"/>
+          <w:sz w:val="16"/>
+          <w:szCs w:val="16"/>
           <w:rtl w:val="0"/>
         </w:rPr>
         <w:t xml:space="preserve">package </w:t>
@@ -5229,8 +5158,8 @@
           <w:b w:val="1"/>
           <w:bCs w:val="1"/>
           <w:color w:val="bcbec4"/>
-          <w:sz w:val="20"/>
-          <w:szCs w:val="20"/>
+          <w:sz w:val="16"/>
+          <w:szCs w:val="16"/>
           <w:rtl w:val="0"/>
         </w:rPr>
         <w:t xml:space="preserve">ua.autostation.entity;</w:t>
@@ -5247,29 +5176,29 @@
           <w:b w:val="1"/>
           <w:bCs w:val="1"/>
           <w:color w:val="bcbec4"/>
-          <w:sz w:val="20"/>
-          <w:szCs w:val="20"/>
-        </w:rPr>
-      </w:pPr>
-      <w:r>
-        <w:rPr>
-          <w:rtl w:val="0"/>
-        </w:rPr>
-      </w:r>
-    </w:p>
-    <w:p>
-      <w:pPr>
-        <w:shd w:fill="191a1c" w:val="clear"/>
-        <w:spacing w:line="360" w:lineRule="auto"/>
-        <w:ind w:firstLine="708.6614173228347"/>
-        <w:jc w:val="both"/>
-        <w:rPr>
-          <w:rFonts w:ascii="Courier New" w:cs="Courier New" w:eastAsia="Courier New" w:hAnsi="Courier New"/>
-          <w:b w:val="1"/>
-          <w:bCs w:val="1"/>
-          <w:color w:val="bcbec4"/>
-          <w:sz w:val="20"/>
-          <w:szCs w:val="20"/>
+          <w:sz w:val="16"/>
+          <w:szCs w:val="16"/>
+        </w:rPr>
+      </w:pPr>
+      <w:r>
+        <w:rPr>
+          <w:rtl w:val="0"/>
+        </w:rPr>
+      </w:r>
+    </w:p>
+    <w:p>
+      <w:pPr>
+        <w:shd w:fill="191a1c" w:val="clear"/>
+        <w:spacing w:line="360" w:lineRule="auto"/>
+        <w:ind w:firstLine="708.6614173228347"/>
+        <w:jc w:val="both"/>
+        <w:rPr>
+          <w:rFonts w:ascii="Courier New" w:cs="Courier New" w:eastAsia="Courier New" w:hAnsi="Courier New"/>
+          <w:b w:val="1"/>
+          <w:bCs w:val="1"/>
+          <w:color w:val="bcbec4"/>
+          <w:sz w:val="16"/>
+          <w:szCs w:val="16"/>
         </w:rPr>
       </w:pPr>
       <w:r>
@@ -5278,8 +5207,8 @@
           <w:b w:val="1"/>
           <w:bCs w:val="1"/>
           <w:color w:val="cf8e6d"/>
-          <w:sz w:val="20"/>
-          <w:szCs w:val="20"/>
+          <w:sz w:val="16"/>
+          <w:szCs w:val="16"/>
           <w:rtl w:val="0"/>
         </w:rPr>
         <w:t xml:space="preserve">import </w:t>
@@ -5290,8 +5219,8 @@
           <w:b w:val="1"/>
           <w:bCs w:val="1"/>
           <w:color w:val="bcbec4"/>
-          <w:sz w:val="20"/>
-          <w:szCs w:val="20"/>
+          <w:sz w:val="16"/>
+          <w:szCs w:val="16"/>
           <w:rtl w:val="0"/>
         </w:rPr>
         <w:t xml:space="preserve">jakarta.persistence.*;</w:t>
@@ -5308,8 +5237,8 @@
           <w:b w:val="1"/>
           <w:bCs w:val="1"/>
           <w:color w:val="bcbec4"/>
-          <w:sz w:val="20"/>
-          <w:szCs w:val="20"/>
+          <w:sz w:val="16"/>
+          <w:szCs w:val="16"/>
         </w:rPr>
       </w:pPr>
       <w:r>
@@ -5318,8 +5247,8 @@
           <w:b w:val="1"/>
           <w:bCs w:val="1"/>
           <w:color w:val="cf8e6d"/>
-          <w:sz w:val="20"/>
-          <w:szCs w:val="20"/>
+          <w:sz w:val="16"/>
+          <w:szCs w:val="16"/>
           <w:rtl w:val="0"/>
         </w:rPr>
         <w:t xml:space="preserve">import </w:t>
@@ -5330,8 +5259,8 @@
           <w:b w:val="1"/>
           <w:bCs w:val="1"/>
           <w:color w:val="bcbec4"/>
-          <w:sz w:val="20"/>
-          <w:szCs w:val="20"/>
+          <w:sz w:val="16"/>
+          <w:szCs w:val="16"/>
           <w:rtl w:val="0"/>
         </w:rPr>
         <w:t xml:space="preserve">java.util.ArrayList;</w:t>
@@ -5348,8 +5277,8 @@
           <w:b w:val="1"/>
           <w:bCs w:val="1"/>
           <w:color w:val="bcbec4"/>
-          <w:sz w:val="20"/>
-          <w:szCs w:val="20"/>
+          <w:sz w:val="16"/>
+          <w:szCs w:val="16"/>
         </w:rPr>
       </w:pPr>
       <w:r>
@@ -5358,8 +5287,8 @@
           <w:b w:val="1"/>
           <w:bCs w:val="1"/>
           <w:color w:val="cf8e6d"/>
-          <w:sz w:val="20"/>
-          <w:szCs w:val="20"/>
+          <w:sz w:val="16"/>
+          <w:szCs w:val="16"/>
           <w:rtl w:val="0"/>
         </w:rPr>
         <w:t xml:space="preserve">import </w:t>
@@ -5370,8 +5299,8 @@
           <w:b w:val="1"/>
           <w:bCs w:val="1"/>
           <w:color w:val="bcbec4"/>
-          <w:sz w:val="20"/>
-          <w:szCs w:val="20"/>
+          <w:sz w:val="16"/>
+          <w:szCs w:val="16"/>
           <w:rtl w:val="0"/>
         </w:rPr>
         <w:t xml:space="preserve">java.util.List;</w:t>
@@ -5388,8 +5317,8 @@
           <w:b w:val="1"/>
           <w:bCs w:val="1"/>
           <w:color w:val="bcbec4"/>
-          <w:sz w:val="20"/>
-          <w:szCs w:val="20"/>
+          <w:sz w:val="16"/>
+          <w:szCs w:val="16"/>
         </w:rPr>
       </w:pPr>
       <w:r>
@@ -5409,8 +5338,8 @@
           <w:b w:val="1"/>
           <w:bCs w:val="1"/>
           <w:color w:val="b3ae60"/>
-          <w:sz w:val="20"/>
-          <w:szCs w:val="20"/>
+          <w:sz w:val="16"/>
+          <w:szCs w:val="16"/>
         </w:rPr>
       </w:pPr>
       <w:r>
@@ -5419,8 +5348,8 @@
           <w:b w:val="1"/>
           <w:bCs w:val="1"/>
           <w:color w:val="b3ae60"/>
-          <w:sz w:val="20"/>
-          <w:szCs w:val="20"/>
+          <w:sz w:val="16"/>
+          <w:szCs w:val="16"/>
           <w:rtl w:val="0"/>
         </w:rPr>
         <w:t xml:space="preserve">@Entity</w:t>
@@ -5437,8 +5366,8 @@
           <w:b w:val="1"/>
           <w:bCs w:val="1"/>
           <w:color w:val="bcbec4"/>
-          <w:sz w:val="20"/>
-          <w:szCs w:val="20"/>
+          <w:sz w:val="16"/>
+          <w:szCs w:val="16"/>
         </w:rPr>
       </w:pPr>
       <w:r>
@@ -5447,8 +5376,8 @@
           <w:b w:val="1"/>
           <w:bCs w:val="1"/>
           <w:color w:val="b3ae60"/>
-          <w:sz w:val="20"/>
-          <w:szCs w:val="20"/>
+          <w:sz w:val="16"/>
+          <w:szCs w:val="16"/>
           <w:rtl w:val="0"/>
         </w:rPr>
         <w:t xml:space="preserve">@Table</w:t>
@@ -5459,8 +5388,8 @@
           <w:b w:val="1"/>
           <w:bCs w:val="1"/>
           <w:color w:val="bcbec4"/>
-          <w:sz w:val="20"/>
-          <w:szCs w:val="20"/>
+          <w:sz w:val="16"/>
+          <w:szCs w:val="16"/>
           <w:rtl w:val="0"/>
         </w:rPr>
         <w:t xml:space="preserve">(name = </w:t>
@@ -5471,8 +5400,8 @@
           <w:b w:val="1"/>
           <w:bCs w:val="1"/>
           <w:color w:val="6aab73"/>
-          <w:sz w:val="20"/>
-          <w:szCs w:val="20"/>
+          <w:sz w:val="16"/>
+          <w:szCs w:val="16"/>
           <w:rtl w:val="0"/>
         </w:rPr>
         <w:t xml:space="preserve">"drivers"</w:t>
@@ -5483,8 +5412,8 @@
           <w:b w:val="1"/>
           <w:bCs w:val="1"/>
           <w:color w:val="bcbec4"/>
-          <w:sz w:val="20"/>
-          <w:szCs w:val="20"/>
+          <w:sz w:val="16"/>
+          <w:szCs w:val="16"/>
           <w:rtl w:val="0"/>
         </w:rPr>
         <w:t xml:space="preserve">)</w:t>
@@ -5501,8 +5430,8 @@
           <w:b w:val="1"/>
           <w:bCs w:val="1"/>
           <w:color w:val="bcbec4"/>
-          <w:sz w:val="20"/>
-          <w:szCs w:val="20"/>
+          <w:sz w:val="16"/>
+          <w:szCs w:val="16"/>
         </w:rPr>
       </w:pPr>
       <w:r>
@@ -5511,8 +5440,8 @@
           <w:b w:val="1"/>
           <w:bCs w:val="1"/>
           <w:color w:val="cf8e6d"/>
-          <w:sz w:val="20"/>
-          <w:szCs w:val="20"/>
+          <w:sz w:val="16"/>
+          <w:szCs w:val="16"/>
           <w:rtl w:val="0"/>
         </w:rPr>
         <w:t xml:space="preserve">public class </w:t>
@@ -5523,8 +5452,8 @@
           <w:b w:val="1"/>
           <w:bCs w:val="1"/>
           <w:color w:val="bcbec4"/>
-          <w:sz w:val="20"/>
-          <w:szCs w:val="20"/>
+          <w:sz w:val="16"/>
+          <w:szCs w:val="16"/>
           <w:rtl w:val="0"/>
         </w:rPr>
         <w:t xml:space="preserve">Driver {</w:t>
@@ -5541,18 +5470,18 @@
           <w:b w:val="1"/>
           <w:bCs w:val="1"/>
           <w:color w:val="b3ae60"/>
-          <w:sz w:val="20"/>
-          <w:szCs w:val="20"/>
-        </w:rPr>
-      </w:pPr>
-      <w:r>
-        <w:rPr>
-          <w:rFonts w:ascii="Courier New" w:cs="Courier New" w:eastAsia="Courier New" w:hAnsi="Courier New"/>
-          <w:b w:val="1"/>
-          <w:bCs w:val="1"/>
-          <w:color w:val="bcbec4"/>
-          <w:sz w:val="20"/>
-          <w:szCs w:val="20"/>
+          <w:sz w:val="16"/>
+          <w:szCs w:val="16"/>
+        </w:rPr>
+      </w:pPr>
+      <w:r>
+        <w:rPr>
+          <w:rFonts w:ascii="Courier New" w:cs="Courier New" w:eastAsia="Courier New" w:hAnsi="Courier New"/>
+          <w:b w:val="1"/>
+          <w:bCs w:val="1"/>
+          <w:color w:val="bcbec4"/>
+          <w:sz w:val="16"/>
+          <w:szCs w:val="16"/>
           <w:rtl w:val="0"/>
         </w:rPr>
         <w:t xml:space="preserve">   </w:t>
@@ -5563,8 +5492,8 @@
           <w:b w:val="1"/>
           <w:bCs w:val="1"/>
           <w:color w:val="b3ae60"/>
-          <w:sz w:val="20"/>
-          <w:szCs w:val="20"/>
+          <w:sz w:val="16"/>
+          <w:szCs w:val="16"/>
           <w:rtl w:val="0"/>
         </w:rPr>
         <w:t xml:space="preserve">@Id</w:t>
@@ -5581,8 +5510,8 @@
           <w:b w:val="1"/>
           <w:bCs w:val="1"/>
           <w:color w:val="bcbec4"/>
-          <w:sz w:val="20"/>
-          <w:szCs w:val="20"/>
+          <w:sz w:val="16"/>
+          <w:szCs w:val="16"/>
         </w:rPr>
       </w:pPr>
       <w:r>
@@ -5591,8 +5520,8 @@
           <w:b w:val="1"/>
           <w:bCs w:val="1"/>
           <w:color w:val="b3ae60"/>
-          <w:sz w:val="20"/>
-          <w:szCs w:val="20"/>
+          <w:sz w:val="16"/>
+          <w:szCs w:val="16"/>
           <w:rtl w:val="0"/>
         </w:rPr>
         <w:t xml:space="preserve">   @GeneratedValue</w:t>
@@ -5603,8 +5532,8 @@
           <w:b w:val="1"/>
           <w:bCs w:val="1"/>
           <w:color w:val="bcbec4"/>
-          <w:sz w:val="20"/>
-          <w:szCs w:val="20"/>
+          <w:sz w:val="16"/>
+          <w:szCs w:val="16"/>
           <w:rtl w:val="0"/>
         </w:rPr>
         <w:t xml:space="preserve">(strategy = GenerationType.</w:t>
@@ -5617,8 +5546,8 @@
           <w:i w:val="1"/>
           <w:iCs w:val="1"/>
           <w:color w:val="c77dbb"/>
-          <w:sz w:val="20"/>
-          <w:szCs w:val="20"/>
+          <w:sz w:val="16"/>
+          <w:szCs w:val="16"/>
           <w:rtl w:val="0"/>
         </w:rPr>
         <w:t xml:space="preserve">IDENTITY</w:t>
@@ -5629,8 +5558,8 @@
           <w:b w:val="1"/>
           <w:bCs w:val="1"/>
           <w:color w:val="bcbec4"/>
-          <w:sz w:val="20"/>
-          <w:szCs w:val="20"/>
+          <w:sz w:val="16"/>
+          <w:szCs w:val="16"/>
           <w:rtl w:val="0"/>
         </w:rPr>
         <w:t xml:space="preserve">)</w:t>
@@ -5647,18 +5576,18 @@
           <w:b w:val="1"/>
           <w:bCs w:val="1"/>
           <w:color w:val="bcbec4"/>
-          <w:sz w:val="20"/>
-          <w:szCs w:val="20"/>
-        </w:rPr>
-      </w:pPr>
-      <w:r>
-        <w:rPr>
-          <w:rFonts w:ascii="Courier New" w:cs="Courier New" w:eastAsia="Courier New" w:hAnsi="Courier New"/>
-          <w:b w:val="1"/>
-          <w:bCs w:val="1"/>
-          <w:color w:val="bcbec4"/>
-          <w:sz w:val="20"/>
-          <w:szCs w:val="20"/>
+          <w:sz w:val="16"/>
+          <w:szCs w:val="16"/>
+        </w:rPr>
+      </w:pPr>
+      <w:r>
+        <w:rPr>
+          <w:rFonts w:ascii="Courier New" w:cs="Courier New" w:eastAsia="Courier New" w:hAnsi="Courier New"/>
+          <w:b w:val="1"/>
+          <w:bCs w:val="1"/>
+          <w:color w:val="bcbec4"/>
+          <w:sz w:val="16"/>
+          <w:szCs w:val="16"/>
           <w:rtl w:val="0"/>
         </w:rPr>
         <w:t xml:space="preserve">   </w:t>
@@ -5669,8 +5598,8 @@
           <w:b w:val="1"/>
           <w:bCs w:val="1"/>
           <w:color w:val="cf8e6d"/>
-          <w:sz w:val="20"/>
-          <w:szCs w:val="20"/>
+          <w:sz w:val="16"/>
+          <w:szCs w:val="16"/>
           <w:rtl w:val="0"/>
         </w:rPr>
         <w:t xml:space="preserve">private </w:t>
@@ -5681,8 +5610,8 @@
           <w:b w:val="1"/>
           <w:bCs w:val="1"/>
           <w:color w:val="bcbec4"/>
-          <w:sz w:val="20"/>
-          <w:szCs w:val="20"/>
+          <w:sz w:val="16"/>
+          <w:szCs w:val="16"/>
           <w:rtl w:val="0"/>
         </w:rPr>
         <w:t xml:space="preserve">Long </w:t>
@@ -5693,8 +5622,8 @@
           <w:b w:val="1"/>
           <w:bCs w:val="1"/>
           <w:color w:val="c77dbb"/>
-          <w:sz w:val="20"/>
-          <w:szCs w:val="20"/>
+          <w:sz w:val="16"/>
+          <w:szCs w:val="16"/>
           <w:rtl w:val="0"/>
         </w:rPr>
         <w:t xml:space="preserve">id</w:t>
@@ -5705,8 +5634,8 @@
           <w:b w:val="1"/>
           <w:bCs w:val="1"/>
           <w:color w:val="bcbec4"/>
-          <w:sz w:val="20"/>
-          <w:szCs w:val="20"/>
+          <w:sz w:val="16"/>
+          <w:szCs w:val="16"/>
           <w:rtl w:val="0"/>
         </w:rPr>
         <w:t xml:space="preserve">;</w:t>
@@ -5723,39 +5652,39 @@
           <w:b w:val="1"/>
           <w:bCs w:val="1"/>
           <w:color w:val="bcbec4"/>
-          <w:sz w:val="20"/>
-          <w:szCs w:val="20"/>
-        </w:rPr>
-      </w:pPr>
-      <w:r>
-        <w:rPr>
-          <w:rtl w:val="0"/>
-        </w:rPr>
-      </w:r>
-    </w:p>
-    <w:p>
-      <w:pPr>
-        <w:shd w:fill="191a1c" w:val="clear"/>
-        <w:spacing w:line="360" w:lineRule="auto"/>
-        <w:ind w:firstLine="708.6614173228347"/>
-        <w:jc w:val="both"/>
-        <w:rPr>
-          <w:rFonts w:ascii="Courier New" w:cs="Courier New" w:eastAsia="Courier New" w:hAnsi="Courier New"/>
-          <w:b w:val="1"/>
-          <w:bCs w:val="1"/>
-          <w:color w:val="bcbec4"/>
-          <w:sz w:val="20"/>
-          <w:szCs w:val="20"/>
-        </w:rPr>
-      </w:pPr>
-      <w:r>
-        <w:rPr>
-          <w:rFonts w:ascii="Courier New" w:cs="Courier New" w:eastAsia="Courier New" w:hAnsi="Courier New"/>
-          <w:b w:val="1"/>
-          <w:bCs w:val="1"/>
-          <w:color w:val="bcbec4"/>
-          <w:sz w:val="20"/>
-          <w:szCs w:val="20"/>
+          <w:sz w:val="16"/>
+          <w:szCs w:val="16"/>
+        </w:rPr>
+      </w:pPr>
+      <w:r>
+        <w:rPr>
+          <w:rtl w:val="0"/>
+        </w:rPr>
+      </w:r>
+    </w:p>
+    <w:p>
+      <w:pPr>
+        <w:shd w:fill="191a1c" w:val="clear"/>
+        <w:spacing w:line="360" w:lineRule="auto"/>
+        <w:ind w:firstLine="708.6614173228347"/>
+        <w:jc w:val="both"/>
+        <w:rPr>
+          <w:rFonts w:ascii="Courier New" w:cs="Courier New" w:eastAsia="Courier New" w:hAnsi="Courier New"/>
+          <w:b w:val="1"/>
+          <w:bCs w:val="1"/>
+          <w:color w:val="bcbec4"/>
+          <w:sz w:val="16"/>
+          <w:szCs w:val="16"/>
+        </w:rPr>
+      </w:pPr>
+      <w:r>
+        <w:rPr>
+          <w:rFonts w:ascii="Courier New" w:cs="Courier New" w:eastAsia="Courier New" w:hAnsi="Courier New"/>
+          <w:b w:val="1"/>
+          <w:bCs w:val="1"/>
+          <w:color w:val="bcbec4"/>
+          <w:sz w:val="16"/>
+          <w:szCs w:val="16"/>
           <w:rtl w:val="0"/>
         </w:rPr>
         <w:t xml:space="preserve">   </w:t>
@@ -5766,8 +5695,8 @@
           <w:b w:val="1"/>
           <w:bCs w:val="1"/>
           <w:color w:val="cf8e6d"/>
-          <w:sz w:val="20"/>
-          <w:szCs w:val="20"/>
+          <w:sz w:val="16"/>
+          <w:szCs w:val="16"/>
           <w:rtl w:val="0"/>
         </w:rPr>
         <w:t xml:space="preserve">private </w:t>
@@ -5778,8 +5707,8 @@
           <w:b w:val="1"/>
           <w:bCs w:val="1"/>
           <w:color w:val="bcbec4"/>
-          <w:sz w:val="20"/>
-          <w:szCs w:val="20"/>
+          <w:sz w:val="16"/>
+          <w:szCs w:val="16"/>
           <w:rtl w:val="0"/>
         </w:rPr>
         <w:t xml:space="preserve">String </w:t>
@@ -5790,8 +5719,8 @@
           <w:b w:val="1"/>
           <w:bCs w:val="1"/>
           <w:color w:val="c77dbb"/>
-          <w:sz w:val="20"/>
-          <w:szCs w:val="20"/>
+          <w:sz w:val="16"/>
+          <w:szCs w:val="16"/>
           <w:rtl w:val="0"/>
         </w:rPr>
         <w:t xml:space="preserve">name</w:t>
@@ -5802,8 +5731,8 @@
           <w:b w:val="1"/>
           <w:bCs w:val="1"/>
           <w:color w:val="bcbec4"/>
-          <w:sz w:val="20"/>
-          <w:szCs w:val="20"/>
+          <w:sz w:val="16"/>
+          <w:szCs w:val="16"/>
           <w:rtl w:val="0"/>
         </w:rPr>
         <w:t xml:space="preserve">;</w:t>
@@ -5820,8 +5749,8 @@
           <w:b w:val="1"/>
           <w:bCs w:val="1"/>
           <w:color w:val="bcbec4"/>
-          <w:sz w:val="20"/>
-          <w:szCs w:val="20"/>
+          <w:sz w:val="16"/>
+          <w:szCs w:val="16"/>
         </w:rPr>
       </w:pPr>
       <w:r>
@@ -5841,18 +5770,18 @@
           <w:b w:val="1"/>
           <w:bCs w:val="1"/>
           <w:color w:val="7a7e85"/>
-          <w:sz w:val="20"/>
-          <w:szCs w:val="20"/>
-        </w:rPr>
-      </w:pPr>
-      <w:r>
-        <w:rPr>
-          <w:rFonts w:ascii="Courier New" w:cs="Courier New" w:eastAsia="Courier New" w:hAnsi="Courier New"/>
-          <w:b w:val="1"/>
-          <w:bCs w:val="1"/>
-          <w:color w:val="bcbec4"/>
-          <w:sz w:val="20"/>
-          <w:szCs w:val="20"/>
+          <w:sz w:val="16"/>
+          <w:szCs w:val="16"/>
+        </w:rPr>
+      </w:pPr>
+      <w:r>
+        <w:rPr>
+          <w:rFonts w:ascii="Courier New" w:cs="Courier New" w:eastAsia="Courier New" w:hAnsi="Courier New"/>
+          <w:b w:val="1"/>
+          <w:bCs w:val="1"/>
+          <w:color w:val="bcbec4"/>
+          <w:sz w:val="16"/>
+          <w:szCs w:val="16"/>
           <w:rtl w:val="0"/>
         </w:rPr>
         <w:t xml:space="preserve">   </w:t>
@@ -5863,8 +5792,8 @@
           <w:b w:val="1"/>
           <w:bCs w:val="1"/>
           <w:color w:val="7a7e85"/>
-          <w:sz w:val="20"/>
-          <w:szCs w:val="20"/>
+          <w:sz w:val="16"/>
+          <w:szCs w:val="16"/>
           <w:rtl w:val="0"/>
         </w:rPr>
         <w:t xml:space="preserve">// Демонстрація 1:Б: у одного водія може бути список виконаних рейсів</w:t>
@@ -5881,8 +5810,8 @@
           <w:b w:val="1"/>
           <w:bCs w:val="1"/>
           <w:color w:val="bcbec4"/>
-          <w:sz w:val="20"/>
-          <w:szCs w:val="20"/>
+          <w:sz w:val="16"/>
+          <w:szCs w:val="16"/>
         </w:rPr>
       </w:pPr>
       <w:r>
@@ -5891,8 +5820,8 @@
           <w:b w:val="1"/>
           <w:bCs w:val="1"/>
           <w:color w:val="7a7e85"/>
-          <w:sz w:val="20"/>
-          <w:szCs w:val="20"/>
+          <w:sz w:val="16"/>
+          <w:szCs w:val="16"/>
           <w:rtl w:val="0"/>
         </w:rPr>
         <w:t xml:space="preserve">   </w:t>
@@ -5903,8 +5832,8 @@
           <w:b w:val="1"/>
           <w:bCs w:val="1"/>
           <w:color w:val="b3ae60"/>
-          <w:sz w:val="20"/>
-          <w:szCs w:val="20"/>
+          <w:sz w:val="16"/>
+          <w:szCs w:val="16"/>
           <w:rtl w:val="0"/>
         </w:rPr>
         <w:t xml:space="preserve">@OneToMany</w:t>
@@ -5915,8 +5844,8 @@
           <w:b w:val="1"/>
           <w:bCs w:val="1"/>
           <w:color w:val="bcbec4"/>
-          <w:sz w:val="20"/>
-          <w:szCs w:val="20"/>
+          <w:sz w:val="16"/>
+          <w:szCs w:val="16"/>
           <w:rtl w:val="0"/>
         </w:rPr>
         <w:t xml:space="preserve">(mappedBy = </w:t>
@@ -5927,8 +5856,8 @@
           <w:b w:val="1"/>
           <w:bCs w:val="1"/>
           <w:color w:val="6aab73"/>
-          <w:sz w:val="20"/>
-          <w:szCs w:val="20"/>
+          <w:sz w:val="16"/>
+          <w:szCs w:val="16"/>
           <w:rtl w:val="0"/>
         </w:rPr>
         <w:t xml:space="preserve">"driver"</w:t>
@@ -5939,8 +5868,8 @@
           <w:b w:val="1"/>
           <w:bCs w:val="1"/>
           <w:color w:val="bcbec4"/>
-          <w:sz w:val="20"/>
-          <w:szCs w:val="20"/>
+          <w:sz w:val="16"/>
+          <w:szCs w:val="16"/>
           <w:rtl w:val="0"/>
         </w:rPr>
         <w:t xml:space="preserve">, cascade = CascadeType.</w:t>
@@ -5953,8 +5882,8 @@
           <w:i w:val="1"/>
           <w:iCs w:val="1"/>
           <w:color w:val="c77dbb"/>
-          <w:sz w:val="20"/>
-          <w:szCs w:val="20"/>
+          <w:sz w:val="16"/>
+          <w:szCs w:val="16"/>
           <w:rtl w:val="0"/>
         </w:rPr>
         <w:t xml:space="preserve">ALL</w:t>
@@ -5965,8 +5894,8 @@
           <w:b w:val="1"/>
           <w:bCs w:val="1"/>
           <w:color w:val="bcbec4"/>
-          <w:sz w:val="20"/>
-          <w:szCs w:val="20"/>
+          <w:sz w:val="16"/>
+          <w:szCs w:val="16"/>
           <w:rtl w:val="0"/>
         </w:rPr>
         <w:t xml:space="preserve">, fetch = FetchType.</w:t>
@@ -5979,8 +5908,8 @@
           <w:i w:val="1"/>
           <w:iCs w:val="1"/>
           <w:color w:val="c77dbb"/>
-          <w:sz w:val="20"/>
-          <w:szCs w:val="20"/>
+          <w:sz w:val="16"/>
+          <w:szCs w:val="16"/>
           <w:rtl w:val="0"/>
         </w:rPr>
         <w:t xml:space="preserve">LAZY</w:t>
@@ -5991,8 +5920,8 @@
           <w:b w:val="1"/>
           <w:bCs w:val="1"/>
           <w:color w:val="bcbec4"/>
-          <w:sz w:val="20"/>
-          <w:szCs w:val="20"/>
+          <w:sz w:val="16"/>
+          <w:szCs w:val="16"/>
           <w:rtl w:val="0"/>
         </w:rPr>
         <w:t xml:space="preserve">)</w:t>
@@ -6009,18 +5938,18 @@
           <w:b w:val="1"/>
           <w:bCs w:val="1"/>
           <w:color w:val="bcbec4"/>
-          <w:sz w:val="20"/>
-          <w:szCs w:val="20"/>
-        </w:rPr>
-      </w:pPr>
-      <w:r>
-        <w:rPr>
-          <w:rFonts w:ascii="Courier New" w:cs="Courier New" w:eastAsia="Courier New" w:hAnsi="Courier New"/>
-          <w:b w:val="1"/>
-          <w:bCs w:val="1"/>
-          <w:color w:val="bcbec4"/>
-          <w:sz w:val="20"/>
-          <w:szCs w:val="20"/>
+          <w:sz w:val="16"/>
+          <w:szCs w:val="16"/>
+        </w:rPr>
+      </w:pPr>
+      <w:r>
+        <w:rPr>
+          <w:rFonts w:ascii="Courier New" w:cs="Courier New" w:eastAsia="Courier New" w:hAnsi="Courier New"/>
+          <w:b w:val="1"/>
+          <w:bCs w:val="1"/>
+          <w:color w:val="bcbec4"/>
+          <w:sz w:val="16"/>
+          <w:szCs w:val="16"/>
           <w:rtl w:val="0"/>
         </w:rPr>
         <w:t xml:space="preserve">   </w:t>
@@ -6031,8 +5960,8 @@
           <w:b w:val="1"/>
           <w:bCs w:val="1"/>
           <w:color w:val="cf8e6d"/>
-          <w:sz w:val="20"/>
-          <w:szCs w:val="20"/>
+          <w:sz w:val="16"/>
+          <w:szCs w:val="16"/>
           <w:rtl w:val="0"/>
         </w:rPr>
         <w:t xml:space="preserve">private </w:t>
@@ -6043,8 +5972,8 @@
           <w:b w:val="1"/>
           <w:bCs w:val="1"/>
           <w:color w:val="bcbec4"/>
-          <w:sz w:val="20"/>
-          <w:szCs w:val="20"/>
+          <w:sz w:val="16"/>
+          <w:szCs w:val="16"/>
           <w:rtl w:val="0"/>
         </w:rPr>
         <w:t xml:space="preserve">List&lt;TripRequest&gt; </w:t>
@@ -6055,8 +5984,8 @@
           <w:b w:val="1"/>
           <w:bCs w:val="1"/>
           <w:color w:val="c77dbb"/>
-          <w:sz w:val="20"/>
-          <w:szCs w:val="20"/>
+          <w:sz w:val="16"/>
+          <w:szCs w:val="16"/>
           <w:rtl w:val="0"/>
         </w:rPr>
         <w:t xml:space="preserve">trips </w:t>
@@ -6067,8 +5996,8 @@
           <w:b w:val="1"/>
           <w:bCs w:val="1"/>
           <w:color w:val="bcbec4"/>
-          <w:sz w:val="20"/>
-          <w:szCs w:val="20"/>
+          <w:sz w:val="16"/>
+          <w:szCs w:val="16"/>
           <w:rtl w:val="0"/>
         </w:rPr>
         <w:t xml:space="preserve">= </w:t>
@@ -6079,8 +6008,8 @@
           <w:b w:val="1"/>
           <w:bCs w:val="1"/>
           <w:color w:val="cf8e6d"/>
-          <w:sz w:val="20"/>
-          <w:szCs w:val="20"/>
+          <w:sz w:val="16"/>
+          <w:szCs w:val="16"/>
           <w:rtl w:val="0"/>
         </w:rPr>
         <w:t xml:space="preserve">new </w:t>
@@ -6091,8 +6020,8 @@
           <w:b w:val="1"/>
           <w:bCs w:val="1"/>
           <w:color w:val="bcbec4"/>
-          <w:sz w:val="20"/>
-          <w:szCs w:val="20"/>
+          <w:sz w:val="16"/>
+          <w:szCs w:val="16"/>
           <w:rtl w:val="0"/>
         </w:rPr>
         <w:t xml:space="preserve">ArrayList&lt;&gt;();</w:t>
@@ -6109,8 +6038,8 @@
           <w:b w:val="1"/>
           <w:bCs w:val="1"/>
           <w:color w:val="bcbec4"/>
-          <w:sz w:val="20"/>
-          <w:szCs w:val="20"/>
+          <w:sz w:val="16"/>
+          <w:szCs w:val="16"/>
         </w:rPr>
       </w:pPr>
       <w:r>
@@ -6130,18 +6059,18 @@
           <w:b w:val="1"/>
           <w:bCs w:val="1"/>
           <w:color w:val="7a7e85"/>
-          <w:sz w:val="20"/>
-          <w:szCs w:val="20"/>
-        </w:rPr>
-      </w:pPr>
-      <w:r>
-        <w:rPr>
-          <w:rFonts w:ascii="Courier New" w:cs="Courier New" w:eastAsia="Courier New" w:hAnsi="Courier New"/>
-          <w:b w:val="1"/>
-          <w:bCs w:val="1"/>
-          <w:color w:val="bcbec4"/>
-          <w:sz w:val="20"/>
-          <w:szCs w:val="20"/>
+          <w:sz w:val="16"/>
+          <w:szCs w:val="16"/>
+        </w:rPr>
+      </w:pPr>
+      <w:r>
+        <w:rPr>
+          <w:rFonts w:ascii="Courier New" w:cs="Courier New" w:eastAsia="Courier New" w:hAnsi="Courier New"/>
+          <w:b w:val="1"/>
+          <w:bCs w:val="1"/>
+          <w:color w:val="bcbec4"/>
+          <w:sz w:val="16"/>
+          <w:szCs w:val="16"/>
           <w:rtl w:val="0"/>
         </w:rPr>
         <w:t xml:space="preserve">   </w:t>
@@ -6152,8 +6081,8 @@
           <w:b w:val="1"/>
           <w:bCs w:val="1"/>
           <w:color w:val="7a7e85"/>
-          <w:sz w:val="20"/>
-          <w:szCs w:val="20"/>
+          <w:sz w:val="16"/>
+          <w:szCs w:val="16"/>
           <w:rtl w:val="0"/>
         </w:rPr>
         <w:t xml:space="preserve">// Демонстрація Б:Б (Головна сторона): створюється таблиця зв'язку links</w:t>
@@ -6170,8 +6099,8 @@
           <w:b w:val="1"/>
           <w:bCs w:val="1"/>
           <w:color w:val="bcbec4"/>
-          <w:sz w:val="20"/>
-          <w:szCs w:val="20"/>
+          <w:sz w:val="16"/>
+          <w:szCs w:val="16"/>
         </w:rPr>
       </w:pPr>
       <w:r>
@@ -6180,8 +6109,8 @@
           <w:b w:val="1"/>
           <w:bCs w:val="1"/>
           <w:color w:val="7a7e85"/>
-          <w:sz w:val="20"/>
-          <w:szCs w:val="20"/>
+          <w:sz w:val="16"/>
+          <w:szCs w:val="16"/>
           <w:rtl w:val="0"/>
         </w:rPr>
         <w:t xml:space="preserve">   </w:t>
@@ -6192,8 +6121,8 @@
           <w:b w:val="1"/>
           <w:bCs w:val="1"/>
           <w:color w:val="b3ae60"/>
-          <w:sz w:val="20"/>
-          <w:szCs w:val="20"/>
+          <w:sz w:val="16"/>
+          <w:szCs w:val="16"/>
           <w:rtl w:val="0"/>
         </w:rPr>
         <w:t xml:space="preserve">@ManyToMany</w:t>
@@ -6204,8 +6133,8 @@
           <w:b w:val="1"/>
           <w:bCs w:val="1"/>
           <w:color w:val="bcbec4"/>
-          <w:sz w:val="20"/>
-          <w:szCs w:val="20"/>
+          <w:sz w:val="16"/>
+          <w:szCs w:val="16"/>
           <w:rtl w:val="0"/>
         </w:rPr>
         <w:t xml:space="preserve">(cascade = CascadeType.</w:t>
@@ -6218,8 +6147,8 @@
           <w:i w:val="1"/>
           <w:iCs w:val="1"/>
           <w:color w:val="c77dbb"/>
-          <w:sz w:val="20"/>
-          <w:szCs w:val="20"/>
+          <w:sz w:val="16"/>
+          <w:szCs w:val="16"/>
           <w:rtl w:val="0"/>
         </w:rPr>
         <w:t xml:space="preserve">ALL</w:t>
@@ -6230,8 +6159,8 @@
           <w:b w:val="1"/>
           <w:bCs w:val="1"/>
           <w:color w:val="bcbec4"/>
-          <w:sz w:val="20"/>
-          <w:szCs w:val="20"/>
+          <w:sz w:val="16"/>
+          <w:szCs w:val="16"/>
           <w:rtl w:val="0"/>
         </w:rPr>
         <w:t xml:space="preserve">)</w:t>
@@ -6248,18 +6177,18 @@
           <w:b w:val="1"/>
           <w:bCs w:val="1"/>
           <w:color w:val="bcbec4"/>
-          <w:sz w:val="20"/>
-          <w:szCs w:val="20"/>
-        </w:rPr>
-      </w:pPr>
-      <w:r>
-        <w:rPr>
-          <w:rFonts w:ascii="Courier New" w:cs="Courier New" w:eastAsia="Courier New" w:hAnsi="Courier New"/>
-          <w:b w:val="1"/>
-          <w:bCs w:val="1"/>
-          <w:color w:val="bcbec4"/>
-          <w:sz w:val="20"/>
-          <w:szCs w:val="20"/>
+          <w:sz w:val="16"/>
+          <w:szCs w:val="16"/>
+        </w:rPr>
+      </w:pPr>
+      <w:r>
+        <w:rPr>
+          <w:rFonts w:ascii="Courier New" w:cs="Courier New" w:eastAsia="Courier New" w:hAnsi="Courier New"/>
+          <w:b w:val="1"/>
+          <w:bCs w:val="1"/>
+          <w:color w:val="bcbec4"/>
+          <w:sz w:val="16"/>
+          <w:szCs w:val="16"/>
           <w:rtl w:val="0"/>
         </w:rPr>
         <w:t xml:space="preserve">   </w:t>
@@ -6270,8 +6199,8 @@
           <w:b w:val="1"/>
           <w:bCs w:val="1"/>
           <w:color w:val="b3ae60"/>
-          <w:sz w:val="20"/>
-          <w:szCs w:val="20"/>
+          <w:sz w:val="16"/>
+          <w:szCs w:val="16"/>
           <w:rtl w:val="0"/>
         </w:rPr>
         <w:t xml:space="preserve">@JoinTable</w:t>
@@ -6282,8 +6211,8 @@
           <w:b w:val="1"/>
           <w:bCs w:val="1"/>
           <w:color w:val="bcbec4"/>
-          <w:sz w:val="20"/>
-          <w:szCs w:val="20"/>
+          <w:sz w:val="16"/>
+          <w:szCs w:val="16"/>
           <w:rtl w:val="0"/>
         </w:rPr>
         <w:t xml:space="preserve">(</w:t>
@@ -6300,18 +6229,18 @@
           <w:b w:val="1"/>
           <w:bCs w:val="1"/>
           <w:color w:val="bcbec4"/>
-          <w:sz w:val="20"/>
-          <w:szCs w:val="20"/>
-        </w:rPr>
-      </w:pPr>
-      <w:r>
-        <w:rPr>
-          <w:rFonts w:ascii="Courier New" w:cs="Courier New" w:eastAsia="Courier New" w:hAnsi="Courier New"/>
-          <w:b w:val="1"/>
-          <w:bCs w:val="1"/>
-          <w:color w:val="bcbec4"/>
-          <w:sz w:val="20"/>
-          <w:szCs w:val="20"/>
+          <w:sz w:val="16"/>
+          <w:szCs w:val="16"/>
+        </w:rPr>
+      </w:pPr>
+      <w:r>
+        <w:rPr>
+          <w:rFonts w:ascii="Courier New" w:cs="Courier New" w:eastAsia="Courier New" w:hAnsi="Courier New"/>
+          <w:b w:val="1"/>
+          <w:bCs w:val="1"/>
+          <w:color w:val="bcbec4"/>
+          <w:sz w:val="16"/>
+          <w:szCs w:val="16"/>
           <w:rtl w:val="0"/>
         </w:rPr>
         <w:t xml:space="preserve">           name = </w:t>
@@ -6322,8 +6251,8 @@
           <w:b w:val="1"/>
           <w:bCs w:val="1"/>
           <w:color w:val="6aab73"/>
-          <w:sz w:val="20"/>
-          <w:szCs w:val="20"/>
+          <w:sz w:val="16"/>
+          <w:szCs w:val="16"/>
           <w:rtl w:val="0"/>
         </w:rPr>
         <w:t xml:space="preserve">"driver_truck_links"</w:t>
@@ -6334,8 +6263,8 @@
           <w:b w:val="1"/>
           <w:bCs w:val="1"/>
           <w:color w:val="bcbec4"/>
-          <w:sz w:val="20"/>
-          <w:szCs w:val="20"/>
+          <w:sz w:val="16"/>
+          <w:szCs w:val="16"/>
           <w:rtl w:val="0"/>
         </w:rPr>
         <w:t xml:space="preserve">,</w:t>
@@ -6352,18 +6281,18 @@
           <w:b w:val="1"/>
           <w:bCs w:val="1"/>
           <w:color w:val="bcbec4"/>
-          <w:sz w:val="20"/>
-          <w:szCs w:val="20"/>
-        </w:rPr>
-      </w:pPr>
-      <w:r>
-        <w:rPr>
-          <w:rFonts w:ascii="Courier New" w:cs="Courier New" w:eastAsia="Courier New" w:hAnsi="Courier New"/>
-          <w:b w:val="1"/>
-          <w:bCs w:val="1"/>
-          <w:color w:val="bcbec4"/>
-          <w:sz w:val="20"/>
-          <w:szCs w:val="20"/>
+          <w:sz w:val="16"/>
+          <w:szCs w:val="16"/>
+        </w:rPr>
+      </w:pPr>
+      <w:r>
+        <w:rPr>
+          <w:rFonts w:ascii="Courier New" w:cs="Courier New" w:eastAsia="Courier New" w:hAnsi="Courier New"/>
+          <w:b w:val="1"/>
+          <w:bCs w:val="1"/>
+          <w:color w:val="bcbec4"/>
+          <w:sz w:val="16"/>
+          <w:szCs w:val="16"/>
           <w:rtl w:val="0"/>
         </w:rPr>
         <w:t xml:space="preserve">           joinColumns = </w:t>
@@ -6374,8 +6303,8 @@
           <w:b w:val="1"/>
           <w:bCs w:val="1"/>
           <w:color w:val="b3ae60"/>
-          <w:sz w:val="20"/>
-          <w:szCs w:val="20"/>
+          <w:sz w:val="16"/>
+          <w:szCs w:val="16"/>
           <w:rtl w:val="0"/>
         </w:rPr>
         <w:t xml:space="preserve">@JoinColumn</w:t>
@@ -6386,8 +6315,8 @@
           <w:b w:val="1"/>
           <w:bCs w:val="1"/>
           <w:color w:val="bcbec4"/>
-          <w:sz w:val="20"/>
-          <w:szCs w:val="20"/>
+          <w:sz w:val="16"/>
+          <w:szCs w:val="16"/>
           <w:rtl w:val="0"/>
         </w:rPr>
         <w:t xml:space="preserve">(name = </w:t>
@@ -6398,8 +6327,8 @@
           <w:b w:val="1"/>
           <w:bCs w:val="1"/>
           <w:color w:val="6aab73"/>
-          <w:sz w:val="20"/>
-          <w:szCs w:val="20"/>
+          <w:sz w:val="16"/>
+          <w:szCs w:val="16"/>
           <w:rtl w:val="0"/>
         </w:rPr>
         <w:t xml:space="preserve">"driver_id"</w:t>
@@ -6410,8 +6339,8 @@
           <w:b w:val="1"/>
           <w:bCs w:val="1"/>
           <w:color w:val="bcbec4"/>
-          <w:sz w:val="20"/>
-          <w:szCs w:val="20"/>
+          <w:sz w:val="16"/>
+          <w:szCs w:val="16"/>
           <w:rtl w:val="0"/>
         </w:rPr>
         <w:t xml:space="preserve">),</w:t>
@@ -6428,18 +6357,18 @@
           <w:b w:val="1"/>
           <w:bCs w:val="1"/>
           <w:color w:val="bcbec4"/>
-          <w:sz w:val="20"/>
-          <w:szCs w:val="20"/>
-        </w:rPr>
-      </w:pPr>
-      <w:r>
-        <w:rPr>
-          <w:rFonts w:ascii="Courier New" w:cs="Courier New" w:eastAsia="Courier New" w:hAnsi="Courier New"/>
-          <w:b w:val="1"/>
-          <w:bCs w:val="1"/>
-          <w:color w:val="bcbec4"/>
-          <w:sz w:val="20"/>
-          <w:szCs w:val="20"/>
+          <w:sz w:val="16"/>
+          <w:szCs w:val="16"/>
+        </w:rPr>
+      </w:pPr>
+      <w:r>
+        <w:rPr>
+          <w:rFonts w:ascii="Courier New" w:cs="Courier New" w:eastAsia="Courier New" w:hAnsi="Courier New"/>
+          <w:b w:val="1"/>
+          <w:bCs w:val="1"/>
+          <w:color w:val="bcbec4"/>
+          <w:sz w:val="16"/>
+          <w:szCs w:val="16"/>
           <w:rtl w:val="0"/>
         </w:rPr>
         <w:t xml:space="preserve">           inverseJoinColumns = </w:t>
@@ -6450,8 +6379,8 @@
           <w:b w:val="1"/>
           <w:bCs w:val="1"/>
           <w:color w:val="b3ae60"/>
-          <w:sz w:val="20"/>
-          <w:szCs w:val="20"/>
+          <w:sz w:val="16"/>
+          <w:szCs w:val="16"/>
           <w:rtl w:val="0"/>
         </w:rPr>
         <w:t xml:space="preserve">@JoinColumn</w:t>
@@ -6462,8 +6391,8 @@
           <w:b w:val="1"/>
           <w:bCs w:val="1"/>
           <w:color w:val="bcbec4"/>
-          <w:sz w:val="20"/>
-          <w:szCs w:val="20"/>
+          <w:sz w:val="16"/>
+          <w:szCs w:val="16"/>
           <w:rtl w:val="0"/>
         </w:rPr>
         <w:t xml:space="preserve">(name = </w:t>
@@ -6474,8 +6403,8 @@
           <w:b w:val="1"/>
           <w:bCs w:val="1"/>
           <w:color w:val="6aab73"/>
-          <w:sz w:val="20"/>
-          <w:szCs w:val="20"/>
+          <w:sz w:val="16"/>
+          <w:szCs w:val="16"/>
           <w:rtl w:val="0"/>
         </w:rPr>
         <w:t xml:space="preserve">"truck_id"</w:t>
@@ -6486,8 +6415,8 @@
           <w:b w:val="1"/>
           <w:bCs w:val="1"/>
           <w:color w:val="bcbec4"/>
-          <w:sz w:val="20"/>
-          <w:szCs w:val="20"/>
+          <w:sz w:val="16"/>
+          <w:szCs w:val="16"/>
           <w:rtl w:val="0"/>
         </w:rPr>
         <w:t xml:space="preserve">)</w:t>
@@ -6504,18 +6433,18 @@
           <w:b w:val="1"/>
           <w:bCs w:val="1"/>
           <w:color w:val="bcbec4"/>
-          <w:sz w:val="20"/>
-          <w:szCs w:val="20"/>
-        </w:rPr>
-      </w:pPr>
-      <w:r>
-        <w:rPr>
-          <w:rFonts w:ascii="Courier New" w:cs="Courier New" w:eastAsia="Courier New" w:hAnsi="Courier New"/>
-          <w:b w:val="1"/>
-          <w:bCs w:val="1"/>
-          <w:color w:val="bcbec4"/>
-          <w:sz w:val="20"/>
-          <w:szCs w:val="20"/>
+          <w:sz w:val="16"/>
+          <w:szCs w:val="16"/>
+        </w:rPr>
+      </w:pPr>
+      <w:r>
+        <w:rPr>
+          <w:rFonts w:ascii="Courier New" w:cs="Courier New" w:eastAsia="Courier New" w:hAnsi="Courier New"/>
+          <w:b w:val="1"/>
+          <w:bCs w:val="1"/>
+          <w:color w:val="bcbec4"/>
+          <w:sz w:val="16"/>
+          <w:szCs w:val="16"/>
           <w:rtl w:val="0"/>
         </w:rPr>
         <w:t xml:space="preserve">   )</w:t>
@@ -6532,18 +6461,18 @@
           <w:b w:val="1"/>
           <w:bCs w:val="1"/>
           <w:color w:val="bcbec4"/>
-          <w:sz w:val="20"/>
-          <w:szCs w:val="20"/>
-        </w:rPr>
-      </w:pPr>
-      <w:r>
-        <w:rPr>
-          <w:rFonts w:ascii="Courier New" w:cs="Courier New" w:eastAsia="Courier New" w:hAnsi="Courier New"/>
-          <w:b w:val="1"/>
-          <w:bCs w:val="1"/>
-          <w:color w:val="bcbec4"/>
-          <w:sz w:val="20"/>
-          <w:szCs w:val="20"/>
+          <w:sz w:val="16"/>
+          <w:szCs w:val="16"/>
+        </w:rPr>
+      </w:pPr>
+      <w:r>
+        <w:rPr>
+          <w:rFonts w:ascii="Courier New" w:cs="Courier New" w:eastAsia="Courier New" w:hAnsi="Courier New"/>
+          <w:b w:val="1"/>
+          <w:bCs w:val="1"/>
+          <w:color w:val="bcbec4"/>
+          <w:sz w:val="16"/>
+          <w:szCs w:val="16"/>
           <w:rtl w:val="0"/>
         </w:rPr>
         <w:t xml:space="preserve">   </w:t>
@@ -6554,8 +6483,8 @@
           <w:b w:val="1"/>
           <w:bCs w:val="1"/>
           <w:color w:val="cf8e6d"/>
-          <w:sz w:val="20"/>
-          <w:szCs w:val="20"/>
+          <w:sz w:val="16"/>
+          <w:szCs w:val="16"/>
           <w:rtl w:val="0"/>
         </w:rPr>
         <w:t xml:space="preserve">private </w:t>
@@ -6566,8 +6495,8 @@
           <w:b w:val="1"/>
           <w:bCs w:val="1"/>
           <w:color w:val="bcbec4"/>
-          <w:sz w:val="20"/>
-          <w:szCs w:val="20"/>
+          <w:sz w:val="16"/>
+          <w:szCs w:val="16"/>
           <w:rtl w:val="0"/>
         </w:rPr>
         <w:t xml:space="preserve">List&lt;Truck&gt; </w:t>
@@ -6578,8 +6507,8 @@
           <w:b w:val="1"/>
           <w:bCs w:val="1"/>
           <w:color w:val="c77dbb"/>
-          <w:sz w:val="20"/>
-          <w:szCs w:val="20"/>
+          <w:sz w:val="16"/>
+          <w:szCs w:val="16"/>
           <w:rtl w:val="0"/>
         </w:rPr>
         <w:t xml:space="preserve">trucks </w:t>
@@ -6590,8 +6519,8 @@
           <w:b w:val="1"/>
           <w:bCs w:val="1"/>
           <w:color w:val="bcbec4"/>
-          <w:sz w:val="20"/>
-          <w:szCs w:val="20"/>
+          <w:sz w:val="16"/>
+          <w:szCs w:val="16"/>
           <w:rtl w:val="0"/>
         </w:rPr>
         <w:t xml:space="preserve">= </w:t>
@@ -6602,8 +6531,8 @@
           <w:b w:val="1"/>
           <w:bCs w:val="1"/>
           <w:color w:val="cf8e6d"/>
-          <w:sz w:val="20"/>
-          <w:szCs w:val="20"/>
+          <w:sz w:val="16"/>
+          <w:szCs w:val="16"/>
           <w:rtl w:val="0"/>
         </w:rPr>
         <w:t xml:space="preserve">new </w:t>
@@ -6614,8 +6543,8 @@
           <w:b w:val="1"/>
           <w:bCs w:val="1"/>
           <w:color w:val="bcbec4"/>
-          <w:sz w:val="20"/>
-          <w:szCs w:val="20"/>
+          <w:sz w:val="16"/>
+          <w:szCs w:val="16"/>
           <w:rtl w:val="0"/>
         </w:rPr>
         <w:t xml:space="preserve">ArrayList&lt;&gt;();</w:t>
@@ -6632,39 +6561,39 @@
           <w:b w:val="1"/>
           <w:bCs w:val="1"/>
           <w:color w:val="bcbec4"/>
-          <w:sz w:val="20"/>
-          <w:szCs w:val="20"/>
-        </w:rPr>
-      </w:pPr>
-      <w:r>
-        <w:rPr>
-          <w:rtl w:val="0"/>
-        </w:rPr>
-      </w:r>
-    </w:p>
-    <w:p>
-      <w:pPr>
-        <w:shd w:fill="191a1c" w:val="clear"/>
-        <w:spacing w:line="360" w:lineRule="auto"/>
-        <w:ind w:firstLine="708.6614173228347"/>
-        <w:jc w:val="both"/>
-        <w:rPr>
-          <w:rFonts w:ascii="Courier New" w:cs="Courier New" w:eastAsia="Courier New" w:hAnsi="Courier New"/>
-          <w:b w:val="1"/>
-          <w:bCs w:val="1"/>
-          <w:color w:val="bcbec4"/>
-          <w:sz w:val="20"/>
-          <w:szCs w:val="20"/>
-        </w:rPr>
-      </w:pPr>
-      <w:r>
-        <w:rPr>
-          <w:rFonts w:ascii="Courier New" w:cs="Courier New" w:eastAsia="Courier New" w:hAnsi="Courier New"/>
-          <w:b w:val="1"/>
-          <w:bCs w:val="1"/>
-          <w:color w:val="bcbec4"/>
-          <w:sz w:val="20"/>
-          <w:szCs w:val="20"/>
+          <w:sz w:val="16"/>
+          <w:szCs w:val="16"/>
+        </w:rPr>
+      </w:pPr>
+      <w:r>
+        <w:rPr>
+          <w:rtl w:val="0"/>
+        </w:rPr>
+      </w:r>
+    </w:p>
+    <w:p>
+      <w:pPr>
+        <w:shd w:fill="191a1c" w:val="clear"/>
+        <w:spacing w:line="360" w:lineRule="auto"/>
+        <w:ind w:firstLine="708.6614173228347"/>
+        <w:jc w:val="both"/>
+        <w:rPr>
+          <w:rFonts w:ascii="Courier New" w:cs="Courier New" w:eastAsia="Courier New" w:hAnsi="Courier New"/>
+          <w:b w:val="1"/>
+          <w:bCs w:val="1"/>
+          <w:color w:val="bcbec4"/>
+          <w:sz w:val="16"/>
+          <w:szCs w:val="16"/>
+        </w:rPr>
+      </w:pPr>
+      <w:r>
+        <w:rPr>
+          <w:rFonts w:ascii="Courier New" w:cs="Courier New" w:eastAsia="Courier New" w:hAnsi="Courier New"/>
+          <w:b w:val="1"/>
+          <w:bCs w:val="1"/>
+          <w:color w:val="bcbec4"/>
+          <w:sz w:val="16"/>
+          <w:szCs w:val="16"/>
           <w:rtl w:val="0"/>
         </w:rPr>
         <w:t xml:space="preserve">   </w:t>
@@ -6675,8 +6604,8 @@
           <w:b w:val="1"/>
           <w:bCs w:val="1"/>
           <w:color w:val="cf8e6d"/>
-          <w:sz w:val="20"/>
-          <w:szCs w:val="20"/>
+          <w:sz w:val="16"/>
+          <w:szCs w:val="16"/>
           <w:rtl w:val="0"/>
         </w:rPr>
         <w:t xml:space="preserve">public </w:t>
@@ -6687,8 +6616,8 @@
           <w:b w:val="1"/>
           <w:bCs w:val="1"/>
           <w:color w:val="56a8f5"/>
-          <w:sz w:val="20"/>
-          <w:szCs w:val="20"/>
+          <w:sz w:val="16"/>
+          <w:szCs w:val="16"/>
           <w:rtl w:val="0"/>
         </w:rPr>
         <w:t xml:space="preserve">Driver</w:t>
@@ -6699,8 +6628,8 @@
           <w:b w:val="1"/>
           <w:bCs w:val="1"/>
           <w:color w:val="bcbec4"/>
-          <w:sz w:val="20"/>
-          <w:szCs w:val="20"/>
+          <w:sz w:val="16"/>
+          <w:szCs w:val="16"/>
           <w:rtl w:val="0"/>
         </w:rPr>
         <w:t xml:space="preserve">() {}</w:t>
@@ -6717,18 +6646,18 @@
           <w:b w:val="1"/>
           <w:bCs w:val="1"/>
           <w:color w:val="bcbec4"/>
-          <w:sz w:val="20"/>
-          <w:szCs w:val="20"/>
-        </w:rPr>
-      </w:pPr>
-      <w:r>
-        <w:rPr>
-          <w:rFonts w:ascii="Courier New" w:cs="Courier New" w:eastAsia="Courier New" w:hAnsi="Courier New"/>
-          <w:b w:val="1"/>
-          <w:bCs w:val="1"/>
-          <w:color w:val="bcbec4"/>
-          <w:sz w:val="20"/>
-          <w:szCs w:val="20"/>
+          <w:sz w:val="16"/>
+          <w:szCs w:val="16"/>
+        </w:rPr>
+      </w:pPr>
+      <w:r>
+        <w:rPr>
+          <w:rFonts w:ascii="Courier New" w:cs="Courier New" w:eastAsia="Courier New" w:hAnsi="Courier New"/>
+          <w:b w:val="1"/>
+          <w:bCs w:val="1"/>
+          <w:color w:val="bcbec4"/>
+          <w:sz w:val="16"/>
+          <w:szCs w:val="16"/>
           <w:rtl w:val="0"/>
         </w:rPr>
         <w:t xml:space="preserve">   </w:t>
@@ -6739,8 +6668,8 @@
           <w:b w:val="1"/>
           <w:bCs w:val="1"/>
           <w:color w:val="cf8e6d"/>
-          <w:sz w:val="20"/>
-          <w:szCs w:val="20"/>
+          <w:sz w:val="16"/>
+          <w:szCs w:val="16"/>
           <w:rtl w:val="0"/>
         </w:rPr>
         <w:t xml:space="preserve">public </w:t>
@@ -6751,8 +6680,8 @@
           <w:b w:val="1"/>
           <w:bCs w:val="1"/>
           <w:color w:val="56a8f5"/>
-          <w:sz w:val="20"/>
-          <w:szCs w:val="20"/>
+          <w:sz w:val="16"/>
+          <w:szCs w:val="16"/>
           <w:rtl w:val="0"/>
         </w:rPr>
         <w:t xml:space="preserve">Driver</w:t>
@@ -6763,8 +6692,8 @@
           <w:b w:val="1"/>
           <w:bCs w:val="1"/>
           <w:color w:val="bcbec4"/>
-          <w:sz w:val="20"/>
-          <w:szCs w:val="20"/>
+          <w:sz w:val="16"/>
+          <w:szCs w:val="16"/>
           <w:rtl w:val="0"/>
         </w:rPr>
         <w:t xml:space="preserve">(String name) { </w:t>
@@ -6775,8 +6704,8 @@
           <w:b w:val="1"/>
           <w:bCs w:val="1"/>
           <w:color w:val="cf8e6d"/>
-          <w:sz w:val="20"/>
-          <w:szCs w:val="20"/>
+          <w:sz w:val="16"/>
+          <w:szCs w:val="16"/>
           <w:rtl w:val="0"/>
         </w:rPr>
         <w:t xml:space="preserve">this</w:t>
@@ -6787,8 +6716,8 @@
           <w:b w:val="1"/>
           <w:bCs w:val="1"/>
           <w:color w:val="bcbec4"/>
-          <w:sz w:val="20"/>
-          <w:szCs w:val="20"/>
+          <w:sz w:val="16"/>
+          <w:szCs w:val="16"/>
           <w:rtl w:val="0"/>
         </w:rPr>
         <w:t xml:space="preserve">.</w:t>
@@ -6799,8 +6728,8 @@
           <w:b w:val="1"/>
           <w:bCs w:val="1"/>
           <w:color w:val="c77dbb"/>
-          <w:sz w:val="20"/>
-          <w:szCs w:val="20"/>
+          <w:sz w:val="16"/>
+          <w:szCs w:val="16"/>
           <w:rtl w:val="0"/>
         </w:rPr>
         <w:t xml:space="preserve">name </w:t>
@@ -6811,8 +6740,8 @@
           <w:b w:val="1"/>
           <w:bCs w:val="1"/>
           <w:color w:val="bcbec4"/>
-          <w:sz w:val="20"/>
-          <w:szCs w:val="20"/>
+          <w:sz w:val="16"/>
+          <w:szCs w:val="16"/>
           <w:rtl w:val="0"/>
         </w:rPr>
         <w:t xml:space="preserve">= name; }</w:t>
@@ -6829,39 +6758,39 @@
           <w:b w:val="1"/>
           <w:bCs w:val="1"/>
           <w:color w:val="bcbec4"/>
-          <w:sz w:val="20"/>
-          <w:szCs w:val="20"/>
-        </w:rPr>
-      </w:pPr>
-      <w:r>
-        <w:rPr>
-          <w:rtl w:val="0"/>
-        </w:rPr>
-      </w:r>
-    </w:p>
-    <w:p>
-      <w:pPr>
-        <w:shd w:fill="191a1c" w:val="clear"/>
-        <w:spacing w:line="360" w:lineRule="auto"/>
-        <w:ind w:firstLine="708.6614173228347"/>
-        <w:jc w:val="both"/>
-        <w:rPr>
-          <w:rFonts w:ascii="Courier New" w:cs="Courier New" w:eastAsia="Courier New" w:hAnsi="Courier New"/>
-          <w:b w:val="1"/>
-          <w:bCs w:val="1"/>
-          <w:color w:val="bcbec4"/>
-          <w:sz w:val="20"/>
-          <w:szCs w:val="20"/>
-        </w:rPr>
-      </w:pPr>
-      <w:r>
-        <w:rPr>
-          <w:rFonts w:ascii="Courier New" w:cs="Courier New" w:eastAsia="Courier New" w:hAnsi="Courier New"/>
-          <w:b w:val="1"/>
-          <w:bCs w:val="1"/>
-          <w:color w:val="bcbec4"/>
-          <w:sz w:val="20"/>
-          <w:szCs w:val="20"/>
+          <w:sz w:val="16"/>
+          <w:szCs w:val="16"/>
+        </w:rPr>
+      </w:pPr>
+      <w:r>
+        <w:rPr>
+          <w:rtl w:val="0"/>
+        </w:rPr>
+      </w:r>
+    </w:p>
+    <w:p>
+      <w:pPr>
+        <w:shd w:fill="191a1c" w:val="clear"/>
+        <w:spacing w:line="360" w:lineRule="auto"/>
+        <w:ind w:firstLine="708.6614173228347"/>
+        <w:jc w:val="both"/>
+        <w:rPr>
+          <w:rFonts w:ascii="Courier New" w:cs="Courier New" w:eastAsia="Courier New" w:hAnsi="Courier New"/>
+          <w:b w:val="1"/>
+          <w:bCs w:val="1"/>
+          <w:color w:val="bcbec4"/>
+          <w:sz w:val="16"/>
+          <w:szCs w:val="16"/>
+        </w:rPr>
+      </w:pPr>
+      <w:r>
+        <w:rPr>
+          <w:rFonts w:ascii="Courier New" w:cs="Courier New" w:eastAsia="Courier New" w:hAnsi="Courier New"/>
+          <w:b w:val="1"/>
+          <w:bCs w:val="1"/>
+          <w:color w:val="bcbec4"/>
+          <w:sz w:val="16"/>
+          <w:szCs w:val="16"/>
           <w:rtl w:val="0"/>
         </w:rPr>
         <w:t xml:space="preserve">   </w:t>
@@ -6872,8 +6801,8 @@
           <w:b w:val="1"/>
           <w:bCs w:val="1"/>
           <w:color w:val="cf8e6d"/>
-          <w:sz w:val="20"/>
-          <w:szCs w:val="20"/>
+          <w:sz w:val="16"/>
+          <w:szCs w:val="16"/>
           <w:rtl w:val="0"/>
         </w:rPr>
         <w:t xml:space="preserve">public void </w:t>
@@ -6884,8 +6813,8 @@
           <w:b w:val="1"/>
           <w:bCs w:val="1"/>
           <w:color w:val="56a8f5"/>
-          <w:sz w:val="20"/>
-          <w:szCs w:val="20"/>
+          <w:sz w:val="16"/>
+          <w:szCs w:val="16"/>
           <w:rtl w:val="0"/>
         </w:rPr>
         <w:t xml:space="preserve">addTrip</w:t>
@@ -6896,8 +6825,8 @@
           <w:b w:val="1"/>
           <w:bCs w:val="1"/>
           <w:color w:val="bcbec4"/>
-          <w:sz w:val="20"/>
-          <w:szCs w:val="20"/>
+          <w:sz w:val="16"/>
+          <w:szCs w:val="16"/>
           <w:rtl w:val="0"/>
         </w:rPr>
         <w:t xml:space="preserve">(TripRequest trip) {</w:t>
@@ -6914,18 +6843,18 @@
           <w:b w:val="1"/>
           <w:bCs w:val="1"/>
           <w:color w:val="bcbec4"/>
-          <w:sz w:val="20"/>
-          <w:szCs w:val="20"/>
-        </w:rPr>
-      </w:pPr>
-      <w:r>
-        <w:rPr>
-          <w:rFonts w:ascii="Courier New" w:cs="Courier New" w:eastAsia="Courier New" w:hAnsi="Courier New"/>
-          <w:b w:val="1"/>
-          <w:bCs w:val="1"/>
-          <w:color w:val="bcbec4"/>
-          <w:sz w:val="20"/>
-          <w:szCs w:val="20"/>
+          <w:sz w:val="16"/>
+          <w:szCs w:val="16"/>
+        </w:rPr>
+      </w:pPr>
+      <w:r>
+        <w:rPr>
+          <w:rFonts w:ascii="Courier New" w:cs="Courier New" w:eastAsia="Courier New" w:hAnsi="Courier New"/>
+          <w:b w:val="1"/>
+          <w:bCs w:val="1"/>
+          <w:color w:val="bcbec4"/>
+          <w:sz w:val="16"/>
+          <w:szCs w:val="16"/>
           <w:rtl w:val="0"/>
         </w:rPr>
         <w:t xml:space="preserve">       </w:t>
@@ -6936,8 +6865,8 @@
           <w:b w:val="1"/>
           <w:bCs w:val="1"/>
           <w:color w:val="c77dbb"/>
-          <w:sz w:val="20"/>
-          <w:szCs w:val="20"/>
+          <w:sz w:val="16"/>
+          <w:szCs w:val="16"/>
           <w:rtl w:val="0"/>
         </w:rPr>
         <w:t xml:space="preserve">trips</w:t>
@@ -6948,8 +6877,8 @@
           <w:b w:val="1"/>
           <w:bCs w:val="1"/>
           <w:color w:val="bcbec4"/>
-          <w:sz w:val="20"/>
-          <w:szCs w:val="20"/>
+          <w:sz w:val="16"/>
+          <w:szCs w:val="16"/>
           <w:rtl w:val="0"/>
         </w:rPr>
         <w:t xml:space="preserve">.add(trip);</w:t>
@@ -6966,18 +6895,18 @@
           <w:b w:val="1"/>
           <w:bCs w:val="1"/>
           <w:color w:val="bcbec4"/>
-          <w:sz w:val="20"/>
-          <w:szCs w:val="20"/>
-        </w:rPr>
-      </w:pPr>
-      <w:r>
-        <w:rPr>
-          <w:rFonts w:ascii="Courier New" w:cs="Courier New" w:eastAsia="Courier New" w:hAnsi="Courier New"/>
-          <w:b w:val="1"/>
-          <w:bCs w:val="1"/>
-          <w:color w:val="bcbec4"/>
-          <w:sz w:val="20"/>
-          <w:szCs w:val="20"/>
+          <w:sz w:val="16"/>
+          <w:szCs w:val="16"/>
+        </w:rPr>
+      </w:pPr>
+      <w:r>
+        <w:rPr>
+          <w:rFonts w:ascii="Courier New" w:cs="Courier New" w:eastAsia="Courier New" w:hAnsi="Courier New"/>
+          <w:b w:val="1"/>
+          <w:bCs w:val="1"/>
+          <w:color w:val="bcbec4"/>
+          <w:sz w:val="16"/>
+          <w:szCs w:val="16"/>
           <w:rtl w:val="0"/>
         </w:rPr>
         <w:t xml:space="preserve">       trip.setDriver(</w:t>
@@ -6988,8 +6917,8 @@
           <w:b w:val="1"/>
           <w:bCs w:val="1"/>
           <w:color w:val="cf8e6d"/>
-          <w:sz w:val="20"/>
-          <w:szCs w:val="20"/>
+          <w:sz w:val="16"/>
+          <w:szCs w:val="16"/>
           <w:rtl w:val="0"/>
         </w:rPr>
         <w:t xml:space="preserve">this</w:t>
@@ -7000,8 +6929,8 @@
           <w:b w:val="1"/>
           <w:bCs w:val="1"/>
           <w:color w:val="bcbec4"/>
-          <w:sz w:val="20"/>
-          <w:szCs w:val="20"/>
+          <w:sz w:val="16"/>
+          <w:szCs w:val="16"/>
           <w:rtl w:val="0"/>
         </w:rPr>
         <w:t xml:space="preserve">);</w:t>
@@ -7018,18 +6947,18 @@
           <w:b w:val="1"/>
           <w:bCs w:val="1"/>
           <w:color w:val="bcbec4"/>
-          <w:sz w:val="20"/>
-          <w:szCs w:val="20"/>
-        </w:rPr>
-      </w:pPr>
-      <w:r>
-        <w:rPr>
-          <w:rFonts w:ascii="Courier New" w:cs="Courier New" w:eastAsia="Courier New" w:hAnsi="Courier New"/>
-          <w:b w:val="1"/>
-          <w:bCs w:val="1"/>
-          <w:color w:val="bcbec4"/>
-          <w:sz w:val="20"/>
-          <w:szCs w:val="20"/>
+          <w:sz w:val="16"/>
+          <w:szCs w:val="16"/>
+        </w:rPr>
+      </w:pPr>
+      <w:r>
+        <w:rPr>
+          <w:rFonts w:ascii="Courier New" w:cs="Courier New" w:eastAsia="Courier New" w:hAnsi="Courier New"/>
+          <w:b w:val="1"/>
+          <w:bCs w:val="1"/>
+          <w:color w:val="bcbec4"/>
+          <w:sz w:val="16"/>
+          <w:szCs w:val="16"/>
           <w:rtl w:val="0"/>
         </w:rPr>
         <w:t xml:space="preserve">   }</w:t>
@@ -7046,39 +6975,39 @@
           <w:b w:val="1"/>
           <w:bCs w:val="1"/>
           <w:color w:val="bcbec4"/>
-          <w:sz w:val="20"/>
-          <w:szCs w:val="20"/>
-        </w:rPr>
-      </w:pPr>
-      <w:r>
-        <w:rPr>
-          <w:rtl w:val="0"/>
-        </w:rPr>
-      </w:r>
-    </w:p>
-    <w:p>
-      <w:pPr>
-        <w:shd w:fill="191a1c" w:val="clear"/>
-        <w:spacing w:line="360" w:lineRule="auto"/>
-        <w:ind w:firstLine="708.6614173228347"/>
-        <w:jc w:val="both"/>
-        <w:rPr>
-          <w:rFonts w:ascii="Courier New" w:cs="Courier New" w:eastAsia="Courier New" w:hAnsi="Courier New"/>
-          <w:b w:val="1"/>
-          <w:bCs w:val="1"/>
-          <w:color w:val="bcbec4"/>
-          <w:sz w:val="20"/>
-          <w:szCs w:val="20"/>
-        </w:rPr>
-      </w:pPr>
-      <w:r>
-        <w:rPr>
-          <w:rFonts w:ascii="Courier New" w:cs="Courier New" w:eastAsia="Courier New" w:hAnsi="Courier New"/>
-          <w:b w:val="1"/>
-          <w:bCs w:val="1"/>
-          <w:color w:val="bcbec4"/>
-          <w:sz w:val="20"/>
-          <w:szCs w:val="20"/>
+          <w:sz w:val="16"/>
+          <w:szCs w:val="16"/>
+        </w:rPr>
+      </w:pPr>
+      <w:r>
+        <w:rPr>
+          <w:rtl w:val="0"/>
+        </w:rPr>
+      </w:r>
+    </w:p>
+    <w:p>
+      <w:pPr>
+        <w:shd w:fill="191a1c" w:val="clear"/>
+        <w:spacing w:line="360" w:lineRule="auto"/>
+        <w:ind w:firstLine="708.6614173228347"/>
+        <w:jc w:val="both"/>
+        <w:rPr>
+          <w:rFonts w:ascii="Courier New" w:cs="Courier New" w:eastAsia="Courier New" w:hAnsi="Courier New"/>
+          <w:b w:val="1"/>
+          <w:bCs w:val="1"/>
+          <w:color w:val="bcbec4"/>
+          <w:sz w:val="16"/>
+          <w:szCs w:val="16"/>
+        </w:rPr>
+      </w:pPr>
+      <w:r>
+        <w:rPr>
+          <w:rFonts w:ascii="Courier New" w:cs="Courier New" w:eastAsia="Courier New" w:hAnsi="Courier New"/>
+          <w:b w:val="1"/>
+          <w:bCs w:val="1"/>
+          <w:color w:val="bcbec4"/>
+          <w:sz w:val="16"/>
+          <w:szCs w:val="16"/>
           <w:rtl w:val="0"/>
         </w:rPr>
         <w:t xml:space="preserve">   </w:t>
@@ -7089,8 +7018,8 @@
           <w:b w:val="1"/>
           <w:bCs w:val="1"/>
           <w:color w:val="cf8e6d"/>
-          <w:sz w:val="20"/>
-          <w:szCs w:val="20"/>
+          <w:sz w:val="16"/>
+          <w:szCs w:val="16"/>
           <w:rtl w:val="0"/>
         </w:rPr>
         <w:t xml:space="preserve">public void </w:t>
@@ -7101,8 +7030,8 @@
           <w:b w:val="1"/>
           <w:bCs w:val="1"/>
           <w:color w:val="56a8f5"/>
-          <w:sz w:val="20"/>
-          <w:szCs w:val="20"/>
+          <w:sz w:val="16"/>
+          <w:szCs w:val="16"/>
           <w:rtl w:val="0"/>
         </w:rPr>
         <w:t xml:space="preserve">addTruck</w:t>
@@ -7113,8 +7042,8 @@
           <w:b w:val="1"/>
           <w:bCs w:val="1"/>
           <w:color w:val="bcbec4"/>
-          <w:sz w:val="20"/>
-          <w:szCs w:val="20"/>
+          <w:sz w:val="16"/>
+          <w:szCs w:val="16"/>
           <w:rtl w:val="0"/>
         </w:rPr>
         <w:t xml:space="preserve">(Truck truck) {</w:t>
@@ -7131,18 +7060,18 @@
           <w:b w:val="1"/>
           <w:bCs w:val="1"/>
           <w:color w:val="bcbec4"/>
-          <w:sz w:val="20"/>
-          <w:szCs w:val="20"/>
-        </w:rPr>
-      </w:pPr>
-      <w:r>
-        <w:rPr>
-          <w:rFonts w:ascii="Courier New" w:cs="Courier New" w:eastAsia="Courier New" w:hAnsi="Courier New"/>
-          <w:b w:val="1"/>
-          <w:bCs w:val="1"/>
-          <w:color w:val="bcbec4"/>
-          <w:sz w:val="20"/>
-          <w:szCs w:val="20"/>
+          <w:sz w:val="16"/>
+          <w:szCs w:val="16"/>
+        </w:rPr>
+      </w:pPr>
+      <w:r>
+        <w:rPr>
+          <w:rFonts w:ascii="Courier New" w:cs="Courier New" w:eastAsia="Courier New" w:hAnsi="Courier New"/>
+          <w:b w:val="1"/>
+          <w:bCs w:val="1"/>
+          <w:color w:val="bcbec4"/>
+          <w:sz w:val="16"/>
+          <w:szCs w:val="16"/>
           <w:rtl w:val="0"/>
         </w:rPr>
         <w:t xml:space="preserve">       </w:t>
@@ -7153,8 +7082,8 @@
           <w:b w:val="1"/>
           <w:bCs w:val="1"/>
           <w:color w:val="c77dbb"/>
-          <w:sz w:val="20"/>
-          <w:szCs w:val="20"/>
+          <w:sz w:val="16"/>
+          <w:szCs w:val="16"/>
           <w:rtl w:val="0"/>
         </w:rPr>
         <w:t xml:space="preserve">trucks</w:t>
@@ -7165,8 +7094,8 @@
           <w:b w:val="1"/>
           <w:bCs w:val="1"/>
           <w:color w:val="bcbec4"/>
-          <w:sz w:val="20"/>
-          <w:szCs w:val="20"/>
+          <w:sz w:val="16"/>
+          <w:szCs w:val="16"/>
           <w:rtl w:val="0"/>
         </w:rPr>
         <w:t xml:space="preserve">.add(truck);</w:t>
@@ -7183,18 +7112,18 @@
           <w:b w:val="1"/>
           <w:bCs w:val="1"/>
           <w:color w:val="bcbec4"/>
-          <w:sz w:val="20"/>
-          <w:szCs w:val="20"/>
-        </w:rPr>
-      </w:pPr>
-      <w:r>
-        <w:rPr>
-          <w:rFonts w:ascii="Courier New" w:cs="Courier New" w:eastAsia="Courier New" w:hAnsi="Courier New"/>
-          <w:b w:val="1"/>
-          <w:bCs w:val="1"/>
-          <w:color w:val="bcbec4"/>
-          <w:sz w:val="20"/>
-          <w:szCs w:val="20"/>
+          <w:sz w:val="16"/>
+          <w:szCs w:val="16"/>
+        </w:rPr>
+      </w:pPr>
+      <w:r>
+        <w:rPr>
+          <w:rFonts w:ascii="Courier New" w:cs="Courier New" w:eastAsia="Courier New" w:hAnsi="Courier New"/>
+          <w:b w:val="1"/>
+          <w:bCs w:val="1"/>
+          <w:color w:val="bcbec4"/>
+          <w:sz w:val="16"/>
+          <w:szCs w:val="16"/>
           <w:rtl w:val="0"/>
         </w:rPr>
         <w:t xml:space="preserve">       truck.getDrivers().add(</w:t>
@@ -7205,8 +7134,8 @@
           <w:b w:val="1"/>
           <w:bCs w:val="1"/>
           <w:color w:val="cf8e6d"/>
-          <w:sz w:val="20"/>
-          <w:szCs w:val="20"/>
+          <w:sz w:val="16"/>
+          <w:szCs w:val="16"/>
           <w:rtl w:val="0"/>
         </w:rPr>
         <w:t xml:space="preserve">this</w:t>
@@ -7217,8 +7146,8 @@
           <w:b w:val="1"/>
           <w:bCs w:val="1"/>
           <w:color w:val="bcbec4"/>
-          <w:sz w:val="20"/>
-          <w:szCs w:val="20"/>
+          <w:sz w:val="16"/>
+          <w:szCs w:val="16"/>
           <w:rtl w:val="0"/>
         </w:rPr>
         <w:t xml:space="preserve">);</w:t>
@@ -7235,18 +7164,18 @@
           <w:b w:val="1"/>
           <w:bCs w:val="1"/>
           <w:color w:val="bcbec4"/>
-          <w:sz w:val="20"/>
-          <w:szCs w:val="20"/>
-        </w:rPr>
-      </w:pPr>
-      <w:r>
-        <w:rPr>
-          <w:rFonts w:ascii="Courier New" w:cs="Courier New" w:eastAsia="Courier New" w:hAnsi="Courier New"/>
-          <w:b w:val="1"/>
-          <w:bCs w:val="1"/>
-          <w:color w:val="bcbec4"/>
-          <w:sz w:val="20"/>
-          <w:szCs w:val="20"/>
+          <w:sz w:val="16"/>
+          <w:szCs w:val="16"/>
+        </w:rPr>
+      </w:pPr>
+      <w:r>
+        <w:rPr>
+          <w:rFonts w:ascii="Courier New" w:cs="Courier New" w:eastAsia="Courier New" w:hAnsi="Courier New"/>
+          <w:b w:val="1"/>
+          <w:bCs w:val="1"/>
+          <w:color w:val="bcbec4"/>
+          <w:sz w:val="16"/>
+          <w:szCs w:val="16"/>
           <w:rtl w:val="0"/>
         </w:rPr>
         <w:t xml:space="preserve">   }</w:t>
@@ -7263,8 +7192,8 @@
           <w:b w:val="1"/>
           <w:bCs w:val="1"/>
           <w:color w:val="bcbec4"/>
-          <w:sz w:val="20"/>
-          <w:szCs w:val="20"/>
+          <w:sz w:val="16"/>
+          <w:szCs w:val="16"/>
         </w:rPr>
       </w:pPr>
       <w:r>
@@ -7284,18 +7213,18 @@
           <w:b w:val="1"/>
           <w:bCs w:val="1"/>
           <w:color w:val="7a7e85"/>
-          <w:sz w:val="20"/>
-          <w:szCs w:val="20"/>
-        </w:rPr>
-      </w:pPr>
-      <w:r>
-        <w:rPr>
-          <w:rFonts w:ascii="Courier New" w:cs="Courier New" w:eastAsia="Courier New" w:hAnsi="Courier New"/>
-          <w:b w:val="1"/>
-          <w:bCs w:val="1"/>
-          <w:color w:val="bcbec4"/>
-          <w:sz w:val="20"/>
-          <w:szCs w:val="20"/>
+          <w:sz w:val="16"/>
+          <w:szCs w:val="16"/>
+        </w:rPr>
+      </w:pPr>
+      <w:r>
+        <w:rPr>
+          <w:rFonts w:ascii="Courier New" w:cs="Courier New" w:eastAsia="Courier New" w:hAnsi="Courier New"/>
+          <w:b w:val="1"/>
+          <w:bCs w:val="1"/>
+          <w:color w:val="bcbec4"/>
+          <w:sz w:val="16"/>
+          <w:szCs w:val="16"/>
           <w:rtl w:val="0"/>
         </w:rPr>
         <w:t xml:space="preserve">   </w:t>
@@ -7306,8 +7235,8 @@
           <w:b w:val="1"/>
           <w:bCs w:val="1"/>
           <w:color w:val="7a7e85"/>
-          <w:sz w:val="20"/>
-          <w:szCs w:val="20"/>
+          <w:sz w:val="16"/>
+          <w:szCs w:val="16"/>
           <w:rtl w:val="0"/>
         </w:rPr>
         <w:t xml:space="preserve">// Getters/ Setters</w:t>
@@ -7324,8 +7253,8 @@
           <w:b w:val="1"/>
           <w:bCs w:val="1"/>
           <w:color w:val="bcbec4"/>
-          <w:sz w:val="20"/>
-          <w:szCs w:val="20"/>
+          <w:sz w:val="16"/>
+          <w:szCs w:val="16"/>
         </w:rPr>
       </w:pPr>
       <w:r>
@@ -7334,8 +7263,8 @@
           <w:b w:val="1"/>
           <w:bCs w:val="1"/>
           <w:color w:val="7a7e85"/>
-          <w:sz w:val="20"/>
-          <w:szCs w:val="20"/>
+          <w:sz w:val="16"/>
+          <w:szCs w:val="16"/>
           <w:rtl w:val="0"/>
         </w:rPr>
         <w:t xml:space="preserve">   </w:t>
@@ -7346,8 +7275,8 @@
           <w:b w:val="1"/>
           <w:bCs w:val="1"/>
           <w:color w:val="cf8e6d"/>
-          <w:sz w:val="20"/>
-          <w:szCs w:val="20"/>
+          <w:sz w:val="16"/>
+          <w:szCs w:val="16"/>
           <w:rtl w:val="0"/>
         </w:rPr>
         <w:t xml:space="preserve">public </w:t>
@@ -7358,8 +7287,8 @@
           <w:b w:val="1"/>
           <w:bCs w:val="1"/>
           <w:color w:val="bcbec4"/>
-          <w:sz w:val="20"/>
-          <w:szCs w:val="20"/>
+          <w:sz w:val="16"/>
+          <w:szCs w:val="16"/>
           <w:rtl w:val="0"/>
         </w:rPr>
         <w:t xml:space="preserve">Long </w:t>
@@ -7370,8 +7299,8 @@
           <w:b w:val="1"/>
           <w:bCs w:val="1"/>
           <w:color w:val="56a8f5"/>
-          <w:sz w:val="20"/>
-          <w:szCs w:val="20"/>
+          <w:sz w:val="16"/>
+          <w:szCs w:val="16"/>
           <w:rtl w:val="0"/>
         </w:rPr>
         <w:t xml:space="preserve">getId</w:t>
@@ -7382,8 +7311,8 @@
           <w:b w:val="1"/>
           <w:bCs w:val="1"/>
           <w:color w:val="bcbec4"/>
-          <w:sz w:val="20"/>
-          <w:szCs w:val="20"/>
+          <w:sz w:val="16"/>
+          <w:szCs w:val="16"/>
           <w:rtl w:val="0"/>
         </w:rPr>
         <w:t xml:space="preserve">() { </w:t>
@@ -7394,8 +7323,8 @@
           <w:b w:val="1"/>
           <w:bCs w:val="1"/>
           <w:color w:val="cf8e6d"/>
-          <w:sz w:val="20"/>
-          <w:szCs w:val="20"/>
+          <w:sz w:val="16"/>
+          <w:szCs w:val="16"/>
           <w:rtl w:val="0"/>
         </w:rPr>
         <w:t xml:space="preserve">return </w:t>
@@ -7406,8 +7335,8 @@
           <w:b w:val="1"/>
           <w:bCs w:val="1"/>
           <w:color w:val="c77dbb"/>
-          <w:sz w:val="20"/>
-          <w:szCs w:val="20"/>
+          <w:sz w:val="16"/>
+          <w:szCs w:val="16"/>
           <w:rtl w:val="0"/>
         </w:rPr>
         <w:t xml:space="preserve">id</w:t>
@@ -7418,8 +7347,8 @@
           <w:b w:val="1"/>
           <w:bCs w:val="1"/>
           <w:color w:val="bcbec4"/>
-          <w:sz w:val="20"/>
-          <w:szCs w:val="20"/>
+          <w:sz w:val="16"/>
+          <w:szCs w:val="16"/>
           <w:rtl w:val="0"/>
         </w:rPr>
         <w:t xml:space="preserve">; }</w:t>
@@ -7436,18 +7365,18 @@
           <w:b w:val="1"/>
           <w:bCs w:val="1"/>
           <w:color w:val="bcbec4"/>
-          <w:sz w:val="20"/>
-          <w:szCs w:val="20"/>
-        </w:rPr>
-      </w:pPr>
-      <w:r>
-        <w:rPr>
-          <w:rFonts w:ascii="Courier New" w:cs="Courier New" w:eastAsia="Courier New" w:hAnsi="Courier New"/>
-          <w:b w:val="1"/>
-          <w:bCs w:val="1"/>
-          <w:color w:val="bcbec4"/>
-          <w:sz w:val="20"/>
-          <w:szCs w:val="20"/>
+          <w:sz w:val="16"/>
+          <w:szCs w:val="16"/>
+        </w:rPr>
+      </w:pPr>
+      <w:r>
+        <w:rPr>
+          <w:rFonts w:ascii="Courier New" w:cs="Courier New" w:eastAsia="Courier New" w:hAnsi="Courier New"/>
+          <w:b w:val="1"/>
+          <w:bCs w:val="1"/>
+          <w:color w:val="bcbec4"/>
+          <w:sz w:val="16"/>
+          <w:szCs w:val="16"/>
           <w:rtl w:val="0"/>
         </w:rPr>
         <w:t xml:space="preserve">   </w:t>
@@ -7458,8 +7387,8 @@
           <w:b w:val="1"/>
           <w:bCs w:val="1"/>
           <w:color w:val="cf8e6d"/>
-          <w:sz w:val="20"/>
-          <w:szCs w:val="20"/>
+          <w:sz w:val="16"/>
+          <w:szCs w:val="16"/>
           <w:rtl w:val="0"/>
         </w:rPr>
         <w:t xml:space="preserve">public </w:t>
@@ -7470,8 +7399,8 @@
           <w:b w:val="1"/>
           <w:bCs w:val="1"/>
           <w:color w:val="bcbec4"/>
-          <w:sz w:val="20"/>
-          <w:szCs w:val="20"/>
+          <w:sz w:val="16"/>
+          <w:szCs w:val="16"/>
           <w:rtl w:val="0"/>
         </w:rPr>
         <w:t xml:space="preserve">String </w:t>
@@ -7482,8 +7411,8 @@
           <w:b w:val="1"/>
           <w:bCs w:val="1"/>
           <w:color w:val="56a8f5"/>
-          <w:sz w:val="20"/>
-          <w:szCs w:val="20"/>
+          <w:sz w:val="16"/>
+          <w:szCs w:val="16"/>
           <w:rtl w:val="0"/>
         </w:rPr>
         <w:t xml:space="preserve">getName</w:t>
@@ -7494,8 +7423,8 @@
           <w:b w:val="1"/>
           <w:bCs w:val="1"/>
           <w:color w:val="bcbec4"/>
-          <w:sz w:val="20"/>
-          <w:szCs w:val="20"/>
+          <w:sz w:val="16"/>
+          <w:szCs w:val="16"/>
           <w:rtl w:val="0"/>
         </w:rPr>
         <w:t xml:space="preserve">() { </w:t>
@@ -7506,8 +7435,8 @@
           <w:b w:val="1"/>
           <w:bCs w:val="1"/>
           <w:color w:val="cf8e6d"/>
-          <w:sz w:val="20"/>
-          <w:szCs w:val="20"/>
+          <w:sz w:val="16"/>
+          <w:szCs w:val="16"/>
           <w:rtl w:val="0"/>
         </w:rPr>
         <w:t xml:space="preserve">return </w:t>
@@ -7518,8 +7447,8 @@
           <w:b w:val="1"/>
           <w:bCs w:val="1"/>
           <w:color w:val="c77dbb"/>
-          <w:sz w:val="20"/>
-          <w:szCs w:val="20"/>
+          <w:sz w:val="16"/>
+          <w:szCs w:val="16"/>
           <w:rtl w:val="0"/>
         </w:rPr>
         <w:t xml:space="preserve">name</w:t>
@@ -7530,8 +7459,8 @@
           <w:b w:val="1"/>
           <w:bCs w:val="1"/>
           <w:color w:val="bcbec4"/>
-          <w:sz w:val="20"/>
-          <w:szCs w:val="20"/>
+          <w:sz w:val="16"/>
+          <w:szCs w:val="16"/>
           <w:rtl w:val="0"/>
         </w:rPr>
         <w:t xml:space="preserve">; }</w:t>
@@ -7548,18 +7477,18 @@
           <w:b w:val="1"/>
           <w:bCs w:val="1"/>
           <w:color w:val="bcbec4"/>
-          <w:sz w:val="20"/>
-          <w:szCs w:val="20"/>
-        </w:rPr>
-      </w:pPr>
-      <w:r>
-        <w:rPr>
-          <w:rFonts w:ascii="Courier New" w:cs="Courier New" w:eastAsia="Courier New" w:hAnsi="Courier New"/>
-          <w:b w:val="1"/>
-          <w:bCs w:val="1"/>
-          <w:color w:val="bcbec4"/>
-          <w:sz w:val="20"/>
-          <w:szCs w:val="20"/>
+          <w:sz w:val="16"/>
+          <w:szCs w:val="16"/>
+        </w:rPr>
+      </w:pPr>
+      <w:r>
+        <w:rPr>
+          <w:rFonts w:ascii="Courier New" w:cs="Courier New" w:eastAsia="Courier New" w:hAnsi="Courier New"/>
+          <w:b w:val="1"/>
+          <w:bCs w:val="1"/>
+          <w:color w:val="bcbec4"/>
+          <w:sz w:val="16"/>
+          <w:szCs w:val="16"/>
           <w:rtl w:val="0"/>
         </w:rPr>
         <w:t xml:space="preserve">   </w:t>
@@ -7570,8 +7499,8 @@
           <w:b w:val="1"/>
           <w:bCs w:val="1"/>
           <w:color w:val="cf8e6d"/>
-          <w:sz w:val="20"/>
-          <w:szCs w:val="20"/>
+          <w:sz w:val="16"/>
+          <w:szCs w:val="16"/>
           <w:rtl w:val="0"/>
         </w:rPr>
         <w:t xml:space="preserve">public void </w:t>
@@ -7582,8 +7511,8 @@
           <w:b w:val="1"/>
           <w:bCs w:val="1"/>
           <w:color w:val="56a8f5"/>
-          <w:sz w:val="20"/>
-          <w:szCs w:val="20"/>
+          <w:sz w:val="16"/>
+          <w:szCs w:val="16"/>
           <w:rtl w:val="0"/>
         </w:rPr>
         <w:t xml:space="preserve">setName</w:t>
@@ -7594,8 +7523,8 @@
           <w:b w:val="1"/>
           <w:bCs w:val="1"/>
           <w:color w:val="bcbec4"/>
-          <w:sz w:val="20"/>
-          <w:szCs w:val="20"/>
+          <w:sz w:val="16"/>
+          <w:szCs w:val="16"/>
           <w:rtl w:val="0"/>
         </w:rPr>
         <w:t xml:space="preserve">(String name) { </w:t>
@@ -7606,8 +7535,8 @@
           <w:b w:val="1"/>
           <w:bCs w:val="1"/>
           <w:color w:val="cf8e6d"/>
-          <w:sz w:val="20"/>
-          <w:szCs w:val="20"/>
+          <w:sz w:val="16"/>
+          <w:szCs w:val="16"/>
           <w:rtl w:val="0"/>
         </w:rPr>
         <w:t xml:space="preserve">this</w:t>
@@ -7618,8 +7547,8 @@
           <w:b w:val="1"/>
           <w:bCs w:val="1"/>
           <w:color w:val="bcbec4"/>
-          <w:sz w:val="20"/>
-          <w:szCs w:val="20"/>
+          <w:sz w:val="16"/>
+          <w:szCs w:val="16"/>
           <w:rtl w:val="0"/>
         </w:rPr>
         <w:t xml:space="preserve">.</w:t>
@@ -7630,8 +7559,8 @@
           <w:b w:val="1"/>
           <w:bCs w:val="1"/>
           <w:color w:val="c77dbb"/>
-          <w:sz w:val="20"/>
-          <w:szCs w:val="20"/>
+          <w:sz w:val="16"/>
+          <w:szCs w:val="16"/>
           <w:rtl w:val="0"/>
         </w:rPr>
         <w:t xml:space="preserve">name </w:t>
@@ -7642,8 +7571,8 @@
           <w:b w:val="1"/>
           <w:bCs w:val="1"/>
           <w:color w:val="bcbec4"/>
-          <w:sz w:val="20"/>
-          <w:szCs w:val="20"/>
+          <w:sz w:val="16"/>
+          <w:szCs w:val="16"/>
           <w:rtl w:val="0"/>
         </w:rPr>
         <w:t xml:space="preserve">= name; }</w:t>
@@ -7660,18 +7589,18 @@
           <w:b w:val="1"/>
           <w:bCs w:val="1"/>
           <w:color w:val="bcbec4"/>
-          <w:sz w:val="20"/>
-          <w:szCs w:val="20"/>
-        </w:rPr>
-      </w:pPr>
-      <w:r>
-        <w:rPr>
-          <w:rFonts w:ascii="Courier New" w:cs="Courier New" w:eastAsia="Courier New" w:hAnsi="Courier New"/>
-          <w:b w:val="1"/>
-          <w:bCs w:val="1"/>
-          <w:color w:val="bcbec4"/>
-          <w:sz w:val="20"/>
-          <w:szCs w:val="20"/>
+          <w:sz w:val="16"/>
+          <w:szCs w:val="16"/>
+        </w:rPr>
+      </w:pPr>
+      <w:r>
+        <w:rPr>
+          <w:rFonts w:ascii="Courier New" w:cs="Courier New" w:eastAsia="Courier New" w:hAnsi="Courier New"/>
+          <w:b w:val="1"/>
+          <w:bCs w:val="1"/>
+          <w:color w:val="bcbec4"/>
+          <w:sz w:val="16"/>
+          <w:szCs w:val="16"/>
           <w:rtl w:val="0"/>
         </w:rPr>
         <w:t xml:space="preserve">   </w:t>
@@ -7682,8 +7611,8 @@
           <w:b w:val="1"/>
           <w:bCs w:val="1"/>
           <w:color w:val="cf8e6d"/>
-          <w:sz w:val="20"/>
-          <w:szCs w:val="20"/>
+          <w:sz w:val="16"/>
+          <w:szCs w:val="16"/>
           <w:rtl w:val="0"/>
         </w:rPr>
         <w:t xml:space="preserve">public </w:t>
@@ -7694,8 +7623,8 @@
           <w:b w:val="1"/>
           <w:bCs w:val="1"/>
           <w:color w:val="bcbec4"/>
-          <w:sz w:val="20"/>
-          <w:szCs w:val="20"/>
+          <w:sz w:val="16"/>
+          <w:szCs w:val="16"/>
           <w:rtl w:val="0"/>
         </w:rPr>
         <w:t xml:space="preserve">List&lt;TripRequest&gt; </w:t>
@@ -7706,8 +7635,8 @@
           <w:b w:val="1"/>
           <w:bCs w:val="1"/>
           <w:color w:val="56a8f5"/>
-          <w:sz w:val="20"/>
-          <w:szCs w:val="20"/>
+          <w:sz w:val="16"/>
+          <w:szCs w:val="16"/>
           <w:rtl w:val="0"/>
         </w:rPr>
         <w:t xml:space="preserve">getTrips</w:t>
@@ -7718,8 +7647,8 @@
           <w:b w:val="1"/>
           <w:bCs w:val="1"/>
           <w:color w:val="bcbec4"/>
-          <w:sz w:val="20"/>
-          <w:szCs w:val="20"/>
+          <w:sz w:val="16"/>
+          <w:szCs w:val="16"/>
           <w:rtl w:val="0"/>
         </w:rPr>
         <w:t xml:space="preserve">() { </w:t>
@@ -7730,8 +7659,8 @@
           <w:b w:val="1"/>
           <w:bCs w:val="1"/>
           <w:color w:val="cf8e6d"/>
-          <w:sz w:val="20"/>
-          <w:szCs w:val="20"/>
+          <w:sz w:val="16"/>
+          <w:szCs w:val="16"/>
           <w:rtl w:val="0"/>
         </w:rPr>
         <w:t xml:space="preserve">return </w:t>
@@ -7742,8 +7671,8 @@
           <w:b w:val="1"/>
           <w:bCs w:val="1"/>
           <w:color w:val="c77dbb"/>
-          <w:sz w:val="20"/>
-          <w:szCs w:val="20"/>
+          <w:sz w:val="16"/>
+          <w:szCs w:val="16"/>
           <w:rtl w:val="0"/>
         </w:rPr>
         <w:t xml:space="preserve">trips</w:t>
@@ -7754,8 +7683,8 @@
           <w:b w:val="1"/>
           <w:bCs w:val="1"/>
           <w:color w:val="bcbec4"/>
-          <w:sz w:val="20"/>
-          <w:szCs w:val="20"/>
+          <w:sz w:val="16"/>
+          <w:szCs w:val="16"/>
           <w:rtl w:val="0"/>
         </w:rPr>
         <w:t xml:space="preserve">; }</w:t>
@@ -7772,18 +7701,18 @@
           <w:b w:val="1"/>
           <w:bCs w:val="1"/>
           <w:color w:val="bcbec4"/>
-          <w:sz w:val="20"/>
-          <w:szCs w:val="20"/>
-        </w:rPr>
-      </w:pPr>
-      <w:r>
-        <w:rPr>
-          <w:rFonts w:ascii="Courier New" w:cs="Courier New" w:eastAsia="Courier New" w:hAnsi="Courier New"/>
-          <w:b w:val="1"/>
-          <w:bCs w:val="1"/>
-          <w:color w:val="bcbec4"/>
-          <w:sz w:val="20"/>
-          <w:szCs w:val="20"/>
+          <w:sz w:val="16"/>
+          <w:szCs w:val="16"/>
+        </w:rPr>
+      </w:pPr>
+      <w:r>
+        <w:rPr>
+          <w:rFonts w:ascii="Courier New" w:cs="Courier New" w:eastAsia="Courier New" w:hAnsi="Courier New"/>
+          <w:b w:val="1"/>
+          <w:bCs w:val="1"/>
+          <w:color w:val="bcbec4"/>
+          <w:sz w:val="16"/>
+          <w:szCs w:val="16"/>
           <w:rtl w:val="0"/>
         </w:rPr>
         <w:t xml:space="preserve">   </w:t>
@@ -7794,8 +7723,8 @@
           <w:b w:val="1"/>
           <w:bCs w:val="1"/>
           <w:color w:val="cf8e6d"/>
-          <w:sz w:val="20"/>
-          <w:szCs w:val="20"/>
+          <w:sz w:val="16"/>
+          <w:szCs w:val="16"/>
           <w:rtl w:val="0"/>
         </w:rPr>
         <w:t xml:space="preserve">public </w:t>
@@ -7806,8 +7735,8 @@
           <w:b w:val="1"/>
           <w:bCs w:val="1"/>
           <w:color w:val="bcbec4"/>
-          <w:sz w:val="20"/>
-          <w:szCs w:val="20"/>
+          <w:sz w:val="16"/>
+          <w:szCs w:val="16"/>
           <w:rtl w:val="0"/>
         </w:rPr>
         <w:t xml:space="preserve">List&lt;Truck&gt; </w:t>
@@ -7818,8 +7747,8 @@
           <w:b w:val="1"/>
           <w:bCs w:val="1"/>
           <w:color w:val="56a8f5"/>
-          <w:sz w:val="20"/>
-          <w:szCs w:val="20"/>
+          <w:sz w:val="16"/>
+          <w:szCs w:val="16"/>
           <w:rtl w:val="0"/>
         </w:rPr>
         <w:t xml:space="preserve">getTrucks</w:t>
@@ -7830,8 +7759,8 @@
           <w:b w:val="1"/>
           <w:bCs w:val="1"/>
           <w:color w:val="bcbec4"/>
-          <w:sz w:val="20"/>
-          <w:szCs w:val="20"/>
+          <w:sz w:val="16"/>
+          <w:szCs w:val="16"/>
           <w:rtl w:val="0"/>
         </w:rPr>
         <w:t xml:space="preserve">() { </w:t>
@@ -7842,8 +7771,8 @@
           <w:b w:val="1"/>
           <w:bCs w:val="1"/>
           <w:color w:val="cf8e6d"/>
-          <w:sz w:val="20"/>
-          <w:szCs w:val="20"/>
+          <w:sz w:val="16"/>
+          <w:szCs w:val="16"/>
           <w:rtl w:val="0"/>
         </w:rPr>
         <w:t xml:space="preserve">return </w:t>
@@ -7854,8 +7783,8 @@
           <w:b w:val="1"/>
           <w:bCs w:val="1"/>
           <w:color w:val="c77dbb"/>
-          <w:sz w:val="20"/>
-          <w:szCs w:val="20"/>
+          <w:sz w:val="16"/>
+          <w:szCs w:val="16"/>
           <w:rtl w:val="0"/>
         </w:rPr>
         <w:t xml:space="preserve">trucks</w:t>
@@ -7866,8 +7795,8 @@
           <w:b w:val="1"/>
           <w:bCs w:val="1"/>
           <w:color w:val="bcbec4"/>
-          <w:sz w:val="20"/>
-          <w:szCs w:val="20"/>
+          <w:sz w:val="16"/>
+          <w:szCs w:val="16"/>
           <w:rtl w:val="0"/>
         </w:rPr>
         <w:t xml:space="preserve">; }</w:t>
@@ -7880,40 +7809,25 @@
         <w:ind w:firstLine="708.6614173228347"/>
         <w:jc w:val="both"/>
         <w:rPr>
-          <w:rFonts w:ascii="Courier New" w:cs="Courier New" w:eastAsia="Courier New" w:hAnsi="Courier New"/>
-          <w:b w:val="1"/>
-          <w:bCs w:val="1"/>
-          <w:color w:val="bcbec4"/>
-          <w:sz w:val="20"/>
-          <w:szCs w:val="20"/>
-        </w:rPr>
-      </w:pPr>
-      <w:r>
-        <w:rPr>
-          <w:rFonts w:ascii="Courier New" w:cs="Courier New" w:eastAsia="Courier New" w:hAnsi="Courier New"/>
-          <w:b w:val="1"/>
-          <w:bCs w:val="1"/>
-          <w:color w:val="bcbec4"/>
-          <w:sz w:val="20"/>
-          <w:szCs w:val="20"/>
+          <w:rFonts w:ascii="Times New Roman" w:cs="Times New Roman" w:eastAsia="Times New Roman" w:hAnsi="Times New Roman"/>
+          <w:b w:val="1"/>
+          <w:bCs w:val="1"/>
+          <w:sz w:val="24"/>
+          <w:szCs w:val="24"/>
+        </w:rPr>
+      </w:pPr>
+      <w:r>
+        <w:rPr>
+          <w:rFonts w:ascii="Courier New" w:cs="Courier New" w:eastAsia="Courier New" w:hAnsi="Courier New"/>
+          <w:b w:val="1"/>
+          <w:bCs w:val="1"/>
+          <w:color w:val="bcbec4"/>
+          <w:sz w:val="16"/>
+          <w:szCs w:val="16"/>
           <w:rtl w:val="0"/>
         </w:rPr>
         <w:t xml:space="preserve">}</w:t>
       </w:r>
-    </w:p>
-    <w:p>
-      <w:pPr>
-        <w:spacing w:line="360" w:lineRule="auto"/>
-        <w:ind w:firstLine="708.6614173228347"/>
-        <w:jc w:val="both"/>
-        <w:rPr>
-          <w:rFonts w:ascii="Times New Roman" w:cs="Times New Roman" w:eastAsia="Times New Roman" w:hAnsi="Times New Roman"/>
-          <w:b w:val="1"/>
-          <w:bCs w:val="1"/>
-          <w:sz w:val="28"/>
-          <w:szCs w:val="28"/>
-        </w:rPr>
-      </w:pPr>
       <w:r>
         <w:br w:type="page"/>
       </w:r>
@@ -7981,16 +7895,16 @@
         <w:rPr>
           <w:rFonts w:ascii="Courier New" w:cs="Courier New" w:eastAsia="Courier New" w:hAnsi="Courier New"/>
           <w:color w:val="bcbec4"/>
-          <w:sz w:val="20"/>
-          <w:szCs w:val="20"/>
+          <w:sz w:val="16"/>
+          <w:szCs w:val="16"/>
         </w:rPr>
       </w:pPr>
       <w:r>
         <w:rPr>
           <w:rFonts w:ascii="Courier New" w:cs="Courier New" w:eastAsia="Courier New" w:hAnsi="Courier New"/>
           <w:color w:val="cf8e6d"/>
-          <w:sz w:val="20"/>
-          <w:szCs w:val="20"/>
+          <w:sz w:val="16"/>
+          <w:szCs w:val="16"/>
           <w:rtl w:val="0"/>
         </w:rPr>
         <w:t xml:space="preserve">package </w:t>
@@ -7999,8 +7913,8 @@
         <w:rPr>
           <w:rFonts w:ascii="Courier New" w:cs="Courier New" w:eastAsia="Courier New" w:hAnsi="Courier New"/>
           <w:color w:val="bcbec4"/>
-          <w:sz w:val="20"/>
-          <w:szCs w:val="20"/>
+          <w:sz w:val="16"/>
+          <w:szCs w:val="16"/>
           <w:rtl w:val="0"/>
         </w:rPr>
         <w:t xml:space="preserve">ua.autostation.entity;</w:t>
@@ -8015,35 +7929,35 @@
         <w:rPr>
           <w:rFonts w:ascii="Courier New" w:cs="Courier New" w:eastAsia="Courier New" w:hAnsi="Courier New"/>
           <w:color w:val="bcbec4"/>
-          <w:sz w:val="20"/>
-          <w:szCs w:val="20"/>
-        </w:rPr>
-      </w:pPr>
-      <w:r>
-        <w:rPr>
-          <w:rtl w:val="0"/>
-        </w:rPr>
-      </w:r>
-    </w:p>
-    <w:p>
-      <w:pPr>
-        <w:shd w:fill="191a1c" w:val="clear"/>
-        <w:spacing w:line="360" w:lineRule="auto"/>
-        <w:ind w:firstLine="708.6614173228347"/>
-        <w:jc w:val="both"/>
-        <w:rPr>
-          <w:rFonts w:ascii="Courier New" w:cs="Courier New" w:eastAsia="Courier New" w:hAnsi="Courier New"/>
-          <w:color w:val="bcbec4"/>
-          <w:sz w:val="20"/>
-          <w:szCs w:val="20"/>
+          <w:sz w:val="16"/>
+          <w:szCs w:val="16"/>
+        </w:rPr>
+      </w:pPr>
+      <w:r>
+        <w:rPr>
+          <w:rtl w:val="0"/>
+        </w:rPr>
+      </w:r>
+    </w:p>
+    <w:p>
+      <w:pPr>
+        <w:shd w:fill="191a1c" w:val="clear"/>
+        <w:spacing w:line="360" w:lineRule="auto"/>
+        <w:ind w:firstLine="708.6614173228347"/>
+        <w:jc w:val="both"/>
+        <w:rPr>
+          <w:rFonts w:ascii="Courier New" w:cs="Courier New" w:eastAsia="Courier New" w:hAnsi="Courier New"/>
+          <w:color w:val="bcbec4"/>
+          <w:sz w:val="16"/>
+          <w:szCs w:val="16"/>
         </w:rPr>
       </w:pPr>
       <w:r>
         <w:rPr>
           <w:rFonts w:ascii="Courier New" w:cs="Courier New" w:eastAsia="Courier New" w:hAnsi="Courier New"/>
           <w:color w:val="cf8e6d"/>
-          <w:sz w:val="20"/>
-          <w:szCs w:val="20"/>
+          <w:sz w:val="16"/>
+          <w:szCs w:val="16"/>
           <w:rtl w:val="0"/>
         </w:rPr>
         <w:t xml:space="preserve">import </w:t>
@@ -8052,8 +7966,8 @@
         <w:rPr>
           <w:rFonts w:ascii="Courier New" w:cs="Courier New" w:eastAsia="Courier New" w:hAnsi="Courier New"/>
           <w:color w:val="bcbec4"/>
-          <w:sz w:val="20"/>
-          <w:szCs w:val="20"/>
+          <w:sz w:val="16"/>
+          <w:szCs w:val="16"/>
           <w:rtl w:val="0"/>
         </w:rPr>
         <w:t xml:space="preserve">jakarta.persistence.*;</w:t>
@@ -8068,16 +7982,16 @@
         <w:rPr>
           <w:rFonts w:ascii="Courier New" w:cs="Courier New" w:eastAsia="Courier New" w:hAnsi="Courier New"/>
           <w:color w:val="bcbec4"/>
-          <w:sz w:val="20"/>
-          <w:szCs w:val="20"/>
+          <w:sz w:val="16"/>
+          <w:szCs w:val="16"/>
         </w:rPr>
       </w:pPr>
       <w:r>
         <w:rPr>
           <w:rFonts w:ascii="Courier New" w:cs="Courier New" w:eastAsia="Courier New" w:hAnsi="Courier New"/>
           <w:color w:val="cf8e6d"/>
-          <w:sz w:val="20"/>
-          <w:szCs w:val="20"/>
+          <w:sz w:val="16"/>
+          <w:szCs w:val="16"/>
           <w:rtl w:val="0"/>
         </w:rPr>
         <w:t xml:space="preserve">import </w:t>
@@ -8086,8 +8000,8 @@
         <w:rPr>
           <w:rFonts w:ascii="Courier New" w:cs="Courier New" w:eastAsia="Courier New" w:hAnsi="Courier New"/>
           <w:color w:val="bcbec4"/>
-          <w:sz w:val="20"/>
-          <w:szCs w:val="20"/>
+          <w:sz w:val="16"/>
+          <w:szCs w:val="16"/>
           <w:rtl w:val="0"/>
         </w:rPr>
         <w:t xml:space="preserve">java.util.ArrayList;</w:t>
@@ -8102,16 +8016,16 @@
         <w:rPr>
           <w:rFonts w:ascii="Courier New" w:cs="Courier New" w:eastAsia="Courier New" w:hAnsi="Courier New"/>
           <w:color w:val="bcbec4"/>
-          <w:sz w:val="20"/>
-          <w:szCs w:val="20"/>
+          <w:sz w:val="16"/>
+          <w:szCs w:val="16"/>
         </w:rPr>
       </w:pPr>
       <w:r>
         <w:rPr>
           <w:rFonts w:ascii="Courier New" w:cs="Courier New" w:eastAsia="Courier New" w:hAnsi="Courier New"/>
           <w:color w:val="cf8e6d"/>
-          <w:sz w:val="20"/>
-          <w:szCs w:val="20"/>
+          <w:sz w:val="16"/>
+          <w:szCs w:val="16"/>
           <w:rtl w:val="0"/>
         </w:rPr>
         <w:t xml:space="preserve">import </w:t>
@@ -8120,8 +8034,8 @@
         <w:rPr>
           <w:rFonts w:ascii="Courier New" w:cs="Courier New" w:eastAsia="Courier New" w:hAnsi="Courier New"/>
           <w:color w:val="bcbec4"/>
-          <w:sz w:val="20"/>
-          <w:szCs w:val="20"/>
+          <w:sz w:val="16"/>
+          <w:szCs w:val="16"/>
           <w:rtl w:val="0"/>
         </w:rPr>
         <w:t xml:space="preserve">java.util.List;</w:t>
@@ -8136,8 +8050,8 @@
         <w:rPr>
           <w:rFonts w:ascii="Courier New" w:cs="Courier New" w:eastAsia="Courier New" w:hAnsi="Courier New"/>
           <w:color w:val="bcbec4"/>
-          <w:sz w:val="20"/>
-          <w:szCs w:val="20"/>
+          <w:sz w:val="16"/>
+          <w:szCs w:val="16"/>
         </w:rPr>
       </w:pPr>
       <w:r>
@@ -8155,16 +8069,16 @@
         <w:rPr>
           <w:rFonts w:ascii="Courier New" w:cs="Courier New" w:eastAsia="Courier New" w:hAnsi="Courier New"/>
           <w:color w:val="b3ae60"/>
-          <w:sz w:val="20"/>
-          <w:szCs w:val="20"/>
+          <w:sz w:val="16"/>
+          <w:szCs w:val="16"/>
         </w:rPr>
       </w:pPr>
       <w:r>
         <w:rPr>
           <w:rFonts w:ascii="Courier New" w:cs="Courier New" w:eastAsia="Courier New" w:hAnsi="Courier New"/>
           <w:color w:val="b3ae60"/>
-          <w:sz w:val="20"/>
-          <w:szCs w:val="20"/>
+          <w:sz w:val="16"/>
+          <w:szCs w:val="16"/>
           <w:rtl w:val="0"/>
         </w:rPr>
         <w:t xml:space="preserve">@Entity</w:t>
@@ -8179,16 +8093,16 @@
         <w:rPr>
           <w:rFonts w:ascii="Courier New" w:cs="Courier New" w:eastAsia="Courier New" w:hAnsi="Courier New"/>
           <w:color w:val="bcbec4"/>
-          <w:sz w:val="20"/>
-          <w:szCs w:val="20"/>
+          <w:sz w:val="16"/>
+          <w:szCs w:val="16"/>
         </w:rPr>
       </w:pPr>
       <w:r>
         <w:rPr>
           <w:rFonts w:ascii="Courier New" w:cs="Courier New" w:eastAsia="Courier New" w:hAnsi="Courier New"/>
           <w:color w:val="b3ae60"/>
-          <w:sz w:val="20"/>
-          <w:szCs w:val="20"/>
+          <w:sz w:val="16"/>
+          <w:szCs w:val="16"/>
           <w:rtl w:val="0"/>
         </w:rPr>
         <w:t xml:space="preserve">@Table</w:t>
@@ -8197,8 +8111,8 @@
         <w:rPr>
           <w:rFonts w:ascii="Courier New" w:cs="Courier New" w:eastAsia="Courier New" w:hAnsi="Courier New"/>
           <w:color w:val="bcbec4"/>
-          <w:sz w:val="20"/>
-          <w:szCs w:val="20"/>
+          <w:sz w:val="16"/>
+          <w:szCs w:val="16"/>
           <w:rtl w:val="0"/>
         </w:rPr>
         <w:t xml:space="preserve">(name = </w:t>
@@ -8207,8 +8121,8 @@
         <w:rPr>
           <w:rFonts w:ascii="Courier New" w:cs="Courier New" w:eastAsia="Courier New" w:hAnsi="Courier New"/>
           <w:color w:val="6aab73"/>
-          <w:sz w:val="20"/>
-          <w:szCs w:val="20"/>
+          <w:sz w:val="16"/>
+          <w:szCs w:val="16"/>
           <w:rtl w:val="0"/>
         </w:rPr>
         <w:t xml:space="preserve">"trucks"</w:t>
@@ -8217,8 +8131,8 @@
         <w:rPr>
           <w:rFonts w:ascii="Courier New" w:cs="Courier New" w:eastAsia="Courier New" w:hAnsi="Courier New"/>
           <w:color w:val="bcbec4"/>
-          <w:sz w:val="20"/>
-          <w:szCs w:val="20"/>
+          <w:sz w:val="16"/>
+          <w:szCs w:val="16"/>
           <w:rtl w:val="0"/>
         </w:rPr>
         <w:t xml:space="preserve">)</w:t>
@@ -8233,16 +8147,16 @@
         <w:rPr>
           <w:rFonts w:ascii="Courier New" w:cs="Courier New" w:eastAsia="Courier New" w:hAnsi="Courier New"/>
           <w:color w:val="bcbec4"/>
-          <w:sz w:val="20"/>
-          <w:szCs w:val="20"/>
+          <w:sz w:val="16"/>
+          <w:szCs w:val="16"/>
         </w:rPr>
       </w:pPr>
       <w:r>
         <w:rPr>
           <w:rFonts w:ascii="Courier New" w:cs="Courier New" w:eastAsia="Courier New" w:hAnsi="Courier New"/>
           <w:color w:val="cf8e6d"/>
-          <w:sz w:val="20"/>
-          <w:szCs w:val="20"/>
+          <w:sz w:val="16"/>
+          <w:szCs w:val="16"/>
           <w:rtl w:val="0"/>
         </w:rPr>
         <w:t xml:space="preserve">public class </w:t>
@@ -8251,8 +8165,8 @@
         <w:rPr>
           <w:rFonts w:ascii="Courier New" w:cs="Courier New" w:eastAsia="Courier New" w:hAnsi="Courier New"/>
           <w:color w:val="bcbec4"/>
-          <w:sz w:val="20"/>
-          <w:szCs w:val="20"/>
+          <w:sz w:val="16"/>
+          <w:szCs w:val="16"/>
           <w:rtl w:val="0"/>
         </w:rPr>
         <w:t xml:space="preserve">Truck {</w:t>
@@ -8267,16 +8181,16 @@
         <w:rPr>
           <w:rFonts w:ascii="Courier New" w:cs="Courier New" w:eastAsia="Courier New" w:hAnsi="Courier New"/>
           <w:color w:val="b3ae60"/>
-          <w:sz w:val="20"/>
-          <w:szCs w:val="20"/>
-        </w:rPr>
-      </w:pPr>
-      <w:r>
-        <w:rPr>
-          <w:rFonts w:ascii="Courier New" w:cs="Courier New" w:eastAsia="Courier New" w:hAnsi="Courier New"/>
-          <w:color w:val="bcbec4"/>
-          <w:sz w:val="20"/>
-          <w:szCs w:val="20"/>
+          <w:sz w:val="16"/>
+          <w:szCs w:val="16"/>
+        </w:rPr>
+      </w:pPr>
+      <w:r>
+        <w:rPr>
+          <w:rFonts w:ascii="Courier New" w:cs="Courier New" w:eastAsia="Courier New" w:hAnsi="Courier New"/>
+          <w:color w:val="bcbec4"/>
+          <w:sz w:val="16"/>
+          <w:szCs w:val="16"/>
           <w:rtl w:val="0"/>
         </w:rPr>
         <w:t xml:space="preserve">   </w:t>
@@ -8285,8 +8199,8 @@
         <w:rPr>
           <w:rFonts w:ascii="Courier New" w:cs="Courier New" w:eastAsia="Courier New" w:hAnsi="Courier New"/>
           <w:color w:val="b3ae60"/>
-          <w:sz w:val="20"/>
-          <w:szCs w:val="20"/>
+          <w:sz w:val="16"/>
+          <w:szCs w:val="16"/>
           <w:rtl w:val="0"/>
         </w:rPr>
         <w:t xml:space="preserve">@Id</w:t>
@@ -8301,16 +8215,16 @@
         <w:rPr>
           <w:rFonts w:ascii="Courier New" w:cs="Courier New" w:eastAsia="Courier New" w:hAnsi="Courier New"/>
           <w:color w:val="bcbec4"/>
-          <w:sz w:val="20"/>
-          <w:szCs w:val="20"/>
+          <w:sz w:val="16"/>
+          <w:szCs w:val="16"/>
         </w:rPr>
       </w:pPr>
       <w:r>
         <w:rPr>
           <w:rFonts w:ascii="Courier New" w:cs="Courier New" w:eastAsia="Courier New" w:hAnsi="Courier New"/>
           <w:color w:val="b3ae60"/>
-          <w:sz w:val="20"/>
-          <w:szCs w:val="20"/>
+          <w:sz w:val="16"/>
+          <w:szCs w:val="16"/>
           <w:rtl w:val="0"/>
         </w:rPr>
         <w:t xml:space="preserve">   @GeneratedValue</w:t>
@@ -8319,8 +8233,8 @@
         <w:rPr>
           <w:rFonts w:ascii="Courier New" w:cs="Courier New" w:eastAsia="Courier New" w:hAnsi="Courier New"/>
           <w:color w:val="bcbec4"/>
-          <w:sz w:val="20"/>
-          <w:szCs w:val="20"/>
+          <w:sz w:val="16"/>
+          <w:szCs w:val="16"/>
           <w:rtl w:val="0"/>
         </w:rPr>
         <w:t xml:space="preserve">(strategy = GenerationType.</w:t>
@@ -8331,8 +8245,8 @@
           <w:i w:val="1"/>
           <w:iCs w:val="1"/>
           <w:color w:val="c77dbb"/>
-          <w:sz w:val="20"/>
-          <w:szCs w:val="20"/>
+          <w:sz w:val="16"/>
+          <w:szCs w:val="16"/>
           <w:rtl w:val="0"/>
         </w:rPr>
         <w:t xml:space="preserve">IDENTITY</w:t>
@@ -8341,8 +8255,8 @@
         <w:rPr>
           <w:rFonts w:ascii="Courier New" w:cs="Courier New" w:eastAsia="Courier New" w:hAnsi="Courier New"/>
           <w:color w:val="bcbec4"/>
-          <w:sz w:val="20"/>
-          <w:szCs w:val="20"/>
+          <w:sz w:val="16"/>
+          <w:szCs w:val="16"/>
           <w:rtl w:val="0"/>
         </w:rPr>
         <w:t xml:space="preserve">)</w:t>
@@ -8357,16 +8271,16 @@
         <w:rPr>
           <w:rFonts w:ascii="Courier New" w:cs="Courier New" w:eastAsia="Courier New" w:hAnsi="Courier New"/>
           <w:color w:val="bcbec4"/>
-          <w:sz w:val="20"/>
-          <w:szCs w:val="20"/>
-        </w:rPr>
-      </w:pPr>
-      <w:r>
-        <w:rPr>
-          <w:rFonts w:ascii="Courier New" w:cs="Courier New" w:eastAsia="Courier New" w:hAnsi="Courier New"/>
-          <w:color w:val="bcbec4"/>
-          <w:sz w:val="20"/>
-          <w:szCs w:val="20"/>
+          <w:sz w:val="16"/>
+          <w:szCs w:val="16"/>
+        </w:rPr>
+      </w:pPr>
+      <w:r>
+        <w:rPr>
+          <w:rFonts w:ascii="Courier New" w:cs="Courier New" w:eastAsia="Courier New" w:hAnsi="Courier New"/>
+          <w:color w:val="bcbec4"/>
+          <w:sz w:val="16"/>
+          <w:szCs w:val="16"/>
           <w:rtl w:val="0"/>
         </w:rPr>
         <w:t xml:space="preserve">   </w:t>
@@ -8375,8 +8289,8 @@
         <w:rPr>
           <w:rFonts w:ascii="Courier New" w:cs="Courier New" w:eastAsia="Courier New" w:hAnsi="Courier New"/>
           <w:color w:val="cf8e6d"/>
-          <w:sz w:val="20"/>
-          <w:szCs w:val="20"/>
+          <w:sz w:val="16"/>
+          <w:szCs w:val="16"/>
           <w:rtl w:val="0"/>
         </w:rPr>
         <w:t xml:space="preserve">private </w:t>
@@ -8385,8 +8299,8 @@
         <w:rPr>
           <w:rFonts w:ascii="Courier New" w:cs="Courier New" w:eastAsia="Courier New" w:hAnsi="Courier New"/>
           <w:color w:val="bcbec4"/>
-          <w:sz w:val="20"/>
-          <w:szCs w:val="20"/>
+          <w:sz w:val="16"/>
+          <w:szCs w:val="16"/>
           <w:rtl w:val="0"/>
         </w:rPr>
         <w:t xml:space="preserve">Long </w:t>
@@ -8395,8 +8309,8 @@
         <w:rPr>
           <w:rFonts w:ascii="Courier New" w:cs="Courier New" w:eastAsia="Courier New" w:hAnsi="Courier New"/>
           <w:color w:val="c77dbb"/>
-          <w:sz w:val="20"/>
-          <w:szCs w:val="20"/>
+          <w:sz w:val="16"/>
+          <w:szCs w:val="16"/>
           <w:rtl w:val="0"/>
         </w:rPr>
         <w:t xml:space="preserve">id</w:t>
@@ -8405,8 +8319,8 @@
         <w:rPr>
           <w:rFonts w:ascii="Courier New" w:cs="Courier New" w:eastAsia="Courier New" w:hAnsi="Courier New"/>
           <w:color w:val="bcbec4"/>
-          <w:sz w:val="20"/>
-          <w:szCs w:val="20"/>
+          <w:sz w:val="16"/>
+          <w:szCs w:val="16"/>
           <w:rtl w:val="0"/>
         </w:rPr>
         <w:t xml:space="preserve">;</w:t>
@@ -8421,35 +8335,35 @@
         <w:rPr>
           <w:rFonts w:ascii="Courier New" w:cs="Courier New" w:eastAsia="Courier New" w:hAnsi="Courier New"/>
           <w:color w:val="bcbec4"/>
-          <w:sz w:val="20"/>
-          <w:szCs w:val="20"/>
-        </w:rPr>
-      </w:pPr>
-      <w:r>
-        <w:rPr>
-          <w:rtl w:val="0"/>
-        </w:rPr>
-      </w:r>
-    </w:p>
-    <w:p>
-      <w:pPr>
-        <w:shd w:fill="191a1c" w:val="clear"/>
-        <w:spacing w:line="360" w:lineRule="auto"/>
-        <w:ind w:firstLine="708.6614173228347"/>
-        <w:jc w:val="both"/>
-        <w:rPr>
-          <w:rFonts w:ascii="Courier New" w:cs="Courier New" w:eastAsia="Courier New" w:hAnsi="Courier New"/>
-          <w:color w:val="bcbec4"/>
-          <w:sz w:val="20"/>
-          <w:szCs w:val="20"/>
-        </w:rPr>
-      </w:pPr>
-      <w:r>
-        <w:rPr>
-          <w:rFonts w:ascii="Courier New" w:cs="Courier New" w:eastAsia="Courier New" w:hAnsi="Courier New"/>
-          <w:color w:val="bcbec4"/>
-          <w:sz w:val="20"/>
-          <w:szCs w:val="20"/>
+          <w:sz w:val="16"/>
+          <w:szCs w:val="16"/>
+        </w:rPr>
+      </w:pPr>
+      <w:r>
+        <w:rPr>
+          <w:rtl w:val="0"/>
+        </w:rPr>
+      </w:r>
+    </w:p>
+    <w:p>
+      <w:pPr>
+        <w:shd w:fill="191a1c" w:val="clear"/>
+        <w:spacing w:line="360" w:lineRule="auto"/>
+        <w:ind w:firstLine="708.6614173228347"/>
+        <w:jc w:val="both"/>
+        <w:rPr>
+          <w:rFonts w:ascii="Courier New" w:cs="Courier New" w:eastAsia="Courier New" w:hAnsi="Courier New"/>
+          <w:color w:val="bcbec4"/>
+          <w:sz w:val="16"/>
+          <w:szCs w:val="16"/>
+        </w:rPr>
+      </w:pPr>
+      <w:r>
+        <w:rPr>
+          <w:rFonts w:ascii="Courier New" w:cs="Courier New" w:eastAsia="Courier New" w:hAnsi="Courier New"/>
+          <w:color w:val="bcbec4"/>
+          <w:sz w:val="16"/>
+          <w:szCs w:val="16"/>
           <w:rtl w:val="0"/>
         </w:rPr>
         <w:t xml:space="preserve">   </w:t>
@@ -8458,8 +8372,8 @@
         <w:rPr>
           <w:rFonts w:ascii="Courier New" w:cs="Courier New" w:eastAsia="Courier New" w:hAnsi="Courier New"/>
           <w:color w:val="cf8e6d"/>
-          <w:sz w:val="20"/>
-          <w:szCs w:val="20"/>
+          <w:sz w:val="16"/>
+          <w:szCs w:val="16"/>
           <w:rtl w:val="0"/>
         </w:rPr>
         <w:t xml:space="preserve">private </w:t>
@@ -8468,8 +8382,8 @@
         <w:rPr>
           <w:rFonts w:ascii="Courier New" w:cs="Courier New" w:eastAsia="Courier New" w:hAnsi="Courier New"/>
           <w:color w:val="bcbec4"/>
-          <w:sz w:val="20"/>
-          <w:szCs w:val="20"/>
+          <w:sz w:val="16"/>
+          <w:szCs w:val="16"/>
           <w:rtl w:val="0"/>
         </w:rPr>
         <w:t xml:space="preserve">String </w:t>
@@ -8478,8 +8392,8 @@
         <w:rPr>
           <w:rFonts w:ascii="Courier New" w:cs="Courier New" w:eastAsia="Courier New" w:hAnsi="Courier New"/>
           <w:color w:val="c77dbb"/>
-          <w:sz w:val="20"/>
-          <w:szCs w:val="20"/>
+          <w:sz w:val="16"/>
+          <w:szCs w:val="16"/>
           <w:rtl w:val="0"/>
         </w:rPr>
         <w:t xml:space="preserve">model</w:t>
@@ -8488,8 +8402,8 @@
         <w:rPr>
           <w:rFonts w:ascii="Courier New" w:cs="Courier New" w:eastAsia="Courier New" w:hAnsi="Courier New"/>
           <w:color w:val="bcbec4"/>
-          <w:sz w:val="20"/>
-          <w:szCs w:val="20"/>
+          <w:sz w:val="16"/>
+          <w:szCs w:val="16"/>
           <w:rtl w:val="0"/>
         </w:rPr>
         <w:t xml:space="preserve">;</w:t>
@@ -8504,16 +8418,16 @@
         <w:rPr>
           <w:rFonts w:ascii="Courier New" w:cs="Courier New" w:eastAsia="Courier New" w:hAnsi="Courier New"/>
           <w:color w:val="7a7e85"/>
-          <w:sz w:val="20"/>
-          <w:szCs w:val="20"/>
-        </w:rPr>
-      </w:pPr>
-      <w:r>
-        <w:rPr>
-          <w:rFonts w:ascii="Courier New" w:cs="Courier New" w:eastAsia="Courier New" w:hAnsi="Courier New"/>
-          <w:color w:val="bcbec4"/>
-          <w:sz w:val="20"/>
-          <w:szCs w:val="20"/>
+          <w:sz w:val="16"/>
+          <w:szCs w:val="16"/>
+        </w:rPr>
+      </w:pPr>
+      <w:r>
+        <w:rPr>
+          <w:rFonts w:ascii="Courier New" w:cs="Courier New" w:eastAsia="Courier New" w:hAnsi="Courier New"/>
+          <w:color w:val="bcbec4"/>
+          <w:sz w:val="16"/>
+          <w:szCs w:val="16"/>
           <w:rtl w:val="0"/>
         </w:rPr>
         <w:t xml:space="preserve">   </w:t>
@@ -8522,8 +8436,8 @@
         <w:rPr>
           <w:rFonts w:ascii="Courier New" w:cs="Courier New" w:eastAsia="Courier New" w:hAnsi="Courier New"/>
           <w:color w:val="cf8e6d"/>
-          <w:sz w:val="20"/>
-          <w:szCs w:val="20"/>
+          <w:sz w:val="16"/>
+          <w:szCs w:val="16"/>
           <w:rtl w:val="0"/>
         </w:rPr>
         <w:t xml:space="preserve">private boolean </w:t>
@@ -8532,8 +8446,8 @@
         <w:rPr>
           <w:rFonts w:ascii="Courier New" w:cs="Courier New" w:eastAsia="Courier New" w:hAnsi="Courier New"/>
           <w:color w:val="c77dbb"/>
-          <w:sz w:val="20"/>
-          <w:szCs w:val="20"/>
+          <w:sz w:val="16"/>
+          <w:szCs w:val="16"/>
           <w:rtl w:val="0"/>
         </w:rPr>
         <w:t xml:space="preserve">isConditionOk</w:t>
@@ -8542,8 +8456,8 @@
         <w:rPr>
           <w:rFonts w:ascii="Courier New" w:cs="Courier New" w:eastAsia="Courier New" w:hAnsi="Courier New"/>
           <w:color w:val="bcbec4"/>
-          <w:sz w:val="20"/>
-          <w:szCs w:val="20"/>
+          <w:sz w:val="16"/>
+          <w:szCs w:val="16"/>
           <w:rtl w:val="0"/>
         </w:rPr>
         <w:t xml:space="preserve">; </w:t>
@@ -8552,8 +8466,8 @@
         <w:rPr>
           <w:rFonts w:ascii="Courier New" w:cs="Courier New" w:eastAsia="Courier New" w:hAnsi="Courier New"/>
           <w:color w:val="7a7e85"/>
-          <w:sz w:val="20"/>
-          <w:szCs w:val="20"/>
+          <w:sz w:val="16"/>
+          <w:szCs w:val="16"/>
           <w:rtl w:val="0"/>
         </w:rPr>
         <w:t xml:space="preserve">// Стан автомобіля (справний/несправний)</w:t>
@@ -8568,8 +8482,8 @@
         <w:rPr>
           <w:rFonts w:ascii="Courier New" w:cs="Courier New" w:eastAsia="Courier New" w:hAnsi="Courier New"/>
           <w:color w:val="7a7e85"/>
-          <w:sz w:val="20"/>
-          <w:szCs w:val="20"/>
+          <w:sz w:val="16"/>
+          <w:szCs w:val="16"/>
         </w:rPr>
       </w:pPr>
       <w:r>
@@ -8587,16 +8501,16 @@
         <w:rPr>
           <w:rFonts w:ascii="Courier New" w:cs="Courier New" w:eastAsia="Courier New" w:hAnsi="Courier New"/>
           <w:color w:val="7a7e85"/>
-          <w:sz w:val="20"/>
-          <w:szCs w:val="20"/>
+          <w:sz w:val="16"/>
+          <w:szCs w:val="16"/>
         </w:rPr>
       </w:pPr>
       <w:r>
         <w:rPr>
           <w:rFonts w:ascii="Courier New" w:cs="Courier New" w:eastAsia="Courier New" w:hAnsi="Courier New"/>
           <w:color w:val="7a7e85"/>
-          <w:sz w:val="20"/>
-          <w:szCs w:val="20"/>
+          <w:sz w:val="16"/>
+          <w:szCs w:val="16"/>
           <w:rtl w:val="0"/>
         </w:rPr>
         <w:t xml:space="preserve">   // Демонстрація 1:1 : за вантажівкою закріплено один техпаспорт</w:t>
@@ -8611,16 +8525,16 @@
         <w:rPr>
           <w:rFonts w:ascii="Courier New" w:cs="Courier New" w:eastAsia="Courier New" w:hAnsi="Courier New"/>
           <w:color w:val="bcbec4"/>
-          <w:sz w:val="20"/>
-          <w:szCs w:val="20"/>
+          <w:sz w:val="16"/>
+          <w:szCs w:val="16"/>
         </w:rPr>
       </w:pPr>
       <w:r>
         <w:rPr>
           <w:rFonts w:ascii="Courier New" w:cs="Courier New" w:eastAsia="Courier New" w:hAnsi="Courier New"/>
           <w:color w:val="7a7e85"/>
-          <w:sz w:val="20"/>
-          <w:szCs w:val="20"/>
+          <w:sz w:val="16"/>
+          <w:szCs w:val="16"/>
           <w:rtl w:val="0"/>
         </w:rPr>
         <w:t xml:space="preserve">   </w:t>
@@ -8629,8 +8543,8 @@
         <w:rPr>
           <w:rFonts w:ascii="Courier New" w:cs="Courier New" w:eastAsia="Courier New" w:hAnsi="Courier New"/>
           <w:color w:val="b3ae60"/>
-          <w:sz w:val="20"/>
-          <w:szCs w:val="20"/>
+          <w:sz w:val="16"/>
+          <w:szCs w:val="16"/>
           <w:rtl w:val="0"/>
         </w:rPr>
         <w:t xml:space="preserve">@OneToOne</w:t>
@@ -8639,8 +8553,8 @@
         <w:rPr>
           <w:rFonts w:ascii="Courier New" w:cs="Courier New" w:eastAsia="Courier New" w:hAnsi="Courier New"/>
           <w:color w:val="bcbec4"/>
-          <w:sz w:val="20"/>
-          <w:szCs w:val="20"/>
+          <w:sz w:val="16"/>
+          <w:szCs w:val="16"/>
           <w:rtl w:val="0"/>
         </w:rPr>
         <w:t xml:space="preserve">(cascade = CascadeType.</w:t>
@@ -8651,8 +8565,8 @@
           <w:i w:val="1"/>
           <w:iCs w:val="1"/>
           <w:color w:val="c77dbb"/>
-          <w:sz w:val="20"/>
-          <w:szCs w:val="20"/>
+          <w:sz w:val="16"/>
+          <w:szCs w:val="16"/>
           <w:rtl w:val="0"/>
         </w:rPr>
         <w:t xml:space="preserve">ALL</w:t>
@@ -8661,8 +8575,8 @@
         <w:rPr>
           <w:rFonts w:ascii="Courier New" w:cs="Courier New" w:eastAsia="Courier New" w:hAnsi="Courier New"/>
           <w:color w:val="bcbec4"/>
-          <w:sz w:val="20"/>
-          <w:szCs w:val="20"/>
+          <w:sz w:val="16"/>
+          <w:szCs w:val="16"/>
           <w:rtl w:val="0"/>
         </w:rPr>
         <w:t xml:space="preserve">)</w:t>
@@ -8677,16 +8591,16 @@
         <w:rPr>
           <w:rFonts w:ascii="Courier New" w:cs="Courier New" w:eastAsia="Courier New" w:hAnsi="Courier New"/>
           <w:color w:val="bcbec4"/>
-          <w:sz w:val="20"/>
-          <w:szCs w:val="20"/>
-        </w:rPr>
-      </w:pPr>
-      <w:r>
-        <w:rPr>
-          <w:rFonts w:ascii="Courier New" w:cs="Courier New" w:eastAsia="Courier New" w:hAnsi="Courier New"/>
-          <w:color w:val="bcbec4"/>
-          <w:sz w:val="20"/>
-          <w:szCs w:val="20"/>
+          <w:sz w:val="16"/>
+          <w:szCs w:val="16"/>
+        </w:rPr>
+      </w:pPr>
+      <w:r>
+        <w:rPr>
+          <w:rFonts w:ascii="Courier New" w:cs="Courier New" w:eastAsia="Courier New" w:hAnsi="Courier New"/>
+          <w:color w:val="bcbec4"/>
+          <w:sz w:val="16"/>
+          <w:szCs w:val="16"/>
           <w:rtl w:val="0"/>
         </w:rPr>
         <w:t xml:space="preserve">   </w:t>
@@ -8695,8 +8609,8 @@
         <w:rPr>
           <w:rFonts w:ascii="Courier New" w:cs="Courier New" w:eastAsia="Courier New" w:hAnsi="Courier New"/>
           <w:color w:val="b3ae60"/>
-          <w:sz w:val="20"/>
-          <w:szCs w:val="20"/>
+          <w:sz w:val="16"/>
+          <w:szCs w:val="16"/>
           <w:rtl w:val="0"/>
         </w:rPr>
         <w:t xml:space="preserve">@JoinColumn</w:t>
@@ -8705,8 +8619,8 @@
         <w:rPr>
           <w:rFonts w:ascii="Courier New" w:cs="Courier New" w:eastAsia="Courier New" w:hAnsi="Courier New"/>
           <w:color w:val="bcbec4"/>
-          <w:sz w:val="20"/>
-          <w:szCs w:val="20"/>
+          <w:sz w:val="16"/>
+          <w:szCs w:val="16"/>
           <w:rtl w:val="0"/>
         </w:rPr>
         <w:t xml:space="preserve">(name = </w:t>
@@ -8715,8 +8629,8 @@
         <w:rPr>
           <w:rFonts w:ascii="Courier New" w:cs="Courier New" w:eastAsia="Courier New" w:hAnsi="Courier New"/>
           <w:color w:val="6aab73"/>
-          <w:sz w:val="20"/>
-          <w:szCs w:val="20"/>
+          <w:sz w:val="16"/>
+          <w:szCs w:val="16"/>
           <w:rtl w:val="0"/>
         </w:rPr>
         <w:t xml:space="preserve">"passport_id"</w:t>
@@ -8725,8 +8639,8 @@
         <w:rPr>
           <w:rFonts w:ascii="Courier New" w:cs="Courier New" w:eastAsia="Courier New" w:hAnsi="Courier New"/>
           <w:color w:val="bcbec4"/>
-          <w:sz w:val="20"/>
-          <w:szCs w:val="20"/>
+          <w:sz w:val="16"/>
+          <w:szCs w:val="16"/>
           <w:rtl w:val="0"/>
         </w:rPr>
         <w:t xml:space="preserve">, referencedColumnName = </w:t>
@@ -8735,8 +8649,8 @@
         <w:rPr>
           <w:rFonts w:ascii="Courier New" w:cs="Courier New" w:eastAsia="Courier New" w:hAnsi="Courier New"/>
           <w:color w:val="6aab73"/>
-          <w:sz w:val="20"/>
-          <w:szCs w:val="20"/>
+          <w:sz w:val="16"/>
+          <w:szCs w:val="16"/>
           <w:rtl w:val="0"/>
         </w:rPr>
         <w:t xml:space="preserve">"id"</w:t>
@@ -8745,8 +8659,8 @@
         <w:rPr>
           <w:rFonts w:ascii="Courier New" w:cs="Courier New" w:eastAsia="Courier New" w:hAnsi="Courier New"/>
           <w:color w:val="bcbec4"/>
-          <w:sz w:val="20"/>
-          <w:szCs w:val="20"/>
+          <w:sz w:val="16"/>
+          <w:szCs w:val="16"/>
           <w:rtl w:val="0"/>
         </w:rPr>
         <w:t xml:space="preserve">)</w:t>
@@ -8761,16 +8675,16 @@
         <w:rPr>
           <w:rFonts w:ascii="Courier New" w:cs="Courier New" w:eastAsia="Courier New" w:hAnsi="Courier New"/>
           <w:color w:val="bcbec4"/>
-          <w:sz w:val="20"/>
-          <w:szCs w:val="20"/>
-        </w:rPr>
-      </w:pPr>
-      <w:r>
-        <w:rPr>
-          <w:rFonts w:ascii="Courier New" w:cs="Courier New" w:eastAsia="Courier New" w:hAnsi="Courier New"/>
-          <w:color w:val="bcbec4"/>
-          <w:sz w:val="20"/>
-          <w:szCs w:val="20"/>
+          <w:sz w:val="16"/>
+          <w:szCs w:val="16"/>
+        </w:rPr>
+      </w:pPr>
+      <w:r>
+        <w:rPr>
+          <w:rFonts w:ascii="Courier New" w:cs="Courier New" w:eastAsia="Courier New" w:hAnsi="Courier New"/>
+          <w:color w:val="bcbec4"/>
+          <w:sz w:val="16"/>
+          <w:szCs w:val="16"/>
           <w:rtl w:val="0"/>
         </w:rPr>
         <w:t xml:space="preserve">   </w:t>
@@ -8779,8 +8693,8 @@
         <w:rPr>
           <w:rFonts w:ascii="Courier New" w:cs="Courier New" w:eastAsia="Courier New" w:hAnsi="Courier New"/>
           <w:color w:val="cf8e6d"/>
-          <w:sz w:val="20"/>
-          <w:szCs w:val="20"/>
+          <w:sz w:val="16"/>
+          <w:szCs w:val="16"/>
           <w:rtl w:val="0"/>
         </w:rPr>
         <w:t xml:space="preserve">private </w:t>
@@ -8789,8 +8703,8 @@
         <w:rPr>
           <w:rFonts w:ascii="Courier New" w:cs="Courier New" w:eastAsia="Courier New" w:hAnsi="Courier New"/>
           <w:color w:val="bcbec4"/>
-          <w:sz w:val="20"/>
-          <w:szCs w:val="20"/>
+          <w:sz w:val="16"/>
+          <w:szCs w:val="16"/>
           <w:rtl w:val="0"/>
         </w:rPr>
         <w:t xml:space="preserve">Passport </w:t>
@@ -8799,8 +8713,8 @@
         <w:rPr>
           <w:rFonts w:ascii="Courier New" w:cs="Courier New" w:eastAsia="Courier New" w:hAnsi="Courier New"/>
           <w:color w:val="c77dbb"/>
-          <w:sz w:val="20"/>
-          <w:szCs w:val="20"/>
+          <w:sz w:val="16"/>
+          <w:szCs w:val="16"/>
           <w:rtl w:val="0"/>
         </w:rPr>
         <w:t xml:space="preserve">passport</w:t>
@@ -8809,8 +8723,8 @@
         <w:rPr>
           <w:rFonts w:ascii="Courier New" w:cs="Courier New" w:eastAsia="Courier New" w:hAnsi="Courier New"/>
           <w:color w:val="bcbec4"/>
-          <w:sz w:val="20"/>
-          <w:szCs w:val="20"/>
+          <w:sz w:val="16"/>
+          <w:szCs w:val="16"/>
           <w:rtl w:val="0"/>
         </w:rPr>
         <w:t xml:space="preserve">;</w:t>
@@ -8825,8 +8739,8 @@
         <w:rPr>
           <w:rFonts w:ascii="Courier New" w:cs="Courier New" w:eastAsia="Courier New" w:hAnsi="Courier New"/>
           <w:color w:val="bcbec4"/>
-          <w:sz w:val="20"/>
-          <w:szCs w:val="20"/>
+          <w:sz w:val="16"/>
+          <w:szCs w:val="16"/>
         </w:rPr>
       </w:pPr>
       <w:r>
@@ -8844,16 +8758,16 @@
         <w:rPr>
           <w:rFonts w:ascii="Courier New" w:cs="Courier New" w:eastAsia="Courier New" w:hAnsi="Courier New"/>
           <w:color w:val="7a7e85"/>
-          <w:sz w:val="20"/>
-          <w:szCs w:val="20"/>
-        </w:rPr>
-      </w:pPr>
-      <w:r>
-        <w:rPr>
-          <w:rFonts w:ascii="Courier New" w:cs="Courier New" w:eastAsia="Courier New" w:hAnsi="Courier New"/>
-          <w:color w:val="bcbec4"/>
-          <w:sz w:val="20"/>
-          <w:szCs w:val="20"/>
+          <w:sz w:val="16"/>
+          <w:szCs w:val="16"/>
+        </w:rPr>
+      </w:pPr>
+      <w:r>
+        <w:rPr>
+          <w:rFonts w:ascii="Courier New" w:cs="Courier New" w:eastAsia="Courier New" w:hAnsi="Courier New"/>
+          <w:color w:val="bcbec4"/>
+          <w:sz w:val="16"/>
+          <w:szCs w:val="16"/>
           <w:rtl w:val="0"/>
         </w:rPr>
         <w:t xml:space="preserve">   </w:t>
@@ -8862,8 +8776,8 @@
         <w:rPr>
           <w:rFonts w:ascii="Courier New" w:cs="Courier New" w:eastAsia="Courier New" w:hAnsi="Courier New"/>
           <w:color w:val="7a7e85"/>
-          <w:sz w:val="20"/>
-          <w:szCs w:val="20"/>
+          <w:sz w:val="16"/>
+          <w:szCs w:val="16"/>
           <w:rtl w:val="0"/>
         </w:rPr>
         <w:t xml:space="preserve">// Демонстрація Б:Б : Водії та Вантажівки ділять зміни</w:t>
@@ -8878,16 +8792,16 @@
         <w:rPr>
           <w:rFonts w:ascii="Courier New" w:cs="Courier New" w:eastAsia="Courier New" w:hAnsi="Courier New"/>
           <w:color w:val="bcbec4"/>
-          <w:sz w:val="20"/>
-          <w:szCs w:val="20"/>
+          <w:sz w:val="16"/>
+          <w:szCs w:val="16"/>
         </w:rPr>
       </w:pPr>
       <w:r>
         <w:rPr>
           <w:rFonts w:ascii="Courier New" w:cs="Courier New" w:eastAsia="Courier New" w:hAnsi="Courier New"/>
           <w:color w:val="7a7e85"/>
-          <w:sz w:val="20"/>
-          <w:szCs w:val="20"/>
+          <w:sz w:val="16"/>
+          <w:szCs w:val="16"/>
           <w:rtl w:val="0"/>
         </w:rPr>
         <w:t xml:space="preserve">   </w:t>
@@ -8896,8 +8810,8 @@
         <w:rPr>
           <w:rFonts w:ascii="Courier New" w:cs="Courier New" w:eastAsia="Courier New" w:hAnsi="Courier New"/>
           <w:color w:val="b3ae60"/>
-          <w:sz w:val="20"/>
-          <w:szCs w:val="20"/>
+          <w:sz w:val="16"/>
+          <w:szCs w:val="16"/>
           <w:rtl w:val="0"/>
         </w:rPr>
         <w:t xml:space="preserve">@ManyToMany</w:t>
@@ -8906,8 +8820,8 @@
         <w:rPr>
           <w:rFonts w:ascii="Courier New" w:cs="Courier New" w:eastAsia="Courier New" w:hAnsi="Courier New"/>
           <w:color w:val="bcbec4"/>
-          <w:sz w:val="20"/>
-          <w:szCs w:val="20"/>
+          <w:sz w:val="16"/>
+          <w:szCs w:val="16"/>
           <w:rtl w:val="0"/>
         </w:rPr>
         <w:t xml:space="preserve">(mappedBy = </w:t>
@@ -8916,8 +8830,8 @@
         <w:rPr>
           <w:rFonts w:ascii="Courier New" w:cs="Courier New" w:eastAsia="Courier New" w:hAnsi="Courier New"/>
           <w:color w:val="6aab73"/>
-          <w:sz w:val="20"/>
-          <w:szCs w:val="20"/>
+          <w:sz w:val="16"/>
+          <w:szCs w:val="16"/>
           <w:rtl w:val="0"/>
         </w:rPr>
         <w:t xml:space="preserve">"trucks"</w:t>
@@ -8926,8 +8840,8 @@
         <w:rPr>
           <w:rFonts w:ascii="Courier New" w:cs="Courier New" w:eastAsia="Courier New" w:hAnsi="Courier New"/>
           <w:color w:val="bcbec4"/>
-          <w:sz w:val="20"/>
-          <w:szCs w:val="20"/>
+          <w:sz w:val="16"/>
+          <w:szCs w:val="16"/>
           <w:rtl w:val="0"/>
         </w:rPr>
         <w:t xml:space="preserve">)</w:t>
@@ -8942,16 +8856,16 @@
         <w:rPr>
           <w:rFonts w:ascii="Courier New" w:cs="Courier New" w:eastAsia="Courier New" w:hAnsi="Courier New"/>
           <w:color w:val="bcbec4"/>
-          <w:sz w:val="20"/>
-          <w:szCs w:val="20"/>
-        </w:rPr>
-      </w:pPr>
-      <w:r>
-        <w:rPr>
-          <w:rFonts w:ascii="Courier New" w:cs="Courier New" w:eastAsia="Courier New" w:hAnsi="Courier New"/>
-          <w:color w:val="bcbec4"/>
-          <w:sz w:val="20"/>
-          <w:szCs w:val="20"/>
+          <w:sz w:val="16"/>
+          <w:szCs w:val="16"/>
+        </w:rPr>
+      </w:pPr>
+      <w:r>
+        <w:rPr>
+          <w:rFonts w:ascii="Courier New" w:cs="Courier New" w:eastAsia="Courier New" w:hAnsi="Courier New"/>
+          <w:color w:val="bcbec4"/>
+          <w:sz w:val="16"/>
+          <w:szCs w:val="16"/>
           <w:rtl w:val="0"/>
         </w:rPr>
         <w:t xml:space="preserve">   </w:t>
@@ -8960,8 +8874,8 @@
         <w:rPr>
           <w:rFonts w:ascii="Courier New" w:cs="Courier New" w:eastAsia="Courier New" w:hAnsi="Courier New"/>
           <w:color w:val="cf8e6d"/>
-          <w:sz w:val="20"/>
-          <w:szCs w:val="20"/>
+          <w:sz w:val="16"/>
+          <w:szCs w:val="16"/>
           <w:rtl w:val="0"/>
         </w:rPr>
         <w:t xml:space="preserve">private </w:t>
@@ -8970,8 +8884,8 @@
         <w:rPr>
           <w:rFonts w:ascii="Courier New" w:cs="Courier New" w:eastAsia="Courier New" w:hAnsi="Courier New"/>
           <w:color w:val="bcbec4"/>
-          <w:sz w:val="20"/>
-          <w:szCs w:val="20"/>
+          <w:sz w:val="16"/>
+          <w:szCs w:val="16"/>
           <w:rtl w:val="0"/>
         </w:rPr>
         <w:t xml:space="preserve">List&lt;Driver&gt; </w:t>
@@ -8980,8 +8894,8 @@
         <w:rPr>
           <w:rFonts w:ascii="Courier New" w:cs="Courier New" w:eastAsia="Courier New" w:hAnsi="Courier New"/>
           <w:color w:val="c77dbb"/>
-          <w:sz w:val="20"/>
-          <w:szCs w:val="20"/>
+          <w:sz w:val="16"/>
+          <w:szCs w:val="16"/>
           <w:rtl w:val="0"/>
         </w:rPr>
         <w:t xml:space="preserve">drivers </w:t>
@@ -8990,8 +8904,8 @@
         <w:rPr>
           <w:rFonts w:ascii="Courier New" w:cs="Courier New" w:eastAsia="Courier New" w:hAnsi="Courier New"/>
           <w:color w:val="bcbec4"/>
-          <w:sz w:val="20"/>
-          <w:szCs w:val="20"/>
+          <w:sz w:val="16"/>
+          <w:szCs w:val="16"/>
           <w:rtl w:val="0"/>
         </w:rPr>
         <w:t xml:space="preserve">= </w:t>
@@ -9000,8 +8914,8 @@
         <w:rPr>
           <w:rFonts w:ascii="Courier New" w:cs="Courier New" w:eastAsia="Courier New" w:hAnsi="Courier New"/>
           <w:color w:val="cf8e6d"/>
-          <w:sz w:val="20"/>
-          <w:szCs w:val="20"/>
+          <w:sz w:val="16"/>
+          <w:szCs w:val="16"/>
           <w:rtl w:val="0"/>
         </w:rPr>
         <w:t xml:space="preserve">new </w:t>
@@ -9010,8 +8924,8 @@
         <w:rPr>
           <w:rFonts w:ascii="Courier New" w:cs="Courier New" w:eastAsia="Courier New" w:hAnsi="Courier New"/>
           <w:color w:val="bcbec4"/>
-          <w:sz w:val="20"/>
-          <w:szCs w:val="20"/>
+          <w:sz w:val="16"/>
+          <w:szCs w:val="16"/>
           <w:rtl w:val="0"/>
         </w:rPr>
         <w:t xml:space="preserve">ArrayList&lt;&gt;();</w:t>
@@ -9026,35 +8940,35 @@
         <w:rPr>
           <w:rFonts w:ascii="Courier New" w:cs="Courier New" w:eastAsia="Courier New" w:hAnsi="Courier New"/>
           <w:color w:val="bcbec4"/>
-          <w:sz w:val="20"/>
-          <w:szCs w:val="20"/>
-        </w:rPr>
-      </w:pPr>
-      <w:r>
-        <w:rPr>
-          <w:rtl w:val="0"/>
-        </w:rPr>
-      </w:r>
-    </w:p>
-    <w:p>
-      <w:pPr>
-        <w:shd w:fill="191a1c" w:val="clear"/>
-        <w:spacing w:line="360" w:lineRule="auto"/>
-        <w:ind w:firstLine="708.6614173228347"/>
-        <w:jc w:val="both"/>
-        <w:rPr>
-          <w:rFonts w:ascii="Courier New" w:cs="Courier New" w:eastAsia="Courier New" w:hAnsi="Courier New"/>
-          <w:color w:val="bcbec4"/>
-          <w:sz w:val="20"/>
-          <w:szCs w:val="20"/>
-        </w:rPr>
-      </w:pPr>
-      <w:r>
-        <w:rPr>
-          <w:rFonts w:ascii="Courier New" w:cs="Courier New" w:eastAsia="Courier New" w:hAnsi="Courier New"/>
-          <w:color w:val="bcbec4"/>
-          <w:sz w:val="20"/>
-          <w:szCs w:val="20"/>
+          <w:sz w:val="16"/>
+          <w:szCs w:val="16"/>
+        </w:rPr>
+      </w:pPr>
+      <w:r>
+        <w:rPr>
+          <w:rtl w:val="0"/>
+        </w:rPr>
+      </w:r>
+    </w:p>
+    <w:p>
+      <w:pPr>
+        <w:shd w:fill="191a1c" w:val="clear"/>
+        <w:spacing w:line="360" w:lineRule="auto"/>
+        <w:ind w:firstLine="708.6614173228347"/>
+        <w:jc w:val="both"/>
+        <w:rPr>
+          <w:rFonts w:ascii="Courier New" w:cs="Courier New" w:eastAsia="Courier New" w:hAnsi="Courier New"/>
+          <w:color w:val="bcbec4"/>
+          <w:sz w:val="16"/>
+          <w:szCs w:val="16"/>
+        </w:rPr>
+      </w:pPr>
+      <w:r>
+        <w:rPr>
+          <w:rFonts w:ascii="Courier New" w:cs="Courier New" w:eastAsia="Courier New" w:hAnsi="Courier New"/>
+          <w:color w:val="bcbec4"/>
+          <w:sz w:val="16"/>
+          <w:szCs w:val="16"/>
           <w:rtl w:val="0"/>
         </w:rPr>
         <w:t xml:space="preserve">   </w:t>
@@ -9063,8 +8977,8 @@
         <w:rPr>
           <w:rFonts w:ascii="Courier New" w:cs="Courier New" w:eastAsia="Courier New" w:hAnsi="Courier New"/>
           <w:color w:val="cf8e6d"/>
-          <w:sz w:val="20"/>
-          <w:szCs w:val="20"/>
+          <w:sz w:val="16"/>
+          <w:szCs w:val="16"/>
           <w:rtl w:val="0"/>
         </w:rPr>
         <w:t xml:space="preserve">public </w:t>
@@ -9073,8 +8987,8 @@
         <w:rPr>
           <w:rFonts w:ascii="Courier New" w:cs="Courier New" w:eastAsia="Courier New" w:hAnsi="Courier New"/>
           <w:color w:val="56a8f5"/>
-          <w:sz w:val="20"/>
-          <w:szCs w:val="20"/>
+          <w:sz w:val="16"/>
+          <w:szCs w:val="16"/>
           <w:rtl w:val="0"/>
         </w:rPr>
         <w:t xml:space="preserve">Truck</w:t>
@@ -9083,8 +8997,8 @@
         <w:rPr>
           <w:rFonts w:ascii="Courier New" w:cs="Courier New" w:eastAsia="Courier New" w:hAnsi="Courier New"/>
           <w:color w:val="bcbec4"/>
-          <w:sz w:val="20"/>
-          <w:szCs w:val="20"/>
+          <w:sz w:val="16"/>
+          <w:szCs w:val="16"/>
           <w:rtl w:val="0"/>
         </w:rPr>
         <w:t xml:space="preserve">() {}</w:t>
@@ -9099,16 +9013,16 @@
         <w:rPr>
           <w:rFonts w:ascii="Courier New" w:cs="Courier New" w:eastAsia="Courier New" w:hAnsi="Courier New"/>
           <w:color w:val="bcbec4"/>
-          <w:sz w:val="20"/>
-          <w:szCs w:val="20"/>
-        </w:rPr>
-      </w:pPr>
-      <w:r>
-        <w:rPr>
-          <w:rFonts w:ascii="Courier New" w:cs="Courier New" w:eastAsia="Courier New" w:hAnsi="Courier New"/>
-          <w:color w:val="bcbec4"/>
-          <w:sz w:val="20"/>
-          <w:szCs w:val="20"/>
+          <w:sz w:val="16"/>
+          <w:szCs w:val="16"/>
+        </w:rPr>
+      </w:pPr>
+      <w:r>
+        <w:rPr>
+          <w:rFonts w:ascii="Courier New" w:cs="Courier New" w:eastAsia="Courier New" w:hAnsi="Courier New"/>
+          <w:color w:val="bcbec4"/>
+          <w:sz w:val="16"/>
+          <w:szCs w:val="16"/>
           <w:rtl w:val="0"/>
         </w:rPr>
         <w:t xml:space="preserve">   </w:t>
@@ -9117,8 +9031,8 @@
         <w:rPr>
           <w:rFonts w:ascii="Courier New" w:cs="Courier New" w:eastAsia="Courier New" w:hAnsi="Courier New"/>
           <w:color w:val="cf8e6d"/>
-          <w:sz w:val="20"/>
-          <w:szCs w:val="20"/>
+          <w:sz w:val="16"/>
+          <w:szCs w:val="16"/>
           <w:rtl w:val="0"/>
         </w:rPr>
         <w:t xml:space="preserve">public </w:t>
@@ -9127,8 +9041,8 @@
         <w:rPr>
           <w:rFonts w:ascii="Courier New" w:cs="Courier New" w:eastAsia="Courier New" w:hAnsi="Courier New"/>
           <w:color w:val="56a8f5"/>
-          <w:sz w:val="20"/>
-          <w:szCs w:val="20"/>
+          <w:sz w:val="16"/>
+          <w:szCs w:val="16"/>
           <w:rtl w:val="0"/>
         </w:rPr>
         <w:t xml:space="preserve">Truck</w:t>
@@ -9137,8 +9051,8 @@
         <w:rPr>
           <w:rFonts w:ascii="Courier New" w:cs="Courier New" w:eastAsia="Courier New" w:hAnsi="Courier New"/>
           <w:color w:val="bcbec4"/>
-          <w:sz w:val="20"/>
-          <w:szCs w:val="20"/>
+          <w:sz w:val="16"/>
+          <w:szCs w:val="16"/>
           <w:rtl w:val="0"/>
         </w:rPr>
         <w:t xml:space="preserve">(String model, </w:t>
@@ -9147,8 +9061,8 @@
         <w:rPr>
           <w:rFonts w:ascii="Courier New" w:cs="Courier New" w:eastAsia="Courier New" w:hAnsi="Courier New"/>
           <w:color w:val="cf8e6d"/>
-          <w:sz w:val="20"/>
-          <w:szCs w:val="20"/>
+          <w:sz w:val="16"/>
+          <w:szCs w:val="16"/>
           <w:rtl w:val="0"/>
         </w:rPr>
         <w:t xml:space="preserve">boolean </w:t>
@@ -9157,8 +9071,8 @@
         <w:rPr>
           <w:rFonts w:ascii="Courier New" w:cs="Courier New" w:eastAsia="Courier New" w:hAnsi="Courier New"/>
           <w:color w:val="bcbec4"/>
-          <w:sz w:val="20"/>
-          <w:szCs w:val="20"/>
+          <w:sz w:val="16"/>
+          <w:szCs w:val="16"/>
           <w:rtl w:val="0"/>
         </w:rPr>
         <w:t xml:space="preserve">isConditionOk, Passport passport) {</w:t>
@@ -9173,16 +9087,16 @@
         <w:rPr>
           <w:rFonts w:ascii="Courier New" w:cs="Courier New" w:eastAsia="Courier New" w:hAnsi="Courier New"/>
           <w:color w:val="bcbec4"/>
-          <w:sz w:val="20"/>
-          <w:szCs w:val="20"/>
-        </w:rPr>
-      </w:pPr>
-      <w:r>
-        <w:rPr>
-          <w:rFonts w:ascii="Courier New" w:cs="Courier New" w:eastAsia="Courier New" w:hAnsi="Courier New"/>
-          <w:color w:val="bcbec4"/>
-          <w:sz w:val="20"/>
-          <w:szCs w:val="20"/>
+          <w:sz w:val="16"/>
+          <w:szCs w:val="16"/>
+        </w:rPr>
+      </w:pPr>
+      <w:r>
+        <w:rPr>
+          <w:rFonts w:ascii="Courier New" w:cs="Courier New" w:eastAsia="Courier New" w:hAnsi="Courier New"/>
+          <w:color w:val="bcbec4"/>
+          <w:sz w:val="16"/>
+          <w:szCs w:val="16"/>
           <w:rtl w:val="0"/>
         </w:rPr>
         <w:t xml:space="preserve">       </w:t>
@@ -9191,8 +9105,8 @@
         <w:rPr>
           <w:rFonts w:ascii="Courier New" w:cs="Courier New" w:eastAsia="Courier New" w:hAnsi="Courier New"/>
           <w:color w:val="cf8e6d"/>
-          <w:sz w:val="20"/>
-          <w:szCs w:val="20"/>
+          <w:sz w:val="16"/>
+          <w:szCs w:val="16"/>
           <w:rtl w:val="0"/>
         </w:rPr>
         <w:t xml:space="preserve">this</w:t>
@@ -9201,8 +9115,8 @@
         <w:rPr>
           <w:rFonts w:ascii="Courier New" w:cs="Courier New" w:eastAsia="Courier New" w:hAnsi="Courier New"/>
           <w:color w:val="bcbec4"/>
-          <w:sz w:val="20"/>
-          <w:szCs w:val="20"/>
+          <w:sz w:val="16"/>
+          <w:szCs w:val="16"/>
           <w:rtl w:val="0"/>
         </w:rPr>
         <w:t xml:space="preserve">.</w:t>
@@ -9211,8 +9125,8 @@
         <w:rPr>
           <w:rFonts w:ascii="Courier New" w:cs="Courier New" w:eastAsia="Courier New" w:hAnsi="Courier New"/>
           <w:color w:val="c77dbb"/>
-          <w:sz w:val="20"/>
-          <w:szCs w:val="20"/>
+          <w:sz w:val="16"/>
+          <w:szCs w:val="16"/>
           <w:rtl w:val="0"/>
         </w:rPr>
         <w:t xml:space="preserve">model </w:t>
@@ -9221,8 +9135,8 @@
         <w:rPr>
           <w:rFonts w:ascii="Courier New" w:cs="Courier New" w:eastAsia="Courier New" w:hAnsi="Courier New"/>
           <w:color w:val="bcbec4"/>
-          <w:sz w:val="20"/>
-          <w:szCs w:val="20"/>
+          <w:sz w:val="16"/>
+          <w:szCs w:val="16"/>
           <w:rtl w:val="0"/>
         </w:rPr>
         <w:t xml:space="preserve">= model;</w:t>
@@ -9237,16 +9151,16 @@
         <w:rPr>
           <w:rFonts w:ascii="Courier New" w:cs="Courier New" w:eastAsia="Courier New" w:hAnsi="Courier New"/>
           <w:color w:val="bcbec4"/>
-          <w:sz w:val="20"/>
-          <w:szCs w:val="20"/>
-        </w:rPr>
-      </w:pPr>
-      <w:r>
-        <w:rPr>
-          <w:rFonts w:ascii="Courier New" w:cs="Courier New" w:eastAsia="Courier New" w:hAnsi="Courier New"/>
-          <w:color w:val="bcbec4"/>
-          <w:sz w:val="20"/>
-          <w:szCs w:val="20"/>
+          <w:sz w:val="16"/>
+          <w:szCs w:val="16"/>
+        </w:rPr>
+      </w:pPr>
+      <w:r>
+        <w:rPr>
+          <w:rFonts w:ascii="Courier New" w:cs="Courier New" w:eastAsia="Courier New" w:hAnsi="Courier New"/>
+          <w:color w:val="bcbec4"/>
+          <w:sz w:val="16"/>
+          <w:szCs w:val="16"/>
           <w:rtl w:val="0"/>
         </w:rPr>
         <w:t xml:space="preserve">       </w:t>
@@ -9255,8 +9169,8 @@
         <w:rPr>
           <w:rFonts w:ascii="Courier New" w:cs="Courier New" w:eastAsia="Courier New" w:hAnsi="Courier New"/>
           <w:color w:val="cf8e6d"/>
-          <w:sz w:val="20"/>
-          <w:szCs w:val="20"/>
+          <w:sz w:val="16"/>
+          <w:szCs w:val="16"/>
           <w:rtl w:val="0"/>
         </w:rPr>
         <w:t xml:space="preserve">this</w:t>
@@ -9265,8 +9179,8 @@
         <w:rPr>
           <w:rFonts w:ascii="Courier New" w:cs="Courier New" w:eastAsia="Courier New" w:hAnsi="Courier New"/>
           <w:color w:val="bcbec4"/>
-          <w:sz w:val="20"/>
-          <w:szCs w:val="20"/>
+          <w:sz w:val="16"/>
+          <w:szCs w:val="16"/>
           <w:rtl w:val="0"/>
         </w:rPr>
         <w:t xml:space="preserve">.</w:t>
@@ -9275,8 +9189,8 @@
         <w:rPr>
           <w:rFonts w:ascii="Courier New" w:cs="Courier New" w:eastAsia="Courier New" w:hAnsi="Courier New"/>
           <w:color w:val="c77dbb"/>
-          <w:sz w:val="20"/>
-          <w:szCs w:val="20"/>
+          <w:sz w:val="16"/>
+          <w:szCs w:val="16"/>
           <w:rtl w:val="0"/>
         </w:rPr>
         <w:t xml:space="preserve">isConditionOk </w:t>
@@ -9285,8 +9199,8 @@
         <w:rPr>
           <w:rFonts w:ascii="Courier New" w:cs="Courier New" w:eastAsia="Courier New" w:hAnsi="Courier New"/>
           <w:color w:val="bcbec4"/>
-          <w:sz w:val="20"/>
-          <w:szCs w:val="20"/>
+          <w:sz w:val="16"/>
+          <w:szCs w:val="16"/>
           <w:rtl w:val="0"/>
         </w:rPr>
         <w:t xml:space="preserve">= isConditionOk;</w:t>
@@ -9301,16 +9215,16 @@
         <w:rPr>
           <w:rFonts w:ascii="Courier New" w:cs="Courier New" w:eastAsia="Courier New" w:hAnsi="Courier New"/>
           <w:color w:val="bcbec4"/>
-          <w:sz w:val="20"/>
-          <w:szCs w:val="20"/>
-        </w:rPr>
-      </w:pPr>
-      <w:r>
-        <w:rPr>
-          <w:rFonts w:ascii="Courier New" w:cs="Courier New" w:eastAsia="Courier New" w:hAnsi="Courier New"/>
-          <w:color w:val="bcbec4"/>
-          <w:sz w:val="20"/>
-          <w:szCs w:val="20"/>
+          <w:sz w:val="16"/>
+          <w:szCs w:val="16"/>
+        </w:rPr>
+      </w:pPr>
+      <w:r>
+        <w:rPr>
+          <w:rFonts w:ascii="Courier New" w:cs="Courier New" w:eastAsia="Courier New" w:hAnsi="Courier New"/>
+          <w:color w:val="bcbec4"/>
+          <w:sz w:val="16"/>
+          <w:szCs w:val="16"/>
           <w:rtl w:val="0"/>
         </w:rPr>
         <w:t xml:space="preserve">       </w:t>
@@ -9319,8 +9233,8 @@
         <w:rPr>
           <w:rFonts w:ascii="Courier New" w:cs="Courier New" w:eastAsia="Courier New" w:hAnsi="Courier New"/>
           <w:color w:val="cf8e6d"/>
-          <w:sz w:val="20"/>
-          <w:szCs w:val="20"/>
+          <w:sz w:val="16"/>
+          <w:szCs w:val="16"/>
           <w:rtl w:val="0"/>
         </w:rPr>
         <w:t xml:space="preserve">this</w:t>
@@ -9329,8 +9243,8 @@
         <w:rPr>
           <w:rFonts w:ascii="Courier New" w:cs="Courier New" w:eastAsia="Courier New" w:hAnsi="Courier New"/>
           <w:color w:val="bcbec4"/>
-          <w:sz w:val="20"/>
-          <w:szCs w:val="20"/>
+          <w:sz w:val="16"/>
+          <w:szCs w:val="16"/>
           <w:rtl w:val="0"/>
         </w:rPr>
         <w:t xml:space="preserve">.</w:t>
@@ -9339,8 +9253,8 @@
         <w:rPr>
           <w:rFonts w:ascii="Courier New" w:cs="Courier New" w:eastAsia="Courier New" w:hAnsi="Courier New"/>
           <w:color w:val="c77dbb"/>
-          <w:sz w:val="20"/>
-          <w:szCs w:val="20"/>
+          <w:sz w:val="16"/>
+          <w:szCs w:val="16"/>
           <w:rtl w:val="0"/>
         </w:rPr>
         <w:t xml:space="preserve">passport </w:t>
@@ -9349,8 +9263,8 @@
         <w:rPr>
           <w:rFonts w:ascii="Courier New" w:cs="Courier New" w:eastAsia="Courier New" w:hAnsi="Courier New"/>
           <w:color w:val="bcbec4"/>
-          <w:sz w:val="20"/>
-          <w:szCs w:val="20"/>
+          <w:sz w:val="16"/>
+          <w:szCs w:val="16"/>
           <w:rtl w:val="0"/>
         </w:rPr>
         <w:t xml:space="preserve">= passport;</w:t>
@@ -9365,16 +9279,16 @@
         <w:rPr>
           <w:rFonts w:ascii="Courier New" w:cs="Courier New" w:eastAsia="Courier New" w:hAnsi="Courier New"/>
           <w:color w:val="bcbec4"/>
-          <w:sz w:val="20"/>
-          <w:szCs w:val="20"/>
-        </w:rPr>
-      </w:pPr>
-      <w:r>
-        <w:rPr>
-          <w:rFonts w:ascii="Courier New" w:cs="Courier New" w:eastAsia="Courier New" w:hAnsi="Courier New"/>
-          <w:color w:val="bcbec4"/>
-          <w:sz w:val="20"/>
-          <w:szCs w:val="20"/>
+          <w:sz w:val="16"/>
+          <w:szCs w:val="16"/>
+        </w:rPr>
+      </w:pPr>
+      <w:r>
+        <w:rPr>
+          <w:rFonts w:ascii="Courier New" w:cs="Courier New" w:eastAsia="Courier New" w:hAnsi="Courier New"/>
+          <w:color w:val="bcbec4"/>
+          <w:sz w:val="16"/>
+          <w:szCs w:val="16"/>
           <w:rtl w:val="0"/>
         </w:rPr>
         <w:t xml:space="preserve">   }</w:t>
@@ -9389,8 +9303,8 @@
         <w:rPr>
           <w:rFonts w:ascii="Courier New" w:cs="Courier New" w:eastAsia="Courier New" w:hAnsi="Courier New"/>
           <w:color w:val="bcbec4"/>
-          <w:sz w:val="20"/>
-          <w:szCs w:val="20"/>
+          <w:sz w:val="16"/>
+          <w:szCs w:val="16"/>
         </w:rPr>
       </w:pPr>
       <w:r>
@@ -9408,16 +9322,16 @@
         <w:rPr>
           <w:rFonts w:ascii="Courier New" w:cs="Courier New" w:eastAsia="Courier New" w:hAnsi="Courier New"/>
           <w:color w:val="7a7e85"/>
-          <w:sz w:val="20"/>
-          <w:szCs w:val="20"/>
-        </w:rPr>
-      </w:pPr>
-      <w:r>
-        <w:rPr>
-          <w:rFonts w:ascii="Courier New" w:cs="Courier New" w:eastAsia="Courier New" w:hAnsi="Courier New"/>
-          <w:color w:val="bcbec4"/>
-          <w:sz w:val="20"/>
-          <w:szCs w:val="20"/>
+          <w:sz w:val="16"/>
+          <w:szCs w:val="16"/>
+        </w:rPr>
+      </w:pPr>
+      <w:r>
+        <w:rPr>
+          <w:rFonts w:ascii="Courier New" w:cs="Courier New" w:eastAsia="Courier New" w:hAnsi="Courier New"/>
+          <w:color w:val="bcbec4"/>
+          <w:sz w:val="16"/>
+          <w:szCs w:val="16"/>
           <w:rtl w:val="0"/>
         </w:rPr>
         <w:t xml:space="preserve">   </w:t>
@@ -9426,8 +9340,8 @@
         <w:rPr>
           <w:rFonts w:ascii="Courier New" w:cs="Courier New" w:eastAsia="Courier New" w:hAnsi="Courier New"/>
           <w:color w:val="7a7e85"/>
-          <w:sz w:val="20"/>
-          <w:szCs w:val="20"/>
+          <w:sz w:val="16"/>
+          <w:szCs w:val="16"/>
           <w:rtl w:val="0"/>
         </w:rPr>
         <w:t xml:space="preserve">// Getters and Setters</w:t>
@@ -9442,16 +9356,16 @@
         <w:rPr>
           <w:rFonts w:ascii="Courier New" w:cs="Courier New" w:eastAsia="Courier New" w:hAnsi="Courier New"/>
           <w:color w:val="bcbec4"/>
-          <w:sz w:val="20"/>
-          <w:szCs w:val="20"/>
+          <w:sz w:val="16"/>
+          <w:szCs w:val="16"/>
         </w:rPr>
       </w:pPr>
       <w:r>
         <w:rPr>
           <w:rFonts w:ascii="Courier New" w:cs="Courier New" w:eastAsia="Courier New" w:hAnsi="Courier New"/>
           <w:color w:val="7a7e85"/>
-          <w:sz w:val="20"/>
-          <w:szCs w:val="20"/>
+          <w:sz w:val="16"/>
+          <w:szCs w:val="16"/>
           <w:rtl w:val="0"/>
         </w:rPr>
         <w:t xml:space="preserve">   </w:t>
@@ -9460,8 +9374,8 @@
         <w:rPr>
           <w:rFonts w:ascii="Courier New" w:cs="Courier New" w:eastAsia="Courier New" w:hAnsi="Courier New"/>
           <w:color w:val="cf8e6d"/>
-          <w:sz w:val="20"/>
-          <w:szCs w:val="20"/>
+          <w:sz w:val="16"/>
+          <w:szCs w:val="16"/>
           <w:rtl w:val="0"/>
         </w:rPr>
         <w:t xml:space="preserve">public </w:t>
@@ -9470,8 +9384,8 @@
         <w:rPr>
           <w:rFonts w:ascii="Courier New" w:cs="Courier New" w:eastAsia="Courier New" w:hAnsi="Courier New"/>
           <w:color w:val="bcbec4"/>
-          <w:sz w:val="20"/>
-          <w:szCs w:val="20"/>
+          <w:sz w:val="16"/>
+          <w:szCs w:val="16"/>
           <w:rtl w:val="0"/>
         </w:rPr>
         <w:t xml:space="preserve">Long </w:t>
@@ -9480,8 +9394,8 @@
         <w:rPr>
           <w:rFonts w:ascii="Courier New" w:cs="Courier New" w:eastAsia="Courier New" w:hAnsi="Courier New"/>
           <w:color w:val="56a8f5"/>
-          <w:sz w:val="20"/>
-          <w:szCs w:val="20"/>
+          <w:sz w:val="16"/>
+          <w:szCs w:val="16"/>
           <w:rtl w:val="0"/>
         </w:rPr>
         <w:t xml:space="preserve">getId</w:t>
@@ -9490,8 +9404,8 @@
         <w:rPr>
           <w:rFonts w:ascii="Courier New" w:cs="Courier New" w:eastAsia="Courier New" w:hAnsi="Courier New"/>
           <w:color w:val="bcbec4"/>
-          <w:sz w:val="20"/>
-          <w:szCs w:val="20"/>
+          <w:sz w:val="16"/>
+          <w:szCs w:val="16"/>
           <w:rtl w:val="0"/>
         </w:rPr>
         <w:t xml:space="preserve">() { </w:t>
@@ -9500,8 +9414,8 @@
         <w:rPr>
           <w:rFonts w:ascii="Courier New" w:cs="Courier New" w:eastAsia="Courier New" w:hAnsi="Courier New"/>
           <w:color w:val="cf8e6d"/>
-          <w:sz w:val="20"/>
-          <w:szCs w:val="20"/>
+          <w:sz w:val="16"/>
+          <w:szCs w:val="16"/>
           <w:rtl w:val="0"/>
         </w:rPr>
         <w:t xml:space="preserve">return </w:t>
@@ -9510,8 +9424,8 @@
         <w:rPr>
           <w:rFonts w:ascii="Courier New" w:cs="Courier New" w:eastAsia="Courier New" w:hAnsi="Courier New"/>
           <w:color w:val="c77dbb"/>
-          <w:sz w:val="20"/>
-          <w:szCs w:val="20"/>
+          <w:sz w:val="16"/>
+          <w:szCs w:val="16"/>
           <w:rtl w:val="0"/>
         </w:rPr>
         <w:t xml:space="preserve">id</w:t>
@@ -9520,8 +9434,8 @@
         <w:rPr>
           <w:rFonts w:ascii="Courier New" w:cs="Courier New" w:eastAsia="Courier New" w:hAnsi="Courier New"/>
           <w:color w:val="bcbec4"/>
-          <w:sz w:val="20"/>
-          <w:szCs w:val="20"/>
+          <w:sz w:val="16"/>
+          <w:szCs w:val="16"/>
           <w:rtl w:val="0"/>
         </w:rPr>
         <w:t xml:space="preserve">; }</w:t>
@@ -9536,16 +9450,16 @@
         <w:rPr>
           <w:rFonts w:ascii="Courier New" w:cs="Courier New" w:eastAsia="Courier New" w:hAnsi="Courier New"/>
           <w:color w:val="bcbec4"/>
-          <w:sz w:val="20"/>
-          <w:szCs w:val="20"/>
-        </w:rPr>
-      </w:pPr>
-      <w:r>
-        <w:rPr>
-          <w:rFonts w:ascii="Courier New" w:cs="Courier New" w:eastAsia="Courier New" w:hAnsi="Courier New"/>
-          <w:color w:val="bcbec4"/>
-          <w:sz w:val="20"/>
-          <w:szCs w:val="20"/>
+          <w:sz w:val="16"/>
+          <w:szCs w:val="16"/>
+        </w:rPr>
+      </w:pPr>
+      <w:r>
+        <w:rPr>
+          <w:rFonts w:ascii="Courier New" w:cs="Courier New" w:eastAsia="Courier New" w:hAnsi="Courier New"/>
+          <w:color w:val="bcbec4"/>
+          <w:sz w:val="16"/>
+          <w:szCs w:val="16"/>
           <w:rtl w:val="0"/>
         </w:rPr>
         <w:t xml:space="preserve">   </w:t>
@@ -9554,8 +9468,8 @@
         <w:rPr>
           <w:rFonts w:ascii="Courier New" w:cs="Courier New" w:eastAsia="Courier New" w:hAnsi="Courier New"/>
           <w:color w:val="cf8e6d"/>
-          <w:sz w:val="20"/>
-          <w:szCs w:val="20"/>
+          <w:sz w:val="16"/>
+          <w:szCs w:val="16"/>
           <w:rtl w:val="0"/>
         </w:rPr>
         <w:t xml:space="preserve">public </w:t>
@@ -9564,8 +9478,8 @@
         <w:rPr>
           <w:rFonts w:ascii="Courier New" w:cs="Courier New" w:eastAsia="Courier New" w:hAnsi="Courier New"/>
           <w:color w:val="bcbec4"/>
-          <w:sz w:val="20"/>
-          <w:szCs w:val="20"/>
+          <w:sz w:val="16"/>
+          <w:szCs w:val="16"/>
           <w:rtl w:val="0"/>
         </w:rPr>
         <w:t xml:space="preserve">String </w:t>
@@ -9574,8 +9488,8 @@
         <w:rPr>
           <w:rFonts w:ascii="Courier New" w:cs="Courier New" w:eastAsia="Courier New" w:hAnsi="Courier New"/>
           <w:color w:val="56a8f5"/>
-          <w:sz w:val="20"/>
-          <w:szCs w:val="20"/>
+          <w:sz w:val="16"/>
+          <w:szCs w:val="16"/>
           <w:rtl w:val="0"/>
         </w:rPr>
         <w:t xml:space="preserve">getModel</w:t>
@@ -9584,8 +9498,8 @@
         <w:rPr>
           <w:rFonts w:ascii="Courier New" w:cs="Courier New" w:eastAsia="Courier New" w:hAnsi="Courier New"/>
           <w:color w:val="bcbec4"/>
-          <w:sz w:val="20"/>
-          <w:szCs w:val="20"/>
+          <w:sz w:val="16"/>
+          <w:szCs w:val="16"/>
           <w:rtl w:val="0"/>
         </w:rPr>
         <w:t xml:space="preserve">() { </w:t>
@@ -9594,8 +9508,8 @@
         <w:rPr>
           <w:rFonts w:ascii="Courier New" w:cs="Courier New" w:eastAsia="Courier New" w:hAnsi="Courier New"/>
           <w:color w:val="cf8e6d"/>
-          <w:sz w:val="20"/>
-          <w:szCs w:val="20"/>
+          <w:sz w:val="16"/>
+          <w:szCs w:val="16"/>
           <w:rtl w:val="0"/>
         </w:rPr>
         <w:t xml:space="preserve">return </w:t>
@@ -9604,8 +9518,8 @@
         <w:rPr>
           <w:rFonts w:ascii="Courier New" w:cs="Courier New" w:eastAsia="Courier New" w:hAnsi="Courier New"/>
           <w:color w:val="c77dbb"/>
-          <w:sz w:val="20"/>
-          <w:szCs w:val="20"/>
+          <w:sz w:val="16"/>
+          <w:szCs w:val="16"/>
           <w:rtl w:val="0"/>
         </w:rPr>
         <w:t xml:space="preserve">model</w:t>
@@ -9614,8 +9528,8 @@
         <w:rPr>
           <w:rFonts w:ascii="Courier New" w:cs="Courier New" w:eastAsia="Courier New" w:hAnsi="Courier New"/>
           <w:color w:val="bcbec4"/>
-          <w:sz w:val="20"/>
-          <w:szCs w:val="20"/>
+          <w:sz w:val="16"/>
+          <w:szCs w:val="16"/>
           <w:rtl w:val="0"/>
         </w:rPr>
         <w:t xml:space="preserve">; }</w:t>
@@ -9630,16 +9544,16 @@
         <w:rPr>
           <w:rFonts w:ascii="Courier New" w:cs="Courier New" w:eastAsia="Courier New" w:hAnsi="Courier New"/>
           <w:color w:val="bcbec4"/>
-          <w:sz w:val="20"/>
-          <w:szCs w:val="20"/>
-        </w:rPr>
-      </w:pPr>
-      <w:r>
-        <w:rPr>
-          <w:rFonts w:ascii="Courier New" w:cs="Courier New" w:eastAsia="Courier New" w:hAnsi="Courier New"/>
-          <w:color w:val="bcbec4"/>
-          <w:sz w:val="20"/>
-          <w:szCs w:val="20"/>
+          <w:sz w:val="16"/>
+          <w:szCs w:val="16"/>
+        </w:rPr>
+      </w:pPr>
+      <w:r>
+        <w:rPr>
+          <w:rFonts w:ascii="Courier New" w:cs="Courier New" w:eastAsia="Courier New" w:hAnsi="Courier New"/>
+          <w:color w:val="bcbec4"/>
+          <w:sz w:val="16"/>
+          <w:szCs w:val="16"/>
           <w:rtl w:val="0"/>
         </w:rPr>
         <w:t xml:space="preserve">   </w:t>
@@ -9648,8 +9562,8 @@
         <w:rPr>
           <w:rFonts w:ascii="Courier New" w:cs="Courier New" w:eastAsia="Courier New" w:hAnsi="Courier New"/>
           <w:color w:val="cf8e6d"/>
-          <w:sz w:val="20"/>
-          <w:szCs w:val="20"/>
+          <w:sz w:val="16"/>
+          <w:szCs w:val="16"/>
           <w:rtl w:val="0"/>
         </w:rPr>
         <w:t xml:space="preserve">public void </w:t>
@@ -9658,8 +9572,8 @@
         <w:rPr>
           <w:rFonts w:ascii="Courier New" w:cs="Courier New" w:eastAsia="Courier New" w:hAnsi="Courier New"/>
           <w:color w:val="56a8f5"/>
-          <w:sz w:val="20"/>
-          <w:szCs w:val="20"/>
+          <w:sz w:val="16"/>
+          <w:szCs w:val="16"/>
           <w:rtl w:val="0"/>
         </w:rPr>
         <w:t xml:space="preserve">setModel</w:t>
@@ -9668,8 +9582,8 @@
         <w:rPr>
           <w:rFonts w:ascii="Courier New" w:cs="Courier New" w:eastAsia="Courier New" w:hAnsi="Courier New"/>
           <w:color w:val="bcbec4"/>
-          <w:sz w:val="20"/>
-          <w:szCs w:val="20"/>
+          <w:sz w:val="16"/>
+          <w:szCs w:val="16"/>
           <w:rtl w:val="0"/>
         </w:rPr>
         <w:t xml:space="preserve">(String model) { </w:t>
@@ -9678,8 +9592,8 @@
         <w:rPr>
           <w:rFonts w:ascii="Courier New" w:cs="Courier New" w:eastAsia="Courier New" w:hAnsi="Courier New"/>
           <w:color w:val="cf8e6d"/>
-          <w:sz w:val="20"/>
-          <w:szCs w:val="20"/>
+          <w:sz w:val="16"/>
+          <w:szCs w:val="16"/>
           <w:rtl w:val="0"/>
         </w:rPr>
         <w:t xml:space="preserve">this</w:t>
@@ -9688,8 +9602,8 @@
         <w:rPr>
           <w:rFonts w:ascii="Courier New" w:cs="Courier New" w:eastAsia="Courier New" w:hAnsi="Courier New"/>
           <w:color w:val="bcbec4"/>
-          <w:sz w:val="20"/>
-          <w:szCs w:val="20"/>
+          <w:sz w:val="16"/>
+          <w:szCs w:val="16"/>
           <w:rtl w:val="0"/>
         </w:rPr>
         <w:t xml:space="preserve">.</w:t>
@@ -9698,8 +9612,8 @@
         <w:rPr>
           <w:rFonts w:ascii="Courier New" w:cs="Courier New" w:eastAsia="Courier New" w:hAnsi="Courier New"/>
           <w:color w:val="c77dbb"/>
-          <w:sz w:val="20"/>
-          <w:szCs w:val="20"/>
+          <w:sz w:val="16"/>
+          <w:szCs w:val="16"/>
           <w:rtl w:val="0"/>
         </w:rPr>
         <w:t xml:space="preserve">model </w:t>
@@ -9708,8 +9622,8 @@
         <w:rPr>
           <w:rFonts w:ascii="Courier New" w:cs="Courier New" w:eastAsia="Courier New" w:hAnsi="Courier New"/>
           <w:color w:val="bcbec4"/>
-          <w:sz w:val="20"/>
-          <w:szCs w:val="20"/>
+          <w:sz w:val="16"/>
+          <w:szCs w:val="16"/>
           <w:rtl w:val="0"/>
         </w:rPr>
         <w:t xml:space="preserve">= model; }</w:t>
@@ -9724,16 +9638,16 @@
         <w:rPr>
           <w:rFonts w:ascii="Courier New" w:cs="Courier New" w:eastAsia="Courier New" w:hAnsi="Courier New"/>
           <w:color w:val="bcbec4"/>
-          <w:sz w:val="20"/>
-          <w:szCs w:val="20"/>
-        </w:rPr>
-      </w:pPr>
-      <w:r>
-        <w:rPr>
-          <w:rFonts w:ascii="Courier New" w:cs="Courier New" w:eastAsia="Courier New" w:hAnsi="Courier New"/>
-          <w:color w:val="bcbec4"/>
-          <w:sz w:val="20"/>
-          <w:szCs w:val="20"/>
+          <w:sz w:val="16"/>
+          <w:szCs w:val="16"/>
+        </w:rPr>
+      </w:pPr>
+      <w:r>
+        <w:rPr>
+          <w:rFonts w:ascii="Courier New" w:cs="Courier New" w:eastAsia="Courier New" w:hAnsi="Courier New"/>
+          <w:color w:val="bcbec4"/>
+          <w:sz w:val="16"/>
+          <w:szCs w:val="16"/>
           <w:rtl w:val="0"/>
         </w:rPr>
         <w:t xml:space="preserve">   </w:t>
@@ -9742,8 +9656,8 @@
         <w:rPr>
           <w:rFonts w:ascii="Courier New" w:cs="Courier New" w:eastAsia="Courier New" w:hAnsi="Courier New"/>
           <w:color w:val="cf8e6d"/>
-          <w:sz w:val="20"/>
-          <w:szCs w:val="20"/>
+          <w:sz w:val="16"/>
+          <w:szCs w:val="16"/>
           <w:rtl w:val="0"/>
         </w:rPr>
         <w:t xml:space="preserve">public boolean </w:t>
@@ -9752,8 +9666,8 @@
         <w:rPr>
           <w:rFonts w:ascii="Courier New" w:cs="Courier New" w:eastAsia="Courier New" w:hAnsi="Courier New"/>
           <w:color w:val="56a8f5"/>
-          <w:sz w:val="20"/>
-          <w:szCs w:val="20"/>
+          <w:sz w:val="16"/>
+          <w:szCs w:val="16"/>
           <w:rtl w:val="0"/>
         </w:rPr>
         <w:t xml:space="preserve">isConditionOk</w:t>
@@ -9762,8 +9676,8 @@
         <w:rPr>
           <w:rFonts w:ascii="Courier New" w:cs="Courier New" w:eastAsia="Courier New" w:hAnsi="Courier New"/>
           <w:color w:val="bcbec4"/>
-          <w:sz w:val="20"/>
-          <w:szCs w:val="20"/>
+          <w:sz w:val="16"/>
+          <w:szCs w:val="16"/>
           <w:rtl w:val="0"/>
         </w:rPr>
         <w:t xml:space="preserve">() { </w:t>
@@ -9772,8 +9686,8 @@
         <w:rPr>
           <w:rFonts w:ascii="Courier New" w:cs="Courier New" w:eastAsia="Courier New" w:hAnsi="Courier New"/>
           <w:color w:val="cf8e6d"/>
-          <w:sz w:val="20"/>
-          <w:szCs w:val="20"/>
+          <w:sz w:val="16"/>
+          <w:szCs w:val="16"/>
           <w:rtl w:val="0"/>
         </w:rPr>
         <w:t xml:space="preserve">return </w:t>
@@ -9782,8 +9696,8 @@
         <w:rPr>
           <w:rFonts w:ascii="Courier New" w:cs="Courier New" w:eastAsia="Courier New" w:hAnsi="Courier New"/>
           <w:color w:val="c77dbb"/>
-          <w:sz w:val="20"/>
-          <w:szCs w:val="20"/>
+          <w:sz w:val="16"/>
+          <w:szCs w:val="16"/>
           <w:rtl w:val="0"/>
         </w:rPr>
         <w:t xml:space="preserve">isConditionOk</w:t>
@@ -9792,8 +9706,8 @@
         <w:rPr>
           <w:rFonts w:ascii="Courier New" w:cs="Courier New" w:eastAsia="Courier New" w:hAnsi="Courier New"/>
           <w:color w:val="bcbec4"/>
-          <w:sz w:val="20"/>
-          <w:szCs w:val="20"/>
+          <w:sz w:val="16"/>
+          <w:szCs w:val="16"/>
           <w:rtl w:val="0"/>
         </w:rPr>
         <w:t xml:space="preserve">; }</w:t>
@@ -9808,16 +9722,16 @@
         <w:rPr>
           <w:rFonts w:ascii="Courier New" w:cs="Courier New" w:eastAsia="Courier New" w:hAnsi="Courier New"/>
           <w:color w:val="bcbec4"/>
-          <w:sz w:val="20"/>
-          <w:szCs w:val="20"/>
-        </w:rPr>
-      </w:pPr>
-      <w:r>
-        <w:rPr>
-          <w:rFonts w:ascii="Courier New" w:cs="Courier New" w:eastAsia="Courier New" w:hAnsi="Courier New"/>
-          <w:color w:val="bcbec4"/>
-          <w:sz w:val="20"/>
-          <w:szCs w:val="20"/>
+          <w:sz w:val="16"/>
+          <w:szCs w:val="16"/>
+        </w:rPr>
+      </w:pPr>
+      <w:r>
+        <w:rPr>
+          <w:rFonts w:ascii="Courier New" w:cs="Courier New" w:eastAsia="Courier New" w:hAnsi="Courier New"/>
+          <w:color w:val="bcbec4"/>
+          <w:sz w:val="16"/>
+          <w:szCs w:val="16"/>
           <w:rtl w:val="0"/>
         </w:rPr>
         <w:t xml:space="preserve">   </w:t>
@@ -9826,8 +9740,8 @@
         <w:rPr>
           <w:rFonts w:ascii="Courier New" w:cs="Courier New" w:eastAsia="Courier New" w:hAnsi="Courier New"/>
           <w:color w:val="cf8e6d"/>
-          <w:sz w:val="20"/>
-          <w:szCs w:val="20"/>
+          <w:sz w:val="16"/>
+          <w:szCs w:val="16"/>
           <w:rtl w:val="0"/>
         </w:rPr>
         <w:t xml:space="preserve">public void </w:t>
@@ -9836,8 +9750,8 @@
         <w:rPr>
           <w:rFonts w:ascii="Courier New" w:cs="Courier New" w:eastAsia="Courier New" w:hAnsi="Courier New"/>
           <w:color w:val="56a8f5"/>
-          <w:sz w:val="20"/>
-          <w:szCs w:val="20"/>
+          <w:sz w:val="16"/>
+          <w:szCs w:val="16"/>
           <w:rtl w:val="0"/>
         </w:rPr>
         <w:t xml:space="preserve">setConditionOk</w:t>
@@ -9846,8 +9760,8 @@
         <w:rPr>
           <w:rFonts w:ascii="Courier New" w:cs="Courier New" w:eastAsia="Courier New" w:hAnsi="Courier New"/>
           <w:color w:val="bcbec4"/>
-          <w:sz w:val="20"/>
-          <w:szCs w:val="20"/>
+          <w:sz w:val="16"/>
+          <w:szCs w:val="16"/>
           <w:rtl w:val="0"/>
         </w:rPr>
         <w:t xml:space="preserve">(</w:t>
@@ -9856,8 +9770,8 @@
         <w:rPr>
           <w:rFonts w:ascii="Courier New" w:cs="Courier New" w:eastAsia="Courier New" w:hAnsi="Courier New"/>
           <w:color w:val="cf8e6d"/>
-          <w:sz w:val="20"/>
-          <w:szCs w:val="20"/>
+          <w:sz w:val="16"/>
+          <w:szCs w:val="16"/>
           <w:rtl w:val="0"/>
         </w:rPr>
         <w:t xml:space="preserve">boolean </w:t>
@@ -9866,8 +9780,8 @@
         <w:rPr>
           <w:rFonts w:ascii="Courier New" w:cs="Courier New" w:eastAsia="Courier New" w:hAnsi="Courier New"/>
           <w:color w:val="bcbec4"/>
-          <w:sz w:val="20"/>
-          <w:szCs w:val="20"/>
+          <w:sz w:val="16"/>
+          <w:szCs w:val="16"/>
           <w:rtl w:val="0"/>
         </w:rPr>
         <w:t xml:space="preserve">conditionOk) { </w:t>
@@ -9876,8 +9790,8 @@
         <w:rPr>
           <w:rFonts w:ascii="Courier New" w:cs="Courier New" w:eastAsia="Courier New" w:hAnsi="Courier New"/>
           <w:color w:val="c77dbb"/>
-          <w:sz w:val="20"/>
-          <w:szCs w:val="20"/>
+          <w:sz w:val="16"/>
+          <w:szCs w:val="16"/>
           <w:rtl w:val="0"/>
         </w:rPr>
         <w:t xml:space="preserve">isConditionOk </w:t>
@@ -9886,8 +9800,8 @@
         <w:rPr>
           <w:rFonts w:ascii="Courier New" w:cs="Courier New" w:eastAsia="Courier New" w:hAnsi="Courier New"/>
           <w:color w:val="bcbec4"/>
-          <w:sz w:val="20"/>
-          <w:szCs w:val="20"/>
+          <w:sz w:val="16"/>
+          <w:szCs w:val="16"/>
           <w:rtl w:val="0"/>
         </w:rPr>
         <w:t xml:space="preserve">= conditionOk; }</w:t>
@@ -9902,16 +9816,16 @@
         <w:rPr>
           <w:rFonts w:ascii="Courier New" w:cs="Courier New" w:eastAsia="Courier New" w:hAnsi="Courier New"/>
           <w:color w:val="bcbec4"/>
-          <w:sz w:val="20"/>
-          <w:szCs w:val="20"/>
-        </w:rPr>
-      </w:pPr>
-      <w:r>
-        <w:rPr>
-          <w:rFonts w:ascii="Courier New" w:cs="Courier New" w:eastAsia="Courier New" w:hAnsi="Courier New"/>
-          <w:color w:val="bcbec4"/>
-          <w:sz w:val="20"/>
-          <w:szCs w:val="20"/>
+          <w:sz w:val="16"/>
+          <w:szCs w:val="16"/>
+        </w:rPr>
+      </w:pPr>
+      <w:r>
+        <w:rPr>
+          <w:rFonts w:ascii="Courier New" w:cs="Courier New" w:eastAsia="Courier New" w:hAnsi="Courier New"/>
+          <w:color w:val="bcbec4"/>
+          <w:sz w:val="16"/>
+          <w:szCs w:val="16"/>
           <w:rtl w:val="0"/>
         </w:rPr>
         <w:t xml:space="preserve">   </w:t>
@@ -9920,8 +9834,8 @@
         <w:rPr>
           <w:rFonts w:ascii="Courier New" w:cs="Courier New" w:eastAsia="Courier New" w:hAnsi="Courier New"/>
           <w:color w:val="cf8e6d"/>
-          <w:sz w:val="20"/>
-          <w:szCs w:val="20"/>
+          <w:sz w:val="16"/>
+          <w:szCs w:val="16"/>
           <w:rtl w:val="0"/>
         </w:rPr>
         <w:t xml:space="preserve">public </w:t>
@@ -9930,8 +9844,8 @@
         <w:rPr>
           <w:rFonts w:ascii="Courier New" w:cs="Courier New" w:eastAsia="Courier New" w:hAnsi="Courier New"/>
           <w:color w:val="bcbec4"/>
-          <w:sz w:val="20"/>
-          <w:szCs w:val="20"/>
+          <w:sz w:val="16"/>
+          <w:szCs w:val="16"/>
           <w:rtl w:val="0"/>
         </w:rPr>
         <w:t xml:space="preserve">Passport </w:t>
@@ -9940,8 +9854,8 @@
         <w:rPr>
           <w:rFonts w:ascii="Courier New" w:cs="Courier New" w:eastAsia="Courier New" w:hAnsi="Courier New"/>
           <w:color w:val="56a8f5"/>
-          <w:sz w:val="20"/>
-          <w:szCs w:val="20"/>
+          <w:sz w:val="16"/>
+          <w:szCs w:val="16"/>
           <w:rtl w:val="0"/>
         </w:rPr>
         <w:t xml:space="preserve">getPassport</w:t>
@@ -9950,8 +9864,8 @@
         <w:rPr>
           <w:rFonts w:ascii="Courier New" w:cs="Courier New" w:eastAsia="Courier New" w:hAnsi="Courier New"/>
           <w:color w:val="bcbec4"/>
-          <w:sz w:val="20"/>
-          <w:szCs w:val="20"/>
+          <w:sz w:val="16"/>
+          <w:szCs w:val="16"/>
           <w:rtl w:val="0"/>
         </w:rPr>
         <w:t xml:space="preserve">() { </w:t>
@@ -9960,8 +9874,8 @@
         <w:rPr>
           <w:rFonts w:ascii="Courier New" w:cs="Courier New" w:eastAsia="Courier New" w:hAnsi="Courier New"/>
           <w:color w:val="cf8e6d"/>
-          <w:sz w:val="20"/>
-          <w:szCs w:val="20"/>
+          <w:sz w:val="16"/>
+          <w:szCs w:val="16"/>
           <w:rtl w:val="0"/>
         </w:rPr>
         <w:t xml:space="preserve">return </w:t>
@@ -9970,8 +9884,8 @@
         <w:rPr>
           <w:rFonts w:ascii="Courier New" w:cs="Courier New" w:eastAsia="Courier New" w:hAnsi="Courier New"/>
           <w:color w:val="c77dbb"/>
-          <w:sz w:val="20"/>
-          <w:szCs w:val="20"/>
+          <w:sz w:val="16"/>
+          <w:szCs w:val="16"/>
           <w:rtl w:val="0"/>
         </w:rPr>
         <w:t xml:space="preserve">passport</w:t>
@@ -9980,8 +9894,8 @@
         <w:rPr>
           <w:rFonts w:ascii="Courier New" w:cs="Courier New" w:eastAsia="Courier New" w:hAnsi="Courier New"/>
           <w:color w:val="bcbec4"/>
-          <w:sz w:val="20"/>
-          <w:szCs w:val="20"/>
+          <w:sz w:val="16"/>
+          <w:szCs w:val="16"/>
           <w:rtl w:val="0"/>
         </w:rPr>
         <w:t xml:space="preserve">; }</w:t>
@@ -9996,16 +9910,16 @@
         <w:rPr>
           <w:rFonts w:ascii="Courier New" w:cs="Courier New" w:eastAsia="Courier New" w:hAnsi="Courier New"/>
           <w:color w:val="bcbec4"/>
-          <w:sz w:val="20"/>
-          <w:szCs w:val="20"/>
-        </w:rPr>
-      </w:pPr>
-      <w:r>
-        <w:rPr>
-          <w:rFonts w:ascii="Courier New" w:cs="Courier New" w:eastAsia="Courier New" w:hAnsi="Courier New"/>
-          <w:color w:val="bcbec4"/>
-          <w:sz w:val="20"/>
-          <w:szCs w:val="20"/>
+          <w:sz w:val="16"/>
+          <w:szCs w:val="16"/>
+        </w:rPr>
+      </w:pPr>
+      <w:r>
+        <w:rPr>
+          <w:rFonts w:ascii="Courier New" w:cs="Courier New" w:eastAsia="Courier New" w:hAnsi="Courier New"/>
+          <w:color w:val="bcbec4"/>
+          <w:sz w:val="16"/>
+          <w:szCs w:val="16"/>
           <w:rtl w:val="0"/>
         </w:rPr>
         <w:t xml:space="preserve">   </w:t>
@@ -10014,8 +9928,8 @@
         <w:rPr>
           <w:rFonts w:ascii="Courier New" w:cs="Courier New" w:eastAsia="Courier New" w:hAnsi="Courier New"/>
           <w:color w:val="cf8e6d"/>
-          <w:sz w:val="20"/>
-          <w:szCs w:val="20"/>
+          <w:sz w:val="16"/>
+          <w:szCs w:val="16"/>
           <w:rtl w:val="0"/>
         </w:rPr>
         <w:t xml:space="preserve">public void </w:t>
@@ -10024,8 +9938,8 @@
         <w:rPr>
           <w:rFonts w:ascii="Courier New" w:cs="Courier New" w:eastAsia="Courier New" w:hAnsi="Courier New"/>
           <w:color w:val="56a8f5"/>
-          <w:sz w:val="20"/>
-          <w:szCs w:val="20"/>
+          <w:sz w:val="16"/>
+          <w:szCs w:val="16"/>
           <w:rtl w:val="0"/>
         </w:rPr>
         <w:t xml:space="preserve">setPassport</w:t>
@@ -10034,8 +9948,8 @@
         <w:rPr>
           <w:rFonts w:ascii="Courier New" w:cs="Courier New" w:eastAsia="Courier New" w:hAnsi="Courier New"/>
           <w:color w:val="bcbec4"/>
-          <w:sz w:val="20"/>
-          <w:szCs w:val="20"/>
+          <w:sz w:val="16"/>
+          <w:szCs w:val="16"/>
           <w:rtl w:val="0"/>
         </w:rPr>
         <w:t xml:space="preserve">(Passport passport) { </w:t>
@@ -10044,8 +9958,8 @@
         <w:rPr>
           <w:rFonts w:ascii="Courier New" w:cs="Courier New" w:eastAsia="Courier New" w:hAnsi="Courier New"/>
           <w:color w:val="cf8e6d"/>
-          <w:sz w:val="20"/>
-          <w:szCs w:val="20"/>
+          <w:sz w:val="16"/>
+          <w:szCs w:val="16"/>
           <w:rtl w:val="0"/>
         </w:rPr>
         <w:t xml:space="preserve">this</w:t>
@@ -10054,8 +9968,8 @@
         <w:rPr>
           <w:rFonts w:ascii="Courier New" w:cs="Courier New" w:eastAsia="Courier New" w:hAnsi="Courier New"/>
           <w:color w:val="bcbec4"/>
-          <w:sz w:val="20"/>
-          <w:szCs w:val="20"/>
+          <w:sz w:val="16"/>
+          <w:szCs w:val="16"/>
           <w:rtl w:val="0"/>
         </w:rPr>
         <w:t xml:space="preserve">.</w:t>
@@ -10064,8 +9978,8 @@
         <w:rPr>
           <w:rFonts w:ascii="Courier New" w:cs="Courier New" w:eastAsia="Courier New" w:hAnsi="Courier New"/>
           <w:color w:val="c77dbb"/>
-          <w:sz w:val="20"/>
-          <w:szCs w:val="20"/>
+          <w:sz w:val="16"/>
+          <w:szCs w:val="16"/>
           <w:rtl w:val="0"/>
         </w:rPr>
         <w:t xml:space="preserve">passport </w:t>
@@ -10074,8 +9988,8 @@
         <w:rPr>
           <w:rFonts w:ascii="Courier New" w:cs="Courier New" w:eastAsia="Courier New" w:hAnsi="Courier New"/>
           <w:color w:val="bcbec4"/>
-          <w:sz w:val="20"/>
-          <w:szCs w:val="20"/>
+          <w:sz w:val="16"/>
+          <w:szCs w:val="16"/>
           <w:rtl w:val="0"/>
         </w:rPr>
         <w:t xml:space="preserve">= passport; }</w:t>
@@ -10090,16 +10004,16 @@
         <w:rPr>
           <w:rFonts w:ascii="Courier New" w:cs="Courier New" w:eastAsia="Courier New" w:hAnsi="Courier New"/>
           <w:color w:val="bcbec4"/>
-          <w:sz w:val="20"/>
-          <w:szCs w:val="20"/>
-        </w:rPr>
-      </w:pPr>
-      <w:r>
-        <w:rPr>
-          <w:rFonts w:ascii="Courier New" w:cs="Courier New" w:eastAsia="Courier New" w:hAnsi="Courier New"/>
-          <w:color w:val="bcbec4"/>
-          <w:sz w:val="20"/>
-          <w:szCs w:val="20"/>
+          <w:sz w:val="16"/>
+          <w:szCs w:val="16"/>
+        </w:rPr>
+      </w:pPr>
+      <w:r>
+        <w:rPr>
+          <w:rFonts w:ascii="Courier New" w:cs="Courier New" w:eastAsia="Courier New" w:hAnsi="Courier New"/>
+          <w:color w:val="bcbec4"/>
+          <w:sz w:val="16"/>
+          <w:szCs w:val="16"/>
           <w:rtl w:val="0"/>
         </w:rPr>
         <w:t xml:space="preserve">   </w:t>
@@ -10108,8 +10022,8 @@
         <w:rPr>
           <w:rFonts w:ascii="Courier New" w:cs="Courier New" w:eastAsia="Courier New" w:hAnsi="Courier New"/>
           <w:color w:val="cf8e6d"/>
-          <w:sz w:val="20"/>
-          <w:szCs w:val="20"/>
+          <w:sz w:val="16"/>
+          <w:szCs w:val="16"/>
           <w:rtl w:val="0"/>
         </w:rPr>
         <w:t xml:space="preserve">public </w:t>
@@ -10118,8 +10032,8 @@
         <w:rPr>
           <w:rFonts w:ascii="Courier New" w:cs="Courier New" w:eastAsia="Courier New" w:hAnsi="Courier New"/>
           <w:color w:val="bcbec4"/>
-          <w:sz w:val="20"/>
-          <w:szCs w:val="20"/>
+          <w:sz w:val="16"/>
+          <w:szCs w:val="16"/>
           <w:rtl w:val="0"/>
         </w:rPr>
         <w:t xml:space="preserve">List&lt;Driver&gt; </w:t>
@@ -10128,8 +10042,8 @@
         <w:rPr>
           <w:rFonts w:ascii="Courier New" w:cs="Courier New" w:eastAsia="Courier New" w:hAnsi="Courier New"/>
           <w:color w:val="56a8f5"/>
-          <w:sz w:val="20"/>
-          <w:szCs w:val="20"/>
+          <w:sz w:val="16"/>
+          <w:szCs w:val="16"/>
           <w:rtl w:val="0"/>
         </w:rPr>
         <w:t xml:space="preserve">getDrivers</w:t>
@@ -10138,8 +10052,8 @@
         <w:rPr>
           <w:rFonts w:ascii="Courier New" w:cs="Courier New" w:eastAsia="Courier New" w:hAnsi="Courier New"/>
           <w:color w:val="bcbec4"/>
-          <w:sz w:val="20"/>
-          <w:szCs w:val="20"/>
+          <w:sz w:val="16"/>
+          <w:szCs w:val="16"/>
           <w:rtl w:val="0"/>
         </w:rPr>
         <w:t xml:space="preserve">() { </w:t>
@@ -10148,8 +10062,8 @@
         <w:rPr>
           <w:rFonts w:ascii="Courier New" w:cs="Courier New" w:eastAsia="Courier New" w:hAnsi="Courier New"/>
           <w:color w:val="cf8e6d"/>
-          <w:sz w:val="20"/>
-          <w:szCs w:val="20"/>
+          <w:sz w:val="16"/>
+          <w:szCs w:val="16"/>
           <w:rtl w:val="0"/>
         </w:rPr>
         <w:t xml:space="preserve">return </w:t>
@@ -10158,8 +10072,8 @@
         <w:rPr>
           <w:rFonts w:ascii="Courier New" w:cs="Courier New" w:eastAsia="Courier New" w:hAnsi="Courier New"/>
           <w:color w:val="c77dbb"/>
-          <w:sz w:val="20"/>
-          <w:szCs w:val="20"/>
+          <w:sz w:val="16"/>
+          <w:szCs w:val="16"/>
           <w:rtl w:val="0"/>
         </w:rPr>
         <w:t xml:space="preserve">drivers</w:t>
@@ -10168,8 +10082,8 @@
         <w:rPr>
           <w:rFonts w:ascii="Courier New" w:cs="Courier New" w:eastAsia="Courier New" w:hAnsi="Courier New"/>
           <w:color w:val="bcbec4"/>
-          <w:sz w:val="20"/>
-          <w:szCs w:val="20"/>
+          <w:sz w:val="16"/>
+          <w:szCs w:val="16"/>
           <w:rtl w:val="0"/>
         </w:rPr>
         <w:t xml:space="preserve">; }</w:t>
@@ -10184,16 +10098,16 @@
         <w:rPr>
           <w:rFonts w:ascii="Courier New" w:cs="Courier New" w:eastAsia="Courier New" w:hAnsi="Courier New"/>
           <w:color w:val="bcbec4"/>
-          <w:sz w:val="20"/>
-          <w:szCs w:val="20"/>
-        </w:rPr>
-      </w:pPr>
-      <w:r>
-        <w:rPr>
-          <w:rFonts w:ascii="Courier New" w:cs="Courier New" w:eastAsia="Courier New" w:hAnsi="Courier New"/>
-          <w:color w:val="bcbec4"/>
-          <w:sz w:val="20"/>
-          <w:szCs w:val="20"/>
+          <w:sz w:val="16"/>
+          <w:szCs w:val="16"/>
+        </w:rPr>
+      </w:pPr>
+      <w:r>
+        <w:rPr>
+          <w:rFonts w:ascii="Courier New" w:cs="Courier New" w:eastAsia="Courier New" w:hAnsi="Courier New"/>
+          <w:color w:val="bcbec4"/>
+          <w:sz w:val="16"/>
+          <w:szCs w:val="16"/>
           <w:rtl w:val="0"/>
         </w:rPr>
         <w:t xml:space="preserve">}</w:t>
@@ -13931,6 +13845,1205 @@
           <w:rtl w:val="0"/>
         </w:rPr>
         <w:t xml:space="preserve">:</w:t>
+      </w:r>
+    </w:p>
+    <w:p>
+      <w:pPr>
+        <w:shd w:fill="191a1c" w:val="clear"/>
+        <w:spacing w:line="360" w:lineRule="auto"/>
+        <w:ind w:firstLine="720"/>
+        <w:jc w:val="both"/>
+        <w:rPr>
+          <w:rFonts w:ascii="Courier New" w:cs="Courier New" w:eastAsia="Courier New" w:hAnsi="Courier New"/>
+          <w:b w:val="1"/>
+          <w:bCs w:val="1"/>
+          <w:color w:val="bcbec4"/>
+          <w:sz w:val="16"/>
+          <w:szCs w:val="16"/>
+        </w:rPr>
+      </w:pPr>
+      <w:r>
+        <w:rPr>
+          <w:rFonts w:ascii="Courier New" w:cs="Courier New" w:eastAsia="Courier New" w:hAnsi="Courier New"/>
+          <w:b w:val="1"/>
+          <w:bCs w:val="1"/>
+          <w:color w:val="cf8e6d"/>
+          <w:sz w:val="16"/>
+          <w:szCs w:val="16"/>
+          <w:rtl w:val="0"/>
+        </w:rPr>
+        <w:t xml:space="preserve">package </w:t>
+      </w:r>
+      <w:r>
+        <w:rPr>
+          <w:rFonts w:ascii="Courier New" w:cs="Courier New" w:eastAsia="Courier New" w:hAnsi="Courier New"/>
+          <w:b w:val="1"/>
+          <w:bCs w:val="1"/>
+          <w:color w:val="bcbec4"/>
+          <w:sz w:val="16"/>
+          <w:szCs w:val="16"/>
+          <w:rtl w:val="0"/>
+        </w:rPr>
+        <w:t xml:space="preserve">ua.autostation.util;</w:t>
+      </w:r>
+    </w:p>
+    <w:p>
+      <w:pPr>
+        <w:shd w:fill="191a1c" w:val="clear"/>
+        <w:spacing w:line="360" w:lineRule="auto"/>
+        <w:ind w:firstLine="720"/>
+        <w:jc w:val="both"/>
+        <w:rPr>
+          <w:rFonts w:ascii="Courier New" w:cs="Courier New" w:eastAsia="Courier New" w:hAnsi="Courier New"/>
+          <w:b w:val="1"/>
+          <w:bCs w:val="1"/>
+          <w:color w:val="bcbec4"/>
+          <w:sz w:val="16"/>
+          <w:szCs w:val="16"/>
+        </w:rPr>
+      </w:pPr>
+      <w:r>
+        <w:rPr>
+          <w:rtl w:val="0"/>
+        </w:rPr>
+      </w:r>
+    </w:p>
+    <w:p>
+      <w:pPr>
+        <w:shd w:fill="191a1c" w:val="clear"/>
+        <w:spacing w:line="360" w:lineRule="auto"/>
+        <w:ind w:firstLine="720"/>
+        <w:jc w:val="both"/>
+        <w:rPr>
+          <w:rFonts w:ascii="Courier New" w:cs="Courier New" w:eastAsia="Courier New" w:hAnsi="Courier New"/>
+          <w:b w:val="1"/>
+          <w:bCs w:val="1"/>
+          <w:color w:val="bcbec4"/>
+          <w:sz w:val="16"/>
+          <w:szCs w:val="16"/>
+        </w:rPr>
+      </w:pPr>
+      <w:r>
+        <w:rPr>
+          <w:rFonts w:ascii="Courier New" w:cs="Courier New" w:eastAsia="Courier New" w:hAnsi="Courier New"/>
+          <w:b w:val="1"/>
+          <w:bCs w:val="1"/>
+          <w:color w:val="cf8e6d"/>
+          <w:sz w:val="16"/>
+          <w:szCs w:val="16"/>
+          <w:rtl w:val="0"/>
+        </w:rPr>
+        <w:t xml:space="preserve">import </w:t>
+      </w:r>
+      <w:r>
+        <w:rPr>
+          <w:rFonts w:ascii="Courier New" w:cs="Courier New" w:eastAsia="Courier New" w:hAnsi="Courier New"/>
+          <w:b w:val="1"/>
+          <w:bCs w:val="1"/>
+          <w:color w:val="bcbec4"/>
+          <w:sz w:val="16"/>
+          <w:szCs w:val="16"/>
+          <w:rtl w:val="0"/>
+        </w:rPr>
+        <w:t xml:space="preserve">org.hibernate.SessionFactory;</w:t>
+      </w:r>
+    </w:p>
+    <w:p>
+      <w:pPr>
+        <w:shd w:fill="191a1c" w:val="clear"/>
+        <w:spacing w:line="360" w:lineRule="auto"/>
+        <w:ind w:firstLine="720"/>
+        <w:jc w:val="both"/>
+        <w:rPr>
+          <w:rFonts w:ascii="Courier New" w:cs="Courier New" w:eastAsia="Courier New" w:hAnsi="Courier New"/>
+          <w:b w:val="1"/>
+          <w:bCs w:val="1"/>
+          <w:color w:val="bcbec4"/>
+          <w:sz w:val="16"/>
+          <w:szCs w:val="16"/>
+        </w:rPr>
+      </w:pPr>
+      <w:r>
+        <w:rPr>
+          <w:rFonts w:ascii="Courier New" w:cs="Courier New" w:eastAsia="Courier New" w:hAnsi="Courier New"/>
+          <w:b w:val="1"/>
+          <w:bCs w:val="1"/>
+          <w:color w:val="cf8e6d"/>
+          <w:sz w:val="16"/>
+          <w:szCs w:val="16"/>
+          <w:rtl w:val="0"/>
+        </w:rPr>
+        <w:t xml:space="preserve">import </w:t>
+      </w:r>
+      <w:r>
+        <w:rPr>
+          <w:rFonts w:ascii="Courier New" w:cs="Courier New" w:eastAsia="Courier New" w:hAnsi="Courier New"/>
+          <w:b w:val="1"/>
+          <w:bCs w:val="1"/>
+          <w:color w:val="bcbec4"/>
+          <w:sz w:val="16"/>
+          <w:szCs w:val="16"/>
+          <w:rtl w:val="0"/>
+        </w:rPr>
+        <w:t xml:space="preserve">org.hibernate.cfg.Configuration;</w:t>
+      </w:r>
+    </w:p>
+    <w:p>
+      <w:pPr>
+        <w:shd w:fill="191a1c" w:val="clear"/>
+        <w:spacing w:line="360" w:lineRule="auto"/>
+        <w:ind w:firstLine="720"/>
+        <w:jc w:val="both"/>
+        <w:rPr>
+          <w:rFonts w:ascii="Courier New" w:cs="Courier New" w:eastAsia="Courier New" w:hAnsi="Courier New"/>
+          <w:b w:val="1"/>
+          <w:bCs w:val="1"/>
+          <w:color w:val="bcbec4"/>
+          <w:sz w:val="16"/>
+          <w:szCs w:val="16"/>
+        </w:rPr>
+      </w:pPr>
+      <w:r>
+        <w:rPr>
+          <w:rFonts w:ascii="Courier New" w:cs="Courier New" w:eastAsia="Courier New" w:hAnsi="Courier New"/>
+          <w:b w:val="1"/>
+          <w:bCs w:val="1"/>
+          <w:color w:val="cf8e6d"/>
+          <w:sz w:val="16"/>
+          <w:szCs w:val="16"/>
+          <w:rtl w:val="0"/>
+        </w:rPr>
+        <w:t xml:space="preserve">import </w:t>
+      </w:r>
+      <w:r>
+        <w:rPr>
+          <w:rFonts w:ascii="Courier New" w:cs="Courier New" w:eastAsia="Courier New" w:hAnsi="Courier New"/>
+          <w:b w:val="1"/>
+          <w:bCs w:val="1"/>
+          <w:color w:val="bcbec4"/>
+          <w:sz w:val="16"/>
+          <w:szCs w:val="16"/>
+          <w:rtl w:val="0"/>
+        </w:rPr>
+        <w:t xml:space="preserve">ua.autostation.entity.*;</w:t>
+      </w:r>
+    </w:p>
+    <w:p>
+      <w:pPr>
+        <w:shd w:fill="191a1c" w:val="clear"/>
+        <w:spacing w:line="360" w:lineRule="auto"/>
+        <w:ind w:firstLine="720"/>
+        <w:jc w:val="both"/>
+        <w:rPr>
+          <w:rFonts w:ascii="Courier New" w:cs="Courier New" w:eastAsia="Courier New" w:hAnsi="Courier New"/>
+          <w:b w:val="1"/>
+          <w:bCs w:val="1"/>
+          <w:color w:val="bcbec4"/>
+          <w:sz w:val="16"/>
+          <w:szCs w:val="16"/>
+        </w:rPr>
+      </w:pPr>
+      <w:r>
+        <w:rPr>
+          <w:rtl w:val="0"/>
+        </w:rPr>
+      </w:r>
+    </w:p>
+    <w:p>
+      <w:pPr>
+        <w:shd w:fill="191a1c" w:val="clear"/>
+        <w:spacing w:line="360" w:lineRule="auto"/>
+        <w:ind w:firstLine="720"/>
+        <w:jc w:val="both"/>
+        <w:rPr>
+          <w:rFonts w:ascii="Courier New" w:cs="Courier New" w:eastAsia="Courier New" w:hAnsi="Courier New"/>
+          <w:b w:val="1"/>
+          <w:bCs w:val="1"/>
+          <w:color w:val="bcbec4"/>
+          <w:sz w:val="16"/>
+          <w:szCs w:val="16"/>
+        </w:rPr>
+      </w:pPr>
+      <w:r>
+        <w:rPr>
+          <w:rFonts w:ascii="Courier New" w:cs="Courier New" w:eastAsia="Courier New" w:hAnsi="Courier New"/>
+          <w:b w:val="1"/>
+          <w:bCs w:val="1"/>
+          <w:color w:val="cf8e6d"/>
+          <w:sz w:val="16"/>
+          <w:szCs w:val="16"/>
+          <w:rtl w:val="0"/>
+        </w:rPr>
+        <w:t xml:space="preserve">public class </w:t>
+      </w:r>
+      <w:r>
+        <w:rPr>
+          <w:rFonts w:ascii="Courier New" w:cs="Courier New" w:eastAsia="Courier New" w:hAnsi="Courier New"/>
+          <w:b w:val="1"/>
+          <w:bCs w:val="1"/>
+          <w:color w:val="bcbec4"/>
+          <w:sz w:val="16"/>
+          <w:szCs w:val="16"/>
+          <w:rtl w:val="0"/>
+        </w:rPr>
+        <w:t xml:space="preserve">HibernateUtil {</w:t>
+      </w:r>
+    </w:p>
+    <w:p>
+      <w:pPr>
+        <w:shd w:fill="191a1c" w:val="clear"/>
+        <w:spacing w:line="360" w:lineRule="auto"/>
+        <w:ind w:firstLine="720"/>
+        <w:jc w:val="both"/>
+        <w:rPr>
+          <w:rFonts w:ascii="Courier New" w:cs="Courier New" w:eastAsia="Courier New" w:hAnsi="Courier New"/>
+          <w:b w:val="1"/>
+          <w:bCs w:val="1"/>
+          <w:color w:val="bcbec4"/>
+          <w:sz w:val="16"/>
+          <w:szCs w:val="16"/>
+        </w:rPr>
+      </w:pPr>
+      <w:r>
+        <w:rPr>
+          <w:rFonts w:ascii="Courier New" w:cs="Courier New" w:eastAsia="Courier New" w:hAnsi="Courier New"/>
+          <w:b w:val="1"/>
+          <w:bCs w:val="1"/>
+          <w:color w:val="bcbec4"/>
+          <w:sz w:val="16"/>
+          <w:szCs w:val="16"/>
+          <w:rtl w:val="0"/>
+        </w:rPr>
+        <w:t xml:space="preserve">   </w:t>
+      </w:r>
+      <w:r>
+        <w:rPr>
+          <w:rFonts w:ascii="Courier New" w:cs="Courier New" w:eastAsia="Courier New" w:hAnsi="Courier New"/>
+          <w:b w:val="1"/>
+          <w:bCs w:val="1"/>
+          <w:color w:val="cf8e6d"/>
+          <w:sz w:val="16"/>
+          <w:szCs w:val="16"/>
+          <w:rtl w:val="0"/>
+        </w:rPr>
+        <w:t xml:space="preserve">private static final </w:t>
+      </w:r>
+      <w:r>
+        <w:rPr>
+          <w:rFonts w:ascii="Courier New" w:cs="Courier New" w:eastAsia="Courier New" w:hAnsi="Courier New"/>
+          <w:b w:val="1"/>
+          <w:bCs w:val="1"/>
+          <w:color w:val="bcbec4"/>
+          <w:sz w:val="16"/>
+          <w:szCs w:val="16"/>
+          <w:rtl w:val="0"/>
+        </w:rPr>
+        <w:t xml:space="preserve">SessionFactory </w:t>
+      </w:r>
+      <w:r>
+        <w:rPr>
+          <w:rFonts w:ascii="Courier New" w:cs="Courier New" w:eastAsia="Courier New" w:hAnsi="Courier New"/>
+          <w:b w:val="1"/>
+          <w:bCs w:val="1"/>
+          <w:i w:val="1"/>
+          <w:iCs w:val="1"/>
+          <w:color w:val="c77dbb"/>
+          <w:sz w:val="16"/>
+          <w:szCs w:val="16"/>
+          <w:rtl w:val="0"/>
+        </w:rPr>
+        <w:t xml:space="preserve">sessionFactory</w:t>
+      </w:r>
+      <w:r>
+        <w:rPr>
+          <w:rFonts w:ascii="Courier New" w:cs="Courier New" w:eastAsia="Courier New" w:hAnsi="Courier New"/>
+          <w:b w:val="1"/>
+          <w:bCs w:val="1"/>
+          <w:color w:val="bcbec4"/>
+          <w:sz w:val="16"/>
+          <w:szCs w:val="16"/>
+          <w:rtl w:val="0"/>
+        </w:rPr>
+        <w:t xml:space="preserve">;</w:t>
+      </w:r>
+    </w:p>
+    <w:p>
+      <w:pPr>
+        <w:shd w:fill="191a1c" w:val="clear"/>
+        <w:spacing w:line="360" w:lineRule="auto"/>
+        <w:ind w:firstLine="720"/>
+        <w:jc w:val="both"/>
+        <w:rPr>
+          <w:rFonts w:ascii="Courier New" w:cs="Courier New" w:eastAsia="Courier New" w:hAnsi="Courier New"/>
+          <w:b w:val="1"/>
+          <w:bCs w:val="1"/>
+          <w:color w:val="bcbec4"/>
+          <w:sz w:val="16"/>
+          <w:szCs w:val="16"/>
+        </w:rPr>
+      </w:pPr>
+      <w:r>
+        <w:rPr>
+          <w:rtl w:val="0"/>
+        </w:rPr>
+      </w:r>
+    </w:p>
+    <w:p>
+      <w:pPr>
+        <w:shd w:fill="191a1c" w:val="clear"/>
+        <w:spacing w:line="360" w:lineRule="auto"/>
+        <w:ind w:firstLine="720"/>
+        <w:jc w:val="both"/>
+        <w:rPr>
+          <w:rFonts w:ascii="Courier New" w:cs="Courier New" w:eastAsia="Courier New" w:hAnsi="Courier New"/>
+          <w:b w:val="1"/>
+          <w:bCs w:val="1"/>
+          <w:color w:val="bcbec4"/>
+          <w:sz w:val="16"/>
+          <w:szCs w:val="16"/>
+        </w:rPr>
+      </w:pPr>
+      <w:r>
+        <w:rPr>
+          <w:rFonts w:ascii="Courier New" w:cs="Courier New" w:eastAsia="Courier New" w:hAnsi="Courier New"/>
+          <w:b w:val="1"/>
+          <w:bCs w:val="1"/>
+          <w:color w:val="bcbec4"/>
+          <w:sz w:val="16"/>
+          <w:szCs w:val="16"/>
+          <w:rtl w:val="0"/>
+        </w:rPr>
+        <w:t xml:space="preserve">   </w:t>
+      </w:r>
+      <w:r>
+        <w:rPr>
+          <w:rFonts w:ascii="Courier New" w:cs="Courier New" w:eastAsia="Courier New" w:hAnsi="Courier New"/>
+          <w:b w:val="1"/>
+          <w:bCs w:val="1"/>
+          <w:color w:val="cf8e6d"/>
+          <w:sz w:val="16"/>
+          <w:szCs w:val="16"/>
+          <w:rtl w:val="0"/>
+        </w:rPr>
+        <w:t xml:space="preserve">static </w:t>
+      </w:r>
+      <w:r>
+        <w:rPr>
+          <w:rFonts w:ascii="Courier New" w:cs="Courier New" w:eastAsia="Courier New" w:hAnsi="Courier New"/>
+          <w:b w:val="1"/>
+          <w:bCs w:val="1"/>
+          <w:color w:val="bcbec4"/>
+          <w:sz w:val="16"/>
+          <w:szCs w:val="16"/>
+          <w:rtl w:val="0"/>
+        </w:rPr>
+        <w:t xml:space="preserve">{</w:t>
+      </w:r>
+    </w:p>
+    <w:p>
+      <w:pPr>
+        <w:shd w:fill="191a1c" w:val="clear"/>
+        <w:spacing w:line="360" w:lineRule="auto"/>
+        <w:ind w:firstLine="720"/>
+        <w:jc w:val="both"/>
+        <w:rPr>
+          <w:rFonts w:ascii="Courier New" w:cs="Courier New" w:eastAsia="Courier New" w:hAnsi="Courier New"/>
+          <w:b w:val="1"/>
+          <w:bCs w:val="1"/>
+          <w:color w:val="bcbec4"/>
+          <w:sz w:val="16"/>
+          <w:szCs w:val="16"/>
+        </w:rPr>
+      </w:pPr>
+      <w:r>
+        <w:rPr>
+          <w:rFonts w:ascii="Courier New" w:cs="Courier New" w:eastAsia="Courier New" w:hAnsi="Courier New"/>
+          <w:b w:val="1"/>
+          <w:bCs w:val="1"/>
+          <w:color w:val="bcbec4"/>
+          <w:sz w:val="16"/>
+          <w:szCs w:val="16"/>
+          <w:rtl w:val="0"/>
+        </w:rPr>
+        <w:t xml:space="preserve">       </w:t>
+      </w:r>
+      <w:r>
+        <w:rPr>
+          <w:rFonts w:ascii="Courier New" w:cs="Courier New" w:eastAsia="Courier New" w:hAnsi="Courier New"/>
+          <w:b w:val="1"/>
+          <w:bCs w:val="1"/>
+          <w:color w:val="cf8e6d"/>
+          <w:sz w:val="16"/>
+          <w:szCs w:val="16"/>
+          <w:rtl w:val="0"/>
+        </w:rPr>
+        <w:t xml:space="preserve">try </w:t>
+      </w:r>
+      <w:r>
+        <w:rPr>
+          <w:rFonts w:ascii="Courier New" w:cs="Courier New" w:eastAsia="Courier New" w:hAnsi="Courier New"/>
+          <w:b w:val="1"/>
+          <w:bCs w:val="1"/>
+          <w:color w:val="bcbec4"/>
+          <w:sz w:val="16"/>
+          <w:szCs w:val="16"/>
+          <w:rtl w:val="0"/>
+        </w:rPr>
+        <w:t xml:space="preserve">{</w:t>
+      </w:r>
+    </w:p>
+    <w:p>
+      <w:pPr>
+        <w:shd w:fill="191a1c" w:val="clear"/>
+        <w:spacing w:line="360" w:lineRule="auto"/>
+        <w:ind w:firstLine="720"/>
+        <w:jc w:val="both"/>
+        <w:rPr>
+          <w:rFonts w:ascii="Courier New" w:cs="Courier New" w:eastAsia="Courier New" w:hAnsi="Courier New"/>
+          <w:b w:val="1"/>
+          <w:bCs w:val="1"/>
+          <w:color w:val="7a7e85"/>
+          <w:sz w:val="16"/>
+          <w:szCs w:val="16"/>
+        </w:rPr>
+      </w:pPr>
+      <w:r>
+        <w:rPr>
+          <w:rFonts w:ascii="Courier New" w:cs="Courier New" w:eastAsia="Courier New" w:hAnsi="Courier New"/>
+          <w:b w:val="1"/>
+          <w:bCs w:val="1"/>
+          <w:color w:val="bcbec4"/>
+          <w:sz w:val="16"/>
+          <w:szCs w:val="16"/>
+          <w:rtl w:val="0"/>
+        </w:rPr>
+        <w:t xml:space="preserve">           </w:t>
+      </w:r>
+      <w:r>
+        <w:rPr>
+          <w:rFonts w:ascii="Courier New" w:cs="Courier New" w:eastAsia="Courier New" w:hAnsi="Courier New"/>
+          <w:b w:val="1"/>
+          <w:bCs w:val="1"/>
+          <w:color w:val="7a7e85"/>
+          <w:sz w:val="16"/>
+          <w:szCs w:val="16"/>
+          <w:rtl w:val="0"/>
+        </w:rPr>
+        <w:t xml:space="preserve">// Завантажує параметри з файлу hibernate.properties та додає класи</w:t>
+      </w:r>
+    </w:p>
+    <w:p>
+      <w:pPr>
+        <w:shd w:fill="191a1c" w:val="clear"/>
+        <w:spacing w:line="360" w:lineRule="auto"/>
+        <w:ind w:firstLine="720"/>
+        <w:jc w:val="both"/>
+        <w:rPr>
+          <w:rFonts w:ascii="Courier New" w:cs="Courier New" w:eastAsia="Courier New" w:hAnsi="Courier New"/>
+          <w:b w:val="1"/>
+          <w:bCs w:val="1"/>
+          <w:color w:val="bcbec4"/>
+          <w:sz w:val="16"/>
+          <w:szCs w:val="16"/>
+        </w:rPr>
+      </w:pPr>
+      <w:r>
+        <w:rPr>
+          <w:rFonts w:ascii="Courier New" w:cs="Courier New" w:eastAsia="Courier New" w:hAnsi="Courier New"/>
+          <w:b w:val="1"/>
+          <w:bCs w:val="1"/>
+          <w:color w:val="7a7e85"/>
+          <w:sz w:val="16"/>
+          <w:szCs w:val="16"/>
+          <w:rtl w:val="0"/>
+        </w:rPr>
+        <w:t xml:space="preserve">           </w:t>
+      </w:r>
+      <w:r>
+        <w:rPr>
+          <w:rFonts w:ascii="Courier New" w:cs="Courier New" w:eastAsia="Courier New" w:hAnsi="Courier New"/>
+          <w:b w:val="1"/>
+          <w:bCs w:val="1"/>
+          <w:i w:val="1"/>
+          <w:iCs w:val="1"/>
+          <w:color w:val="c77dbb"/>
+          <w:sz w:val="16"/>
+          <w:szCs w:val="16"/>
+          <w:rtl w:val="0"/>
+        </w:rPr>
+        <w:t xml:space="preserve">sessionFactory </w:t>
+      </w:r>
+      <w:r>
+        <w:rPr>
+          <w:rFonts w:ascii="Courier New" w:cs="Courier New" w:eastAsia="Courier New" w:hAnsi="Courier New"/>
+          <w:b w:val="1"/>
+          <w:bCs w:val="1"/>
+          <w:color w:val="bcbec4"/>
+          <w:sz w:val="16"/>
+          <w:szCs w:val="16"/>
+          <w:rtl w:val="0"/>
+        </w:rPr>
+        <w:t xml:space="preserve">= </w:t>
+      </w:r>
+      <w:r>
+        <w:rPr>
+          <w:rFonts w:ascii="Courier New" w:cs="Courier New" w:eastAsia="Courier New" w:hAnsi="Courier New"/>
+          <w:b w:val="1"/>
+          <w:bCs w:val="1"/>
+          <w:color w:val="cf8e6d"/>
+          <w:sz w:val="16"/>
+          <w:szCs w:val="16"/>
+          <w:rtl w:val="0"/>
+        </w:rPr>
+        <w:t xml:space="preserve">new </w:t>
+      </w:r>
+      <w:r>
+        <w:rPr>
+          <w:rFonts w:ascii="Courier New" w:cs="Courier New" w:eastAsia="Courier New" w:hAnsi="Courier New"/>
+          <w:b w:val="1"/>
+          <w:bCs w:val="1"/>
+          <w:color w:val="bcbec4"/>
+          <w:sz w:val="16"/>
+          <w:szCs w:val="16"/>
+          <w:rtl w:val="0"/>
+        </w:rPr>
+        <w:t xml:space="preserve">Configuration()</w:t>
+      </w:r>
+    </w:p>
+    <w:p>
+      <w:pPr>
+        <w:shd w:fill="191a1c" w:val="clear"/>
+        <w:spacing w:line="360" w:lineRule="auto"/>
+        <w:ind w:firstLine="720"/>
+        <w:jc w:val="both"/>
+        <w:rPr>
+          <w:rFonts w:ascii="Courier New" w:cs="Courier New" w:eastAsia="Courier New" w:hAnsi="Courier New"/>
+          <w:b w:val="1"/>
+          <w:bCs w:val="1"/>
+          <w:color w:val="bcbec4"/>
+          <w:sz w:val="16"/>
+          <w:szCs w:val="16"/>
+        </w:rPr>
+      </w:pPr>
+      <w:r>
+        <w:rPr>
+          <w:rFonts w:ascii="Courier New" w:cs="Courier New" w:eastAsia="Courier New" w:hAnsi="Courier New"/>
+          <w:b w:val="1"/>
+          <w:bCs w:val="1"/>
+          <w:color w:val="bcbec4"/>
+          <w:sz w:val="16"/>
+          <w:szCs w:val="16"/>
+          <w:rtl w:val="0"/>
+        </w:rPr>
+        <w:t xml:space="preserve">                   .addAnnotatedClass(Passport.</w:t>
+      </w:r>
+      <w:r>
+        <w:rPr>
+          <w:rFonts w:ascii="Courier New" w:cs="Courier New" w:eastAsia="Courier New" w:hAnsi="Courier New"/>
+          <w:b w:val="1"/>
+          <w:bCs w:val="1"/>
+          <w:color w:val="cf8e6d"/>
+          <w:sz w:val="16"/>
+          <w:szCs w:val="16"/>
+          <w:rtl w:val="0"/>
+        </w:rPr>
+        <w:t xml:space="preserve">class</w:t>
+      </w:r>
+      <w:r>
+        <w:rPr>
+          <w:rFonts w:ascii="Courier New" w:cs="Courier New" w:eastAsia="Courier New" w:hAnsi="Courier New"/>
+          <w:b w:val="1"/>
+          <w:bCs w:val="1"/>
+          <w:color w:val="bcbec4"/>
+          <w:sz w:val="16"/>
+          <w:szCs w:val="16"/>
+          <w:rtl w:val="0"/>
+        </w:rPr>
+        <w:t xml:space="preserve">)</w:t>
+      </w:r>
+    </w:p>
+    <w:p>
+      <w:pPr>
+        <w:shd w:fill="191a1c" w:val="clear"/>
+        <w:spacing w:line="360" w:lineRule="auto"/>
+        <w:ind w:firstLine="720"/>
+        <w:jc w:val="both"/>
+        <w:rPr>
+          <w:rFonts w:ascii="Courier New" w:cs="Courier New" w:eastAsia="Courier New" w:hAnsi="Courier New"/>
+          <w:b w:val="1"/>
+          <w:bCs w:val="1"/>
+          <w:color w:val="bcbec4"/>
+          <w:sz w:val="16"/>
+          <w:szCs w:val="16"/>
+        </w:rPr>
+      </w:pPr>
+      <w:r>
+        <w:rPr>
+          <w:rFonts w:ascii="Courier New" w:cs="Courier New" w:eastAsia="Courier New" w:hAnsi="Courier New"/>
+          <w:b w:val="1"/>
+          <w:bCs w:val="1"/>
+          <w:color w:val="bcbec4"/>
+          <w:sz w:val="16"/>
+          <w:szCs w:val="16"/>
+          <w:rtl w:val="0"/>
+        </w:rPr>
+        <w:t xml:space="preserve">                   .addAnnotatedClass(Truck.</w:t>
+      </w:r>
+      <w:r>
+        <w:rPr>
+          <w:rFonts w:ascii="Courier New" w:cs="Courier New" w:eastAsia="Courier New" w:hAnsi="Courier New"/>
+          <w:b w:val="1"/>
+          <w:bCs w:val="1"/>
+          <w:color w:val="cf8e6d"/>
+          <w:sz w:val="16"/>
+          <w:szCs w:val="16"/>
+          <w:rtl w:val="0"/>
+        </w:rPr>
+        <w:t xml:space="preserve">class</w:t>
+      </w:r>
+      <w:r>
+        <w:rPr>
+          <w:rFonts w:ascii="Courier New" w:cs="Courier New" w:eastAsia="Courier New" w:hAnsi="Courier New"/>
+          <w:b w:val="1"/>
+          <w:bCs w:val="1"/>
+          <w:color w:val="bcbec4"/>
+          <w:sz w:val="16"/>
+          <w:szCs w:val="16"/>
+          <w:rtl w:val="0"/>
+        </w:rPr>
+        <w:t xml:space="preserve">)</w:t>
+      </w:r>
+    </w:p>
+    <w:p>
+      <w:pPr>
+        <w:shd w:fill="191a1c" w:val="clear"/>
+        <w:spacing w:line="360" w:lineRule="auto"/>
+        <w:ind w:firstLine="720"/>
+        <w:jc w:val="both"/>
+        <w:rPr>
+          <w:rFonts w:ascii="Courier New" w:cs="Courier New" w:eastAsia="Courier New" w:hAnsi="Courier New"/>
+          <w:b w:val="1"/>
+          <w:bCs w:val="1"/>
+          <w:color w:val="bcbec4"/>
+          <w:sz w:val="16"/>
+          <w:szCs w:val="16"/>
+        </w:rPr>
+      </w:pPr>
+      <w:r>
+        <w:rPr>
+          <w:rFonts w:ascii="Courier New" w:cs="Courier New" w:eastAsia="Courier New" w:hAnsi="Courier New"/>
+          <w:b w:val="1"/>
+          <w:bCs w:val="1"/>
+          <w:color w:val="bcbec4"/>
+          <w:sz w:val="16"/>
+          <w:szCs w:val="16"/>
+          <w:rtl w:val="0"/>
+        </w:rPr>
+        <w:t xml:space="preserve">                   .addAnnotatedClass(Driver.</w:t>
+      </w:r>
+      <w:r>
+        <w:rPr>
+          <w:rFonts w:ascii="Courier New" w:cs="Courier New" w:eastAsia="Courier New" w:hAnsi="Courier New"/>
+          <w:b w:val="1"/>
+          <w:bCs w:val="1"/>
+          <w:color w:val="cf8e6d"/>
+          <w:sz w:val="16"/>
+          <w:szCs w:val="16"/>
+          <w:rtl w:val="0"/>
+        </w:rPr>
+        <w:t xml:space="preserve">class</w:t>
+      </w:r>
+      <w:r>
+        <w:rPr>
+          <w:rFonts w:ascii="Courier New" w:cs="Courier New" w:eastAsia="Courier New" w:hAnsi="Courier New"/>
+          <w:b w:val="1"/>
+          <w:bCs w:val="1"/>
+          <w:color w:val="bcbec4"/>
+          <w:sz w:val="16"/>
+          <w:szCs w:val="16"/>
+          <w:rtl w:val="0"/>
+        </w:rPr>
+        <w:t xml:space="preserve">)</w:t>
+      </w:r>
+    </w:p>
+    <w:p>
+      <w:pPr>
+        <w:shd w:fill="191a1c" w:val="clear"/>
+        <w:spacing w:line="360" w:lineRule="auto"/>
+        <w:ind w:firstLine="720"/>
+        <w:jc w:val="both"/>
+        <w:rPr>
+          <w:rFonts w:ascii="Courier New" w:cs="Courier New" w:eastAsia="Courier New" w:hAnsi="Courier New"/>
+          <w:b w:val="1"/>
+          <w:bCs w:val="1"/>
+          <w:color w:val="bcbec4"/>
+          <w:sz w:val="16"/>
+          <w:szCs w:val="16"/>
+        </w:rPr>
+      </w:pPr>
+      <w:r>
+        <w:rPr>
+          <w:rFonts w:ascii="Courier New" w:cs="Courier New" w:eastAsia="Courier New" w:hAnsi="Courier New"/>
+          <w:b w:val="1"/>
+          <w:bCs w:val="1"/>
+          <w:color w:val="bcbec4"/>
+          <w:sz w:val="16"/>
+          <w:szCs w:val="16"/>
+          <w:rtl w:val="0"/>
+        </w:rPr>
+        <w:t xml:space="preserve">                   .addAnnotatedClass(TripRequest.</w:t>
+      </w:r>
+      <w:r>
+        <w:rPr>
+          <w:rFonts w:ascii="Courier New" w:cs="Courier New" w:eastAsia="Courier New" w:hAnsi="Courier New"/>
+          <w:b w:val="1"/>
+          <w:bCs w:val="1"/>
+          <w:color w:val="cf8e6d"/>
+          <w:sz w:val="16"/>
+          <w:szCs w:val="16"/>
+          <w:rtl w:val="0"/>
+        </w:rPr>
+        <w:t xml:space="preserve">class</w:t>
+      </w:r>
+      <w:r>
+        <w:rPr>
+          <w:rFonts w:ascii="Courier New" w:cs="Courier New" w:eastAsia="Courier New" w:hAnsi="Courier New"/>
+          <w:b w:val="1"/>
+          <w:bCs w:val="1"/>
+          <w:color w:val="bcbec4"/>
+          <w:sz w:val="16"/>
+          <w:szCs w:val="16"/>
+          <w:rtl w:val="0"/>
+        </w:rPr>
+        <w:t xml:space="preserve">)</w:t>
+      </w:r>
+    </w:p>
+    <w:p>
+      <w:pPr>
+        <w:shd w:fill="191a1c" w:val="clear"/>
+        <w:spacing w:line="360" w:lineRule="auto"/>
+        <w:ind w:firstLine="720"/>
+        <w:jc w:val="both"/>
+        <w:rPr>
+          <w:rFonts w:ascii="Courier New" w:cs="Courier New" w:eastAsia="Courier New" w:hAnsi="Courier New"/>
+          <w:b w:val="1"/>
+          <w:bCs w:val="1"/>
+          <w:color w:val="bcbec4"/>
+          <w:sz w:val="16"/>
+          <w:szCs w:val="16"/>
+        </w:rPr>
+      </w:pPr>
+      <w:r>
+        <w:rPr>
+          <w:rFonts w:ascii="Courier New" w:cs="Courier New" w:eastAsia="Courier New" w:hAnsi="Courier New"/>
+          <w:b w:val="1"/>
+          <w:bCs w:val="1"/>
+          <w:color w:val="bcbec4"/>
+          <w:sz w:val="16"/>
+          <w:szCs w:val="16"/>
+          <w:rtl w:val="0"/>
+        </w:rPr>
+        <w:t xml:space="preserve">                   .buildSessionFactory();</w:t>
+      </w:r>
+    </w:p>
+    <w:p>
+      <w:pPr>
+        <w:shd w:fill="191a1c" w:val="clear"/>
+        <w:spacing w:line="360" w:lineRule="auto"/>
+        <w:ind w:firstLine="720"/>
+        <w:jc w:val="both"/>
+        <w:rPr>
+          <w:rFonts w:ascii="Courier New" w:cs="Courier New" w:eastAsia="Courier New" w:hAnsi="Courier New"/>
+          <w:b w:val="1"/>
+          <w:bCs w:val="1"/>
+          <w:color w:val="bcbec4"/>
+          <w:sz w:val="16"/>
+          <w:szCs w:val="16"/>
+        </w:rPr>
+      </w:pPr>
+      <w:r>
+        <w:rPr>
+          <w:rFonts w:ascii="Courier New" w:cs="Courier New" w:eastAsia="Courier New" w:hAnsi="Courier New"/>
+          <w:b w:val="1"/>
+          <w:bCs w:val="1"/>
+          <w:color w:val="bcbec4"/>
+          <w:sz w:val="16"/>
+          <w:szCs w:val="16"/>
+          <w:rtl w:val="0"/>
+        </w:rPr>
+        <w:t xml:space="preserve">       } </w:t>
+      </w:r>
+      <w:r>
+        <w:rPr>
+          <w:rFonts w:ascii="Courier New" w:cs="Courier New" w:eastAsia="Courier New" w:hAnsi="Courier New"/>
+          <w:b w:val="1"/>
+          <w:bCs w:val="1"/>
+          <w:color w:val="cf8e6d"/>
+          <w:sz w:val="16"/>
+          <w:szCs w:val="16"/>
+          <w:rtl w:val="0"/>
+        </w:rPr>
+        <w:t xml:space="preserve">catch </w:t>
+      </w:r>
+      <w:r>
+        <w:rPr>
+          <w:rFonts w:ascii="Courier New" w:cs="Courier New" w:eastAsia="Courier New" w:hAnsi="Courier New"/>
+          <w:b w:val="1"/>
+          <w:bCs w:val="1"/>
+          <w:color w:val="bcbec4"/>
+          <w:sz w:val="16"/>
+          <w:szCs w:val="16"/>
+          <w:rtl w:val="0"/>
+        </w:rPr>
+        <w:t xml:space="preserve">(Throwable ex) {</w:t>
+      </w:r>
+    </w:p>
+    <w:p>
+      <w:pPr>
+        <w:shd w:fill="191a1c" w:val="clear"/>
+        <w:spacing w:line="360" w:lineRule="auto"/>
+        <w:ind w:firstLine="720"/>
+        <w:jc w:val="both"/>
+        <w:rPr>
+          <w:rFonts w:ascii="Courier New" w:cs="Courier New" w:eastAsia="Courier New" w:hAnsi="Courier New"/>
+          <w:b w:val="1"/>
+          <w:bCs w:val="1"/>
+          <w:color w:val="bcbec4"/>
+          <w:sz w:val="16"/>
+          <w:szCs w:val="16"/>
+        </w:rPr>
+      </w:pPr>
+      <w:r>
+        <w:rPr>
+          <w:rFonts w:ascii="Courier New" w:cs="Courier New" w:eastAsia="Courier New" w:hAnsi="Courier New"/>
+          <w:b w:val="1"/>
+          <w:bCs w:val="1"/>
+          <w:color w:val="bcbec4"/>
+          <w:sz w:val="16"/>
+          <w:szCs w:val="16"/>
+          <w:rtl w:val="0"/>
+        </w:rPr>
+        <w:t xml:space="preserve">           System.</w:t>
+      </w:r>
+      <w:r>
+        <w:rPr>
+          <w:rFonts w:ascii="Courier New" w:cs="Courier New" w:eastAsia="Courier New" w:hAnsi="Courier New"/>
+          <w:b w:val="1"/>
+          <w:bCs w:val="1"/>
+          <w:i w:val="1"/>
+          <w:iCs w:val="1"/>
+          <w:color w:val="c77dbb"/>
+          <w:sz w:val="16"/>
+          <w:szCs w:val="16"/>
+          <w:rtl w:val="0"/>
+        </w:rPr>
+        <w:t xml:space="preserve">err</w:t>
+      </w:r>
+      <w:r>
+        <w:rPr>
+          <w:rFonts w:ascii="Courier New" w:cs="Courier New" w:eastAsia="Courier New" w:hAnsi="Courier New"/>
+          <w:b w:val="1"/>
+          <w:bCs w:val="1"/>
+          <w:color w:val="bcbec4"/>
+          <w:sz w:val="16"/>
+          <w:szCs w:val="16"/>
+          <w:rtl w:val="0"/>
+        </w:rPr>
+        <w:t xml:space="preserve">.println(</w:t>
+      </w:r>
+      <w:r>
+        <w:rPr>
+          <w:rFonts w:ascii="Courier New" w:cs="Courier New" w:eastAsia="Courier New" w:hAnsi="Courier New"/>
+          <w:b w:val="1"/>
+          <w:bCs w:val="1"/>
+          <w:color w:val="6aab73"/>
+          <w:sz w:val="16"/>
+          <w:szCs w:val="16"/>
+          <w:rtl w:val="0"/>
+        </w:rPr>
+        <w:t xml:space="preserve">"Помилка ініціалізації SessionFactory:" </w:t>
+      </w:r>
+      <w:r>
+        <w:rPr>
+          <w:rFonts w:ascii="Courier New" w:cs="Courier New" w:eastAsia="Courier New" w:hAnsi="Courier New"/>
+          <w:b w:val="1"/>
+          <w:bCs w:val="1"/>
+          <w:color w:val="bcbec4"/>
+          <w:sz w:val="16"/>
+          <w:szCs w:val="16"/>
+          <w:rtl w:val="0"/>
+        </w:rPr>
+        <w:t xml:space="preserve">+ ex);</w:t>
+      </w:r>
+    </w:p>
+    <w:p>
+      <w:pPr>
+        <w:shd w:fill="191a1c" w:val="clear"/>
+        <w:spacing w:line="360" w:lineRule="auto"/>
+        <w:ind w:firstLine="720"/>
+        <w:jc w:val="both"/>
+        <w:rPr>
+          <w:rFonts w:ascii="Courier New" w:cs="Courier New" w:eastAsia="Courier New" w:hAnsi="Courier New"/>
+          <w:b w:val="1"/>
+          <w:bCs w:val="1"/>
+          <w:color w:val="bcbec4"/>
+          <w:sz w:val="16"/>
+          <w:szCs w:val="16"/>
+        </w:rPr>
+      </w:pPr>
+      <w:r>
+        <w:rPr>
+          <w:rFonts w:ascii="Courier New" w:cs="Courier New" w:eastAsia="Courier New" w:hAnsi="Courier New"/>
+          <w:b w:val="1"/>
+          <w:bCs w:val="1"/>
+          <w:color w:val="bcbec4"/>
+          <w:sz w:val="16"/>
+          <w:szCs w:val="16"/>
+          <w:rtl w:val="0"/>
+        </w:rPr>
+        <w:t xml:space="preserve">           </w:t>
+      </w:r>
+      <w:r>
+        <w:rPr>
+          <w:rFonts w:ascii="Courier New" w:cs="Courier New" w:eastAsia="Courier New" w:hAnsi="Courier New"/>
+          <w:b w:val="1"/>
+          <w:bCs w:val="1"/>
+          <w:color w:val="cf8e6d"/>
+          <w:sz w:val="16"/>
+          <w:szCs w:val="16"/>
+          <w:rtl w:val="0"/>
+        </w:rPr>
+        <w:t xml:space="preserve">throw new </w:t>
+      </w:r>
+      <w:r>
+        <w:rPr>
+          <w:rFonts w:ascii="Courier New" w:cs="Courier New" w:eastAsia="Courier New" w:hAnsi="Courier New"/>
+          <w:b w:val="1"/>
+          <w:bCs w:val="1"/>
+          <w:color w:val="bcbec4"/>
+          <w:sz w:val="16"/>
+          <w:szCs w:val="16"/>
+          <w:rtl w:val="0"/>
+        </w:rPr>
+        <w:t xml:space="preserve">ExceptionInInitializerError(ex);</w:t>
+      </w:r>
+    </w:p>
+    <w:p>
+      <w:pPr>
+        <w:shd w:fill="191a1c" w:val="clear"/>
+        <w:spacing w:line="360" w:lineRule="auto"/>
+        <w:ind w:firstLine="720"/>
+        <w:jc w:val="both"/>
+        <w:rPr>
+          <w:rFonts w:ascii="Courier New" w:cs="Courier New" w:eastAsia="Courier New" w:hAnsi="Courier New"/>
+          <w:b w:val="1"/>
+          <w:bCs w:val="1"/>
+          <w:color w:val="bcbec4"/>
+          <w:sz w:val="16"/>
+          <w:szCs w:val="16"/>
+        </w:rPr>
+      </w:pPr>
+      <w:r>
+        <w:rPr>
+          <w:rFonts w:ascii="Courier New" w:cs="Courier New" w:eastAsia="Courier New" w:hAnsi="Courier New"/>
+          <w:b w:val="1"/>
+          <w:bCs w:val="1"/>
+          <w:color w:val="bcbec4"/>
+          <w:sz w:val="16"/>
+          <w:szCs w:val="16"/>
+          <w:rtl w:val="0"/>
+        </w:rPr>
+        <w:t xml:space="preserve">       }</w:t>
+      </w:r>
+    </w:p>
+    <w:p>
+      <w:pPr>
+        <w:shd w:fill="191a1c" w:val="clear"/>
+        <w:spacing w:line="360" w:lineRule="auto"/>
+        <w:ind w:firstLine="720"/>
+        <w:jc w:val="both"/>
+        <w:rPr>
+          <w:rFonts w:ascii="Courier New" w:cs="Courier New" w:eastAsia="Courier New" w:hAnsi="Courier New"/>
+          <w:b w:val="1"/>
+          <w:bCs w:val="1"/>
+          <w:color w:val="bcbec4"/>
+          <w:sz w:val="16"/>
+          <w:szCs w:val="16"/>
+        </w:rPr>
+      </w:pPr>
+      <w:r>
+        <w:rPr>
+          <w:rFonts w:ascii="Courier New" w:cs="Courier New" w:eastAsia="Courier New" w:hAnsi="Courier New"/>
+          <w:b w:val="1"/>
+          <w:bCs w:val="1"/>
+          <w:color w:val="bcbec4"/>
+          <w:sz w:val="16"/>
+          <w:szCs w:val="16"/>
+          <w:rtl w:val="0"/>
+        </w:rPr>
+        <w:t xml:space="preserve">   }</w:t>
+      </w:r>
+    </w:p>
+    <w:p>
+      <w:pPr>
+        <w:shd w:fill="191a1c" w:val="clear"/>
+        <w:spacing w:line="360" w:lineRule="auto"/>
+        <w:ind w:firstLine="720"/>
+        <w:jc w:val="both"/>
+        <w:rPr>
+          <w:rFonts w:ascii="Courier New" w:cs="Courier New" w:eastAsia="Courier New" w:hAnsi="Courier New"/>
+          <w:b w:val="1"/>
+          <w:bCs w:val="1"/>
+          <w:color w:val="bcbec4"/>
+          <w:sz w:val="16"/>
+          <w:szCs w:val="16"/>
+        </w:rPr>
+      </w:pPr>
+      <w:r>
+        <w:rPr>
+          <w:rtl w:val="0"/>
+        </w:rPr>
+      </w:r>
+    </w:p>
+    <w:p>
+      <w:pPr>
+        <w:shd w:fill="191a1c" w:val="clear"/>
+        <w:spacing w:line="360" w:lineRule="auto"/>
+        <w:ind w:firstLine="720"/>
+        <w:jc w:val="both"/>
+        <w:rPr>
+          <w:rFonts w:ascii="Courier New" w:cs="Courier New" w:eastAsia="Courier New" w:hAnsi="Courier New"/>
+          <w:b w:val="1"/>
+          <w:bCs w:val="1"/>
+          <w:color w:val="bcbec4"/>
+          <w:sz w:val="16"/>
+          <w:szCs w:val="16"/>
+        </w:rPr>
+      </w:pPr>
+      <w:r>
+        <w:rPr>
+          <w:rFonts w:ascii="Courier New" w:cs="Courier New" w:eastAsia="Courier New" w:hAnsi="Courier New"/>
+          <w:b w:val="1"/>
+          <w:bCs w:val="1"/>
+          <w:color w:val="bcbec4"/>
+          <w:sz w:val="16"/>
+          <w:szCs w:val="16"/>
+          <w:rtl w:val="0"/>
+        </w:rPr>
+        <w:t xml:space="preserve">   </w:t>
+      </w:r>
+      <w:r>
+        <w:rPr>
+          <w:rFonts w:ascii="Courier New" w:cs="Courier New" w:eastAsia="Courier New" w:hAnsi="Courier New"/>
+          <w:b w:val="1"/>
+          <w:bCs w:val="1"/>
+          <w:color w:val="cf8e6d"/>
+          <w:sz w:val="16"/>
+          <w:szCs w:val="16"/>
+          <w:rtl w:val="0"/>
+        </w:rPr>
+        <w:t xml:space="preserve">public static </w:t>
+      </w:r>
+      <w:r>
+        <w:rPr>
+          <w:rFonts w:ascii="Courier New" w:cs="Courier New" w:eastAsia="Courier New" w:hAnsi="Courier New"/>
+          <w:b w:val="1"/>
+          <w:bCs w:val="1"/>
+          <w:color w:val="bcbec4"/>
+          <w:sz w:val="16"/>
+          <w:szCs w:val="16"/>
+          <w:rtl w:val="0"/>
+        </w:rPr>
+        <w:t xml:space="preserve">SessionFactory </w:t>
+      </w:r>
+      <w:r>
+        <w:rPr>
+          <w:rFonts w:ascii="Courier New" w:cs="Courier New" w:eastAsia="Courier New" w:hAnsi="Courier New"/>
+          <w:b w:val="1"/>
+          <w:bCs w:val="1"/>
+          <w:color w:val="56a8f5"/>
+          <w:sz w:val="16"/>
+          <w:szCs w:val="16"/>
+          <w:rtl w:val="0"/>
+        </w:rPr>
+        <w:t xml:space="preserve">getSessionFactory</w:t>
+      </w:r>
+      <w:r>
+        <w:rPr>
+          <w:rFonts w:ascii="Courier New" w:cs="Courier New" w:eastAsia="Courier New" w:hAnsi="Courier New"/>
+          <w:b w:val="1"/>
+          <w:bCs w:val="1"/>
+          <w:color w:val="bcbec4"/>
+          <w:sz w:val="16"/>
+          <w:szCs w:val="16"/>
+          <w:rtl w:val="0"/>
+        </w:rPr>
+        <w:t xml:space="preserve">() { </w:t>
+      </w:r>
+      <w:r>
+        <w:rPr>
+          <w:rFonts w:ascii="Courier New" w:cs="Courier New" w:eastAsia="Courier New" w:hAnsi="Courier New"/>
+          <w:b w:val="1"/>
+          <w:bCs w:val="1"/>
+          <w:color w:val="cf8e6d"/>
+          <w:sz w:val="16"/>
+          <w:szCs w:val="16"/>
+          <w:rtl w:val="0"/>
+        </w:rPr>
+        <w:t xml:space="preserve">return </w:t>
+      </w:r>
+      <w:r>
+        <w:rPr>
+          <w:rFonts w:ascii="Courier New" w:cs="Courier New" w:eastAsia="Courier New" w:hAnsi="Courier New"/>
+          <w:b w:val="1"/>
+          <w:bCs w:val="1"/>
+          <w:i w:val="1"/>
+          <w:iCs w:val="1"/>
+          <w:color w:val="c77dbb"/>
+          <w:sz w:val="16"/>
+          <w:szCs w:val="16"/>
+          <w:rtl w:val="0"/>
+        </w:rPr>
+        <w:t xml:space="preserve">sessionFactory</w:t>
+      </w:r>
+      <w:r>
+        <w:rPr>
+          <w:rFonts w:ascii="Courier New" w:cs="Courier New" w:eastAsia="Courier New" w:hAnsi="Courier New"/>
+          <w:b w:val="1"/>
+          <w:bCs w:val="1"/>
+          <w:color w:val="bcbec4"/>
+          <w:sz w:val="16"/>
+          <w:szCs w:val="16"/>
+          <w:rtl w:val="0"/>
+        </w:rPr>
+        <w:t xml:space="preserve">; }</w:t>
+      </w:r>
+    </w:p>
+    <w:p>
+      <w:pPr>
+        <w:shd w:fill="191a1c" w:val="clear"/>
+        <w:spacing w:line="360" w:lineRule="auto"/>
+        <w:ind w:firstLine="720"/>
+        <w:jc w:val="both"/>
+        <w:rPr>
+          <w:rFonts w:ascii="Times New Roman" w:cs="Times New Roman" w:eastAsia="Times New Roman" w:hAnsi="Times New Roman"/>
+          <w:b w:val="1"/>
+          <w:bCs w:val="1"/>
+          <w:sz w:val="28"/>
+          <w:szCs w:val="28"/>
+        </w:rPr>
+      </w:pPr>
+      <w:r>
+        <w:rPr>
+          <w:rFonts w:ascii="Courier New" w:cs="Courier New" w:eastAsia="Courier New" w:hAnsi="Courier New"/>
+          <w:b w:val="1"/>
+          <w:bCs w:val="1"/>
+          <w:color w:val="bcbec4"/>
+          <w:sz w:val="16"/>
+          <w:szCs w:val="16"/>
+          <w:rtl w:val="0"/>
+        </w:rPr>
+        <w:t xml:space="preserve">}</w:t>
       </w:r>
       <w:r>
         <w:br w:type="page"/>
@@ -17231,12 +18344,12 @@
           <wp:inline distB="114300" distT="114300" distL="114300" distR="114300">
             <wp:extent cx="5731200" cy="889000"/>
             <wp:effectExtent b="0" l="0" r="0" t="0"/>
-            <wp:docPr id="2" name="image1.png"/>
+            <wp:docPr id="2" name="image4.png"/>
             <a:graphic>
               <a:graphicData uri="http://schemas.openxmlformats.org/drawingml/2006/picture">
                 <pic:pic>
                   <pic:nvPicPr>
-                    <pic:cNvPr id="0" name="image1.png"/>
+                    <pic:cNvPr id="0" name="image4.png"/>
                     <pic:cNvPicPr preferRelativeResize="0"/>
                   </pic:nvPicPr>
                   <pic:blipFill>
@@ -17335,12 +18448,12 @@
           <wp:inline distB="114300" distT="114300" distL="114300" distR="114300">
             <wp:extent cx="5731200" cy="939800"/>
             <wp:effectExtent b="0" l="0" r="0" t="0"/>
-            <wp:docPr id="1" name="image5.png"/>
+            <wp:docPr id="5" name="image3.png"/>
             <a:graphic>
               <a:graphicData uri="http://schemas.openxmlformats.org/drawingml/2006/picture">
                 <pic:pic>
                   <pic:nvPicPr>
-                    <pic:cNvPr id="0" name="image5.png"/>
+                    <pic:cNvPr id="0" name="image3.png"/>
                     <pic:cNvPicPr preferRelativeResize="0"/>
                   </pic:nvPicPr>
                   <pic:blipFill>
@@ -17419,12 +18532,12 @@
           <wp:inline distB="114300" distT="114300" distL="114300" distR="114300">
             <wp:extent cx="4657725" cy="2657475"/>
             <wp:effectExtent b="0" l="0" r="0" t="0"/>
-            <wp:docPr id="4" name="image4.png"/>
+            <wp:docPr id="4" name="image5.png"/>
             <a:graphic>
               <a:graphicData uri="http://schemas.openxmlformats.org/drawingml/2006/picture">
                 <pic:pic>
                   <pic:nvPicPr>
-                    <pic:cNvPr id="0" name="image4.png"/>
+                    <pic:cNvPr id="0" name="image5.png"/>
                     <pic:cNvPicPr preferRelativeResize="0"/>
                   </pic:nvPicPr>
                   <pic:blipFill>
@@ -17610,11 +18723,6 @@
           <w:rtl w:val="0"/>
         </w:rPr>
         <w:t xml:space="preserve">: у ході лабораторної роботи було успішно реалізовано структуру програми за допомогою фреймворку Hibernate. Це дозволило повністю абстрагуватися від ручного написання SQL-запитів і перекласти керування реляційними даними на об'єктно-орієнтований код Java.</w:t>
-      </w:r>
-      <w:r>
-        <w:rPr>
-          <w:rtl w:val="0"/>
-        </w:rPr>
       </w:r>
     </w:p>
     <w:sectPr>
